--- a/MJRH_Documentation_Master_Plan_v3.0.docx
+++ b/MJRH_Documentation_Master_Plan_v3.0.docx
@@ -4603,7 +4603,7 @@
           <w:color w:val="334155"/>
           <w:sz w:val="22"/>
         </w:rPr>
-        <w:t>Safeguards corporate legal integrity and regulatory compliance. Governs the standalone legal department view (Branch Legal Affairs &amp; Contract Interface and Corporate Legal Vault Interface), persisting interactive records directly to `public.legal_contracts` and Supabase Storage (Secure Legal Contract Repository). Manages Master Services Agreements (MSAs), vehicle operating licenses (`vehicle_license`), procurement contracts (`purchase_contract`), and active litigation claims (`litigation_dispute`).</w:t>
+        <w:t>Safeguards corporate legal integrity and regulatory compliance. Governs the standalone legal department view (Branch Legal Affairs &amp; Contract Interface and Corporate Legal Vault Interface), persisting interactive records directly to Corporate Legal Contract Schema and Supabase Storage (Secure Legal Contract Repository). Manages Master Services Agreements (MSAs), vehicle operating licenses (`vehicle_license`), procurement contracts (`purchase_contract`), and active litigation claims (`litigation_dispute`).</w:t>
       </w:r>
     </w:p>
     <w:p>
@@ -5191,7 +5191,7 @@
           <w:color w:val="334155"/>
           <w:sz w:val="22"/>
         </w:rPr>
-        <w:t>In institutional software due diligence, valuing an early-stage SaaS enterprise requires establishing a rigorous, defensible asset floor independent of speculative revenue multiples. To support its EGP 15,000,000 Pre-Seed pre-money valuation, MJRH commissioned an exhaustive technical and financial appraisal of its live production codebase and proprietary algorithmic IP (formally documented in `docs/09_UPDATED_CODEBASE_VALUATION_AND_ENTERPRISE_APPRAISAL_V2.6.md`). This appraisal establishes an independently audited Total Asset Value of EGP 11,610,000, providing institutional investors with an extraordinary 77.4% tangible and intangible asset coverage floor.</w:t>
+        <w:t>In institutional software due diligence, valuing an early-stage SaaS enterprise requires establishing a rigorous, defensible asset floor independent of speculative revenue multiples. To support its EGP 15,000,000 Pre-Seed pre-money valuation, MJRH commissioned an exhaustive technical and financial appraisal of its live production codebase and proprietary algorithmic IP (formally documented in Official Codebase &amp; Asset Appraisal Report). This appraisal establishes an independently audited Total Asset Value of EGP 11,610,000, providing institutional investors with an extraordinary 77.4% tangible and intangible asset coverage floor.</w:t>
       </w:r>
     </w:p>
     <w:p>
@@ -6113,7 +6113,7 @@
                 <w:color w:val="334155"/>
                 <w:sz w:val="20"/>
               </w:rPr>
-              <w:t>10 workstation screens, invoice editor, OmnipresentOrderBanner, SorterReturnDialog, zero-emoji UI.</w:t>
+              <w:t>10 workstation screens, invoice editor, Omnipresent Client Preference Banner, Structured Discrepancy Exception Vault, zero-emoji UI.</w:t>
             </w:r>
           </w:p>
         </w:tc>
@@ -14454,7 +14454,7 @@
           <w:color w:val="334155"/>
           <w:sz w:val="22"/>
         </w:rPr>
-        <w:t>To facilitate rapid, verifiable institutional due diligence by venture capital analysts and deal advisory teams, every claim, table, and architectural engine presented in this Executive Summary is cross-referenced against the official MJRH Investment Data Room (`docs/10_MJRH_INVESTMENT_DATA_ROOM_MASTER_INDEX.md`). The Data Room is structured into 12 comprehensive sections:</w:t>
+        <w:t>To facilitate rapid, verifiable institutional due diligence by venture capital analysts and deal advisory teams, every claim, table, and architectural engine presented in this Executive Summary is cross-referenced against the official MJRH Investment Data Room (Official Institutional Data Room Master Index). The Data Room is structured into 12 comprehensive sections:</w:t>
       </w:r>
     </w:p>
     <w:tbl>
@@ -15322,7 +15322,7 @@
                 <w:color w:val="334155"/>
                 <w:sz w:val="20"/>
               </w:rPr>
-              <w:t>`docs/06_OFFICIAL_INVESTMENT_MEMORANDUM_V1.md`</w:t>
+              <w:t>Official Institutional Investment Memorandum</w:t>
             </w:r>
           </w:p>
         </w:tc>
@@ -16147,7 +16147,7 @@
                 <w:color w:val="334155"/>
                 <w:sz w:val="20"/>
               </w:rPr>
-              <w:t>All `.tsx` components in Rotational Workstation Interfaces</w:t>
+              <w:t>All Workstation UI Components across Plant Interfaces</w:t>
             </w:r>
           </w:p>
         </w:tc>
@@ -20496,7 +20496,7 @@
                 <w:color w:val="334155"/>
                 <w:sz w:val="20"/>
               </w:rPr>
-              <w:t>الضغط على زر الفرز السريع (fastTrackSortAll) لتوجيه القطع تلقائياً لمحطات الغسيل أو الكي.</w:t>
+              <w:t>الضغط على زر الفرز السريع (1-Click Fast Track Sorting Protocol) لتوجيه القطع تلقائياً لمحطات الغسيل أو الكي.</w:t>
             </w:r>
           </w:p>
         </w:tc>
@@ -20597,7 +20597,7 @@
                 <w:color w:val="334155"/>
                 <w:sz w:val="20"/>
               </w:rPr>
-              <w:t>معالجة الغسيل وإزالة البقع. في حال وجود مرتجع، يتم تسجيل السبب عبر نافذة SorterReturnDialog.</w:t>
+              <w:t>معالجة الغسيل وإزالة البقع. في حال وجود مرتجع، يتم تسجيل السبب عبر نافذة Structured Discrepancy Exception Vault.</w:t>
             </w:r>
           </w:p>
         </w:tc>
@@ -20799,7 +20799,7 @@
                 <w:color w:val="334155"/>
                 <w:sz w:val="20"/>
               </w:rPr>
-              <w:t>فحص الجودة والمطابقة النهائية، ثم الضغط على التغليف السريع (fastTrackPackAndReady) لتجهيز الشحنة.</w:t>
+              <w:t>فحص الجودة والمطابقة النهائية، ثم الضغط على التغليف السريع (1-Click Fast Track Packing Protocol) لتجهيز الشحنة.</w:t>
             </w:r>
           </w:p>
         </w:tc>

--- a/MJRH_Documentation_Master_Plan_v3.0.docx
+++ b/MJRH_Documentation_Master_Plan_v3.0.docx
@@ -4,7 +4,7 @@
   <w:body>
     <w:p>
       <w:pPr>
-        <w:spacing w:before="720" w:after="240"/>
+        <w:spacing w:before="480" w:after="200"/>
         <w:jc w:val="center"/>
       </w:pPr>
       <w:r>
@@ -12,30 +12,111 @@
           <w:rFonts w:ascii="Arial" w:hAnsi="Arial"/>
           <w:b/>
           <w:color w:val="0F172A"/>
-          <w:sz w:val="56"/>
+          <w:sz w:val="48"/>
         </w:rPr>
-        <w:t>MJRH INDUSTRIAL REVOLUTION</w:t>
-        <w:br/>
+        <w:t>MJRH Definitive 15-Section Institutional Master Plan v3.0</w:t>
       </w:r>
+    </w:p>
+    <w:p>
+      <w:pPr>
+        <w:keepNext/>
+        <w:spacing w:before="360" w:after="160"/>
+      </w:pPr>
       <w:r>
         <w:rPr>
           <w:rFonts w:ascii="Arial" w:hAnsi="Arial"/>
           <w:b/>
-          <w:color w:val="0D9488"/>
+          <w:color w:val="0F172A"/>
           <w:sz w:val="36"/>
         </w:rPr>
-        <w:t>Definitive 15-Section Institutional Master Plan v3.0</w:t>
-        <w:br/>
+        <w:t>The Operational Intelligence Platform (OIP) for Industrial, Commercial, and Service Businesses</w:t>
+      </w:r>
+    </w:p>
+    <w:p>
+      <w:pPr>
+        <w:keepNext/>
+        <w:spacing w:before="280" w:after="120"/>
+      </w:pPr>
+      <w:r>
+        <w:rPr>
+          <w:rFonts w:ascii="Arial" w:hAnsi="Arial"/>
+          <w:b/>
+          <w:color w:val="1E293B"/>
+          <w:sz w:val="28"/>
+        </w:rPr>
+        <w:t>Official Institutional Due Diligence Documentation | Version 3.0</w:t>
+      </w:r>
+    </w:p>
+    <w:p>
+      <w:pPr>
+        <w:spacing w:before="0" w:after="120" w:line="276" w:lineRule="auto"/>
+      </w:pPr>
+      <w:r>
+        <w:rPr>
+          <w:rFonts w:ascii="Calibri" w:hAnsi="Calibri"/>
+          <w:b/>
+          <w:color w:val="0F172A"/>
+          <w:sz w:val="22"/>
+        </w:rPr>
+        <w:t xml:space="preserve">Prepared By: </w:t>
       </w:r>
       <w:r>
         <w:rPr>
           <w:rFonts w:ascii="Calibri" w:hAnsi="Calibri"/>
-          <w:color w:val="475569"/>
-          <w:sz w:val="28"/>
+          <w:color w:val="334155"/>
+          <w:sz w:val="22"/>
         </w:rPr>
-        <w:t>The Operational Intelligence Platform (OIP) for Industrial, Commercial, and Service Businesses</w:t>
-        <w:br/>
+        <w:t>Chief Executive Officer, Chief Strategy Officer, Venture Capital Partner, Investment Banker, SaaS CFO, Enterprise Software Architect, Corporate Lawyer, Due Diligence Specialist, McKinsey Senior Consultant, Bain Strategy Consultant, BCG Principal, Deloitte Deal Advisory Partner, Goldman Sachs Technology Investment Banker, Sequoia Capital Investment Partner</w:t>
       </w:r>
+    </w:p>
+    <w:p>
+      <w:pPr>
+        <w:spacing w:before="0" w:after="120" w:line="276" w:lineRule="auto"/>
+      </w:pPr>
+      <w:r>
+        <w:rPr>
+          <w:rFonts w:ascii="Calibri" w:hAnsi="Calibri"/>
+          <w:b/>
+          <w:color w:val="0F172A"/>
+          <w:sz w:val="22"/>
+        </w:rPr>
+        <w:t xml:space="preserve">Date: </w:t>
+      </w:r>
+      <w:r>
+        <w:rPr>
+          <w:rFonts w:ascii="Calibri" w:hAnsi="Calibri"/>
+          <w:color w:val="334155"/>
+          <w:sz w:val="22"/>
+        </w:rPr>
+        <w:t>July 2026 | Headquarters: Cairo, Egypt | Official Contact: `mohamedriyad1408@gmail.com` | Live Production URL: `https://mjrh.vercel.app/`</w:t>
+      </w:r>
+    </w:p>
+    <w:p>
+      <w:pPr>
+        <w:spacing w:before="0" w:after="120" w:line="276" w:lineRule="auto"/>
+      </w:pPr>
+      <w:r>
+        <w:rPr>
+          <w:rFonts w:ascii="Calibri" w:hAnsi="Calibri"/>
+          <w:b/>
+          <w:color w:val="0F172A"/>
+          <w:sz w:val="22"/>
+        </w:rPr>
+        <w:t xml:space="preserve">Classification: </w:t>
+      </w:r>
+      <w:r>
+        <w:rPr>
+          <w:rFonts w:ascii="Calibri" w:hAnsi="Calibri"/>
+          <w:color w:val="334155"/>
+          <w:sz w:val="22"/>
+        </w:rPr>
+        <w:t>STRICTLY CONFIDENTIAL — INSTITUTIONAL INVESTOR ACCESS ONLY</w:t>
+      </w:r>
+    </w:p>
+    <w:p>
+      <w:pPr>
+        <w:spacing w:before="120" w:after="120"/>
+      </w:pPr>
     </w:p>
     <w:p>
       <w:pPr>
@@ -93,7 +174,7 @@
           <w:color w:val="334155"/>
           <w:sz w:val="22"/>
         </w:rPr>
-        <w:t>To capture this untapped market, MJRH has established the Operational Intelligence Platform (OIP) category. Unlike passive systems of record that rely on retrospective human data entry, the MJRH OIP operates as an active, algorithmic system of execution and governance. Built upon a cloud-native, multi-tenant SaaS architecture (React 18, Vite 6, TypeScript 5, Supabase PostgreSQL 15 Kernel with Row-Level Security), the platform directly embeds into shop-floor touch workstations, automated production routing queues, logistics dispatch engines, and general ledger accounts. By enforcing the German Hybrid Governance Architecture (Version 2.6 Hybrid)—which empowers branch-level operational execution while maintaining absolute, centralized corporate financial treasury control across 10 synchronized departments—MJRH eliminates operational leakage and guarantees 100% data integrity from initial customer intake to final logistics delivery.</w:t>
+        <w:t>To capture this untapped market, MJRH has established the Operational Intelligence Platform (OIP) category. Unlike passive systems of record that rely on retrospective human data entry, the MJRH OIP operates as an active, algorithmic system of execution and governance. Built upon a cloud-native, multi-tenant SaaS architecture (React 18, Vite 6, TypeScript 5, Supabase PostgreSQL 15 Kernel with Row-Level Security), the platform directly embeds into shop-floor touch workstations, automated production routing queues, logistics dispatch engines, and general ledger accounts. By enforcing the Hierarchical Governance &amp; Delegated Authority Model (v2.6)—which empowers branch-level operational execution while maintaining absolute, centralized corporate financial treasury control across 10 synchronized departments—MJRH eliminates operational leakage and guarantees 100% data integrity from initial customer intake to final logistics delivery.</w:t>
       </w:r>
     </w:p>
     <w:p>
@@ -115,7 +196,7 @@
           <w:color w:val="334155"/>
           <w:sz w:val="22"/>
         </w:rPr>
-        <w:t>Commercial laundry serves as the Company's rigorous, highly complex validation vertical. Industrial laundry processing represents one of the most operationally demanding physical workflows in existence: orders must be disassembled into individual pieces, tagged, sorted across specialized wet/dry cleaning and steam ironing lines, subjected to multi-stage quality control (QC), reassembled without error, and dispatched via dynamic logistics fleets under strict Service Level Agreements (SLAs). By mastering and dominating the commercial laundry vertical in Egypt and the broader Middle East &amp; North Africa (MENA) region—a Total Addressable Market (TAM) exceeding EGP 45 Billion annually—MJRH proves the scalability of its 6 proprietary IP engines. These core algorithmic engines (APDO Verification, Touch Hyper-Automation, Surge Scheduling, Double-Entry Accounting, Sovereign RBAC, and Autonomous Telemetry) are vertically agnostic and designed for rapid horizontal deployment into adjacent physical industries, including industrial textile manufacturing, food processing uniform management, hospitality facility maintenance, and complex field logistics.</w:t>
+        <w:t>Commercial laundry serves as the Company's rigorous, highly complex validation vertical. Industrial laundry processing represents one of the most operationally demanding physical workflows in existence: orders must be disassembled into individual pieces, tagged, sorted across specialized wet/dry cleaning and steam ironing lines, subjected to multi-stage quality control (QC), reassembled without error, and dispatched via dynamic logistics fleets under strict Service Level Agreements (SLAs). By mastering and dominating the commercial laundry vertical in Egypt and the broader Middle East &amp; North Africa (MENA) region—a Total Addressable Market (TAM) exceeding EGP 45 Billion annually—MJRH proves the scalability of its 6 proprietary IP engines. These core algorithmic engines (APDO Verification, 1-Click Workstation Execution, Surge Scheduling, Double-Entry Accounting, Sovereign RBAC, and Autonomous Telemetry) are vertically agnostic and designed for rapid horizontal deployment into adjacent physical industries, including industrial textile manufacturing, food processing uniform management, hospitality facility maintenance, and complex field logistics.</w:t>
       </w:r>
     </w:p>
     <w:p>
@@ -137,7 +218,7 @@
           <w:color w:val="334155"/>
           <w:sz w:val="22"/>
         </w:rPr>
-        <w:t>To fund its aggressive commercial go-to-market (GTM) expansion, accelerate enterprise B2B sales onboarding, and scale its engineering infrastructure, MJRH is raising EGP 3,000,000 in Pre-Seed institutional financing. This transaction is structured at a fixed Pre-Money Valuation of EGP 15,000,000 (resulting in an EGP 18,000,000 Post-Money Valuation and exactly 16.67% investor equity dilution). What distinguishes MJRH from typical early-stage SaaS opportunities is its extraordinary, independently verified asset backing. An exhaustive technical and financial appraisal of the live production codebase confirms a Replacement Engineering Cost of EGP 5,610,000 (representing 5,250 hours of highly specialized engineering across 8 technical roles) and a Proprietary Intellectual Property (IP) Valuation of EGP 6,000,000 for its 6 algorithmic engines. Together, these assets provide an EGP 11,610,000 verified asset floor—offering institutional investors an unprecedented 77.4% tangible and intangible asset coverage ratio before capturing future commercial SaaS growth.</w:t>
+        <w:t>To fund its aggressive commercial go-to-market (GTM) expansion, accelerate enterprise B2B sales onboarding, and scale its engineering infrastructure, MJRH is raising EGP 3,000,000 in Pre-Seed institutional financing. This transaction is structured at a fixed Pre-Money Valuation of EGP 15,000,000 (resulting in an EGP 18,000,000 Post-Money Valuation and exactly 16.67% investor equity dilution). What distinguishes MJRH from typical early-stage SaaS opportunities is its verified, independently verified asset backing. An exhaustive technical and financial appraisal of the live production codebase confirms a Replacement Engineering Cost of EGP 5,610,000 (representing 5,250 hours of highly specialized engineering across 8 technical roles) and a Proprietary Intellectual Property (IP) Valuation of EGP 6,000,000 for its 6 algorithmic engines. Together, these assets provide an EGP 11,610,000 verified asset floor—offering institutional investors an substantial 77.4% tangible and intangible asset coverage ratio before capturing future commercial SaaS growth.</w:t>
       </w:r>
     </w:p>
     <w:tbl>
@@ -154,7 +235,7 @@
         <w:tc>
           <w:tcPr>
             <w:tcW w:type="dxa" w:w="9360"/>
-            <w:shd w:fill="F8FAFC"/>
+            <w:shd w:fill="F0FDFA"/>
             <w:tcMar>
               <w:top w:w="140" w:type="dxa"/>
               <w:bottom w:w="140" w:type="dxa"/>
@@ -164,31 +245,36 @@
             <w:tcBorders>
               <w:top w:val="none" w:sz="4" w:space="0" w:color="CCCCCC"/>
               <w:bottom w:val="none" w:sz="4" w:space="0" w:color="CCCCCC"/>
-              <w:left w:val="single" w:sz="24" w:space="0" w:color="1E293B"/>
+              <w:left w:val="single" w:sz="24" w:space="0" w:color="0D9488"/>
               <w:right w:val="none" w:sz="4" w:space="0" w:color="CCCCCC"/>
             </w:tcBorders>
           </w:tcPr>
           <w:p>
             <w:pPr>
-              <w:spacing w:before="80" w:after="120"/>
+              <w:spacing w:before="40" w:after="80"/>
             </w:pPr>
             <w:r>
               <w:rPr>
                 <w:rFonts w:ascii="Arial" w:hAnsi="Arial"/>
                 <w:b/>
-                <w:color w:val="1E293B"/>
+                <w:color w:val="0F172A"/>
                 <w:sz w:val="22"/>
               </w:rPr>
-              <w:t>■ CORE TRANSACTION PARAMETERS &amp; ASSET COVERAGE SUMMARY</w:t>
-              <w:br/>
-            </w:r>
+              <w:t>CORE TRANSACTION PARAMETERS &amp; ASSET COVERAGE SUMMARY</w:t>
+            </w:r>
+          </w:p>
+          <w:p>
+            <w:pPr>
+              <w:spacing w:before="40" w:after="80"/>
+            </w:pPr>
             <w:r>
               <w:rPr>
                 <w:rFonts w:ascii="Calibri" w:hAnsi="Calibri"/>
+                <w:b w:val="0"/>
                 <w:color w:val="334155"/>
                 <w:sz w:val="21"/>
               </w:rPr>
-              <w:t>• Funding Round &amp; Target Raise: Pre-Seed Institutional Financing | Target Raise: EGP 3,000,000 (US ~ $62,500 at prevailing institutional parity).</w:t>
+              <w:t>• Funding Round &amp; Target Raise:** Pre-Seed Institutional Financing | Target Raise: EGP 3,000,000.</w:t>
             </w:r>
           </w:p>
           <w:p>
@@ -198,10 +284,11 @@
             <w:r>
               <w:rPr>
                 <w:rFonts w:ascii="Calibri" w:hAnsi="Calibri"/>
+                <w:b w:val="0"/>
                 <w:color w:val="334155"/>
                 <w:sz w:val="21"/>
               </w:rPr>
-              <w:t>• Enterprise Valuation Structure: Pre-Money Valuation: EGP 15,000,000 | Post-Money Valuation: EGP 18,000,000 | Investor Equity Dilution: Exactly 16.67%.</w:t>
+              <w:t>• Enterprise Valuation Structure:** Pre-Money Valuation: EGP 15,000,000 | Post-Money Valuation: EGP 18,000,000 | Dilution: 16.67%.</w:t>
             </w:r>
           </w:p>
           <w:p>
@@ -211,10 +298,11 @@
             <w:r>
               <w:rPr>
                 <w:rFonts w:ascii="Calibri" w:hAnsi="Calibri"/>
+                <w:b w:val="0"/>
                 <w:color w:val="334155"/>
                 <w:sz w:val="21"/>
               </w:rPr>
-              <w:t>• Verified Codebase &amp; IP Asset Floor: Replacement Engineering Cost: EGP 5,610,000 | Proprietary Algorithmic IP Valuation: EGP 6,000,000 | Total Asset Backing: EGP 11,610,000 (77.4% Coverage Ratio).</w:t>
+              <w:t>• Verified Codebase &amp; IP Asset Floor:** Replacement Engineering Cost: EGP 5,610,000 | IP Valuation: EGP 6,000,000 | Total Asset Backing: EGP 11,610,000 (77.4% Coverage Ratio).</w:t>
             </w:r>
           </w:p>
           <w:p>
@@ -224,10 +312,11 @@
             <w:r>
               <w:rPr>
                 <w:rFonts w:ascii="Calibri" w:hAnsi="Calibri"/>
+                <w:b w:val="0"/>
                 <w:color w:val="334155"/>
                 <w:sz w:val="21"/>
               </w:rPr>
-              <w:t>• Capital Allocation &amp; Runway: 18 Months of fully funded operational runway designed to reach EGP 3.6M+ ARR and achieve institutional Series A readiness.</w:t>
+              <w:t>• Capital Allocation &amp; Runway:** 18 Months of fully funded operational runway designed to reach EGP 3.6M+ ARR and Series A readiness.</w:t>
             </w:r>
           </w:p>
         </w:tc>
@@ -253,7 +342,7 @@
       <w:tr>
         <w:tc>
           <w:tcPr>
-            <w:tcW w:type="dxa" w:w="3168"/>
+            <w:tcW w:type="dxa" w:w="2880"/>
             <w:shd w:fill="1E293B"/>
             <w:tcMar>
               <w:top w:w="120" w:type="dxa"/>
@@ -280,7 +369,7 @@
         </w:tc>
         <w:tc>
           <w:tcPr>
-            <w:tcW w:type="dxa" w:w="3312"/>
+            <w:tcW w:type="dxa" w:w="3168"/>
             <w:shd w:fill="1E293B"/>
             <w:tcMar>
               <w:top w:w="120" w:type="dxa"/>
@@ -307,7 +396,7 @@
         </w:tc>
         <w:tc>
           <w:tcPr>
-            <w:tcW w:type="dxa" w:w="2880"/>
+            <w:tcW w:type="dxa" w:w="3312"/>
             <w:shd w:fill="1E293B"/>
             <w:tcMar>
               <w:top w:w="120" w:type="dxa"/>
@@ -336,7 +425,7 @@
       <w:tr>
         <w:tc>
           <w:tcPr>
-            <w:tcW w:type="dxa" w:w="3168"/>
+            <w:tcW w:type="dxa" w:w="2880"/>
             <w:shd w:fill="FFFFFF"/>
             <w:tcMar>
               <w:top w:w="100" w:type="dxa"/>
@@ -369,7 +458,7 @@
         </w:tc>
         <w:tc>
           <w:tcPr>
-            <w:tcW w:type="dxa" w:w="3312"/>
+            <w:tcW w:type="dxa" w:w="3168"/>
             <w:shd w:fill="FFFFFF"/>
             <w:tcMar>
               <w:top w:w="100" w:type="dxa"/>
@@ -402,7 +491,7 @@
         </w:tc>
         <w:tc>
           <w:tcPr>
-            <w:tcW w:type="dxa" w:w="2880"/>
+            <w:tcW w:type="dxa" w:w="3312"/>
             <w:shd w:fill="FFFFFF"/>
             <w:tcMar>
               <w:top w:w="100" w:type="dxa"/>
@@ -437,7 +526,7 @@
       <w:tr>
         <w:tc>
           <w:tcPr>
-            <w:tcW w:type="dxa" w:w="3168"/>
+            <w:tcW w:type="dxa" w:w="2880"/>
             <w:shd w:fill="F8FAFC"/>
             <w:tcMar>
               <w:top w:w="100" w:type="dxa"/>
@@ -470,7 +559,7 @@
         </w:tc>
         <w:tc>
           <w:tcPr>
-            <w:tcW w:type="dxa" w:w="3312"/>
+            <w:tcW w:type="dxa" w:w="3168"/>
             <w:shd w:fill="F8FAFC"/>
             <w:tcMar>
               <w:top w:w="100" w:type="dxa"/>
@@ -503,7 +592,7 @@
         </w:tc>
         <w:tc>
           <w:tcPr>
-            <w:tcW w:type="dxa" w:w="2880"/>
+            <w:tcW w:type="dxa" w:w="3312"/>
             <w:shd w:fill="F8FAFC"/>
             <w:tcMar>
               <w:top w:w="100" w:type="dxa"/>
@@ -538,7 +627,7 @@
       <w:tr>
         <w:tc>
           <w:tcPr>
-            <w:tcW w:type="dxa" w:w="3168"/>
+            <w:tcW w:type="dxa" w:w="2880"/>
             <w:shd w:fill="FFFFFF"/>
             <w:tcMar>
               <w:top w:w="100" w:type="dxa"/>
@@ -561,8 +650,8 @@
             <w:r>
               <w:rPr>
                 <w:rFonts w:ascii="Calibri" w:hAnsi="Calibri"/>
-                <w:b/>
-                <w:color w:val="0F172A"/>
+                <w:b w:val="0"/>
+                <w:color w:val="334155"/>
                 <w:sz w:val="20"/>
               </w:rPr>
               <w:t>Verified Asset Backing Floor</w:t>
@@ -571,7 +660,7 @@
         </w:tc>
         <w:tc>
           <w:tcPr>
-            <w:tcW w:type="dxa" w:w="3312"/>
+            <w:tcW w:type="dxa" w:w="3168"/>
             <w:shd w:fill="FFFFFF"/>
             <w:tcMar>
               <w:top w:w="100" w:type="dxa"/>
@@ -594,8 +683,8 @@
             <w:r>
               <w:rPr>
                 <w:rFonts w:ascii="Calibri" w:hAnsi="Calibri"/>
-                <w:b/>
-                <w:color w:val="0F172A"/>
+                <w:b w:val="0"/>
+                <w:color w:val="334155"/>
                 <w:sz w:val="20"/>
               </w:rPr>
               <w:t>EGP 11,610,000 (EGP 5.61M Code + EGP 6.00M IP)</w:t>
@@ -604,7 +693,7 @@
         </w:tc>
         <w:tc>
           <w:tcPr>
-            <w:tcW w:type="dxa" w:w="2880"/>
+            <w:tcW w:type="dxa" w:w="3312"/>
             <w:shd w:fill="FFFFFF"/>
             <w:tcMar>
               <w:top w:w="100" w:type="dxa"/>
@@ -627,8 +716,8 @@
             <w:r>
               <w:rPr>
                 <w:rFonts w:ascii="Calibri" w:hAnsi="Calibri"/>
-                <w:b/>
-                <w:color w:val="0F172A"/>
+                <w:b w:val="0"/>
+                <w:color w:val="334155"/>
                 <w:sz w:val="20"/>
               </w:rPr>
               <w:t>Provides 77.4% tangible/intangible asset coverage against pre-money valuation.</w:t>
@@ -639,7 +728,7 @@
       <w:tr>
         <w:tc>
           <w:tcPr>
-            <w:tcW w:type="dxa" w:w="3168"/>
+            <w:tcW w:type="dxa" w:w="2880"/>
             <w:shd w:fill="F8FAFC"/>
             <w:tcMar>
               <w:top w:w="100" w:type="dxa"/>
@@ -662,8 +751,8 @@
             <w:r>
               <w:rPr>
                 <w:rFonts w:ascii="Calibri" w:hAnsi="Calibri"/>
-                <w:b/>
-                <w:color w:val="0F172A"/>
+                <w:b w:val="0"/>
+                <w:color w:val="334155"/>
                 <w:sz w:val="20"/>
               </w:rPr>
               <w:t>Pre-Seed Deal Structure</w:t>
@@ -672,7 +761,7 @@
         </w:tc>
         <w:tc>
           <w:tcPr>
-            <w:tcW w:type="dxa" w:w="3312"/>
+            <w:tcW w:type="dxa" w:w="3168"/>
             <w:shd w:fill="F8FAFC"/>
             <w:tcMar>
               <w:top w:w="100" w:type="dxa"/>
@@ -695,8 +784,8 @@
             <w:r>
               <w:rPr>
                 <w:rFonts w:ascii="Calibri" w:hAnsi="Calibri"/>
-                <w:b/>
-                <w:color w:val="0F172A"/>
+                <w:b w:val="0"/>
+                <w:color w:val="334155"/>
                 <w:sz w:val="20"/>
               </w:rPr>
               <w:t>EGP 3.0M Raise at EGP 15.0M Pre-Money Val.</w:t>
@@ -705,7 +794,7 @@
         </w:tc>
         <w:tc>
           <w:tcPr>
-            <w:tcW w:type="dxa" w:w="2880"/>
+            <w:tcW w:type="dxa" w:w="3312"/>
             <w:shd w:fill="F8FAFC"/>
             <w:tcMar>
               <w:top w:w="100" w:type="dxa"/>
@@ -728,8 +817,8 @@
             <w:r>
               <w:rPr>
                 <w:rFonts w:ascii="Calibri" w:hAnsi="Calibri"/>
-                <w:b/>
-                <w:color w:val="0F172A"/>
+                <w:b w:val="0"/>
+                <w:color w:val="334155"/>
                 <w:sz w:val="20"/>
               </w:rPr>
               <w:t>Clean equity structure (16.67% dilution) providing 18 months of growth runway.</w:t>
@@ -740,7 +829,7 @@
       <w:tr>
         <w:tc>
           <w:tcPr>
-            <w:tcW w:type="dxa" w:w="3168"/>
+            <w:tcW w:type="dxa" w:w="2880"/>
             <w:shd w:fill="FFFFFF"/>
             <w:tcMar>
               <w:top w:w="100" w:type="dxa"/>
@@ -773,7 +862,7 @@
         </w:tc>
         <w:tc>
           <w:tcPr>
-            <w:tcW w:type="dxa" w:w="3312"/>
+            <w:tcW w:type="dxa" w:w="3168"/>
             <w:shd w:fill="FFFFFF"/>
             <w:tcMar>
               <w:top w:w="100" w:type="dxa"/>
@@ -800,13 +889,13 @@
                 <w:color w:val="334155"/>
                 <w:sz w:val="20"/>
               </w:rPr>
-              <w:t>LTV/CAC: 13.5x | NRR: 118% | Rule of 40: 58%</w:t>
-            </w:r>
-          </w:p>
-        </w:tc>
-        <w:tc>
-          <w:tcPr>
-            <w:tcW w:type="dxa" w:w="2880"/>
+              <w:t>LTV/CAC: 13.5x</w:t>
+            </w:r>
+          </w:p>
+        </w:tc>
+        <w:tc>
+          <w:tcPr>
+            <w:tcW w:type="dxa" w:w="3312"/>
             <w:shd w:fill="FFFFFF"/>
             <w:tcMar>
               <w:top w:w="100" w:type="dxa"/>
@@ -833,7 +922,7 @@
                 <w:color w:val="334155"/>
                 <w:sz w:val="20"/>
               </w:rPr>
-              <w:t>Top-decile capital efficiency driven by automated touch workflows and zero churn.</w:t>
+              <w:t>NRR: 118%</w:t>
             </w:r>
           </w:p>
         </w:tc>
@@ -841,7 +930,7 @@
       <w:tr>
         <w:tc>
           <w:tcPr>
-            <w:tcW w:type="dxa" w:w="3168"/>
+            <w:tcW w:type="dxa" w:w="2880"/>
             <w:shd w:fill="F8FAFC"/>
             <w:tcMar>
               <w:top w:w="100" w:type="dxa"/>
@@ -874,7 +963,7 @@
         </w:tc>
         <w:tc>
           <w:tcPr>
-            <w:tcW w:type="dxa" w:w="3312"/>
+            <w:tcW w:type="dxa" w:w="3168"/>
             <w:shd w:fill="F8FAFC"/>
             <w:tcMar>
               <w:top w:w="100" w:type="dxa"/>
@@ -901,13 +990,13 @@
                 <w:color w:val="334155"/>
                 <w:sz w:val="20"/>
               </w:rPr>
-              <w:t>German Version 2.6 Hybrid | GDPR &amp; CCPA Ready</w:t>
-            </w:r>
-          </w:p>
-        </w:tc>
-        <w:tc>
-          <w:tcPr>
-            <w:tcW w:type="dxa" w:w="2880"/>
+              <w:t>German Version 2.6 Hybrid</w:t>
+            </w:r>
+          </w:p>
+        </w:tc>
+        <w:tc>
+          <w:tcPr>
+            <w:tcW w:type="dxa" w:w="3312"/>
             <w:shd w:fill="F8FAFC"/>
             <w:tcMar>
               <w:top w:w="100" w:type="dxa"/>
@@ -934,12 +1023,22 @@
                 <w:color w:val="334155"/>
                 <w:sz w:val="20"/>
               </w:rPr>
-              <w:t>Institutional-grade RBAC and PII anonymization enabling enterprise B2B adoption.</w:t>
+              <w:t>GDPR &amp; CCPA Ready</w:t>
             </w:r>
           </w:p>
         </w:tc>
       </w:tr>
     </w:tbl>
+    <w:p>
+      <w:pPr>
+        <w:spacing w:before="0" w:after="120"/>
+      </w:pPr>
+    </w:p>
+    <w:p>
+      <w:pPr>
+        <w:spacing w:before="120" w:after="120"/>
+      </w:pPr>
+    </w:p>
     <w:p>
       <w:pPr>
         <w:keepNext/>
@@ -1011,7 +1110,7 @@
           <w:color w:val="334155"/>
           <w:sz w:val="22"/>
         </w:rPr>
-        <w:t>For decades, physical service businesses in emerging markets like Egypt and MENA resisted software adoption because blue-collar labor was inexpensive and tax oversight was informal. That structural equilibrium has ended. Rapid macroeconomic inflation has driven commercial laundry minimum wages and utility tariffs up by more than 60% over the past 24 months. Plant owners can no longer afford to lose 15% of their linen inventory to manual sorting errors or absorb 10% cash drawer shrinkage from reception cashiers. Simultaneously, regional governments have enacted strict digital formalization mandates: automated e-invoicing, digital tax reporting, and mandatory integration with electronic payment clearinghouses (such as Egypt's InstaPay network). Plant owners must digitize immediately to survive, creating an unprecedented, urgent demand for an enterprise operating system.</w:t>
+        <w:t>For decades, physical service businesses in emerging markets like Egypt and MENA resisted software adoption because blue-collar labor was inexpensive and tax oversight was informal. That structural equilibrium has ended. Rapid macroeconomic inflation has driven commercial laundry minimum wages and utility tariffs up by more than 60% over the past 24 months. Plant owners can no longer afford to lose 15% of their linen inventory to manual sorting errors or absorb 10% cash drawer shrinkage from reception cashiers. Simultaneously, regional governments have enacted strict digital formalization mandates: automated e-invoicing, digital tax reporting, and mandatory integration with electronic payment clearinghouses (such as Egypt's InstaPay network). Plant owners must digitize immediately to survive, creating an substantial, urgent demand for an enterprise operating system.</w:t>
       </w:r>
     </w:p>
     <w:p>
@@ -1048,7 +1147,7 @@
           <w:color w:val="334155"/>
           <w:sz w:val="22"/>
         </w:rPr>
-        <w:t>Why cannot business owners simply purchase an off-the-shelf POS or generic ERP? Because passive systems of record require manual, retrospective human compliance—a model that fails completely on a busy industrial plant floor. If a floor technician is required to stop washing or ironing to type alphanumeric codes into a desktop ERP or scan fragile paper barcodes with a handheld laser, productivity halts. The MJRH Operational Intelligence Platform (OIP) solves this by making software the active engine of physical execution. Through Touch Hyper-Automation, technicians execute 1-click batch sorting (`1-Click Fast Track Sorting Protocol`) and automated packing (`1-Click Fast Track Packing Protocol`) on ruggedized touch screens. The software guides physical labor, enforces pre-requisite quality checks, and automatically posts double-entry accounting journals in real time, removing human error from the compliance loop.</w:t>
+        <w:t>Why cannot business owners simply purchase an off-the-shelf POS or generic ERP? Because passive systems of record require manual, retrospective human compliance—a model that fails completely on a busy industrial plant floor. If a floor technician is required to stop washing or ironing to type alphanumeric codes into a desktop ERP or scan fragile paper barcodes with a handheld laser, productivity halts. The MJRH Operational Intelligence Platform (OIP) solves this by making software the active engine of physical execution. Through 1-Click Workstation Execution, technicians execute 1-click batch sorting (`1-Click Fast Track Sorting Protocol`) and automated packing (`1-Click Fast Track Packing Protocol`) on ruggedized touch screens. The software guides physical labor, enforces pre-requisite quality checks, and automatically posts double-entry accounting journals in real time, removing human error from the compliance loop.</w:t>
       </w:r>
     </w:p>
     <w:p>
@@ -1063,7 +1162,7 @@
           <w:color w:val="1E293B"/>
           <w:sz w:val="28"/>
         </w:rPr>
-        <w:t>2.3 Why Commercial Laundry? The Ultimate Proving Ground</w:t>
+        <w:t>2.3 Why Commercial Laundry? The Strategic Operational Proving Ground</w:t>
       </w:r>
     </w:p>
     <w:p>
@@ -1085,7 +1184,7 @@
           <w:color w:val="334155"/>
           <w:sz w:val="22"/>
         </w:rPr>
-        <w:t>Investors frequently ask: Why build an enterprise software company around commercial laundry processing? The strategic rationale is architectural validation. Commercial laundry processing represents one of the most operationally intense, chaotic, and logistically demanding workflows in the physical business universe. A typical commercial plant receives thousands of bulk textiles and delicate residential garments daily. Each order must be disassembled, tagged, sorted by chemical washing requirements, wet cleaned, dried, routed to specialized steam pressing lines, inspected for stain remediation, reassembled into the exact customer order without missing a single piece, packaged, and dispatched via GPS-tracked logistics couriers within strict 2-hour or 4-hour SLA windows.</w:t>
+        <w:t>Investors frequently ask: Why build an enterprise software company around commercial laundry processing? The strategic rationale is not merely Total Addressable Market size, but operational stress-testing and architectural validation. Commercial laundry processing represents one of the most operationally intense, chaotic, and logistically demanding workflows in the physical business universe. A typical commercial plant receives thousands of bulk textiles and delicate residential garments daily. Each order must be disassembled, tagged, sorted by chemical washing requirements, wet cleaned, dried, routed to specialized steam pressing lines, inspected for stain remediation, reassembled into the exact customer order without missing a single piece, packaged, and dispatched via GPS-tracked logistics couriers within strict 2-hour or 4-hour SLA windows.</w:t>
       </w:r>
     </w:p>
     <w:p>
@@ -1107,7 +1206,7 @@
           <w:color w:val="334155"/>
           <w:sz w:val="22"/>
         </w:rPr>
-        <w:t>If the MJRH OIP architecture can successfully govern a commercial laundry plant—maintaining zero piece loss, real-time double-entry ledger balancing, dynamic surge load deferral, and automated courier GPS dispatch under extreme physical velocity—then the underlying 6 algorithmic IP engines are bulletproof. Dominating commercial laundry in MENA provides the verified technical credibility and cash-generative foundation required to license the exact same OIP stack into industrial textile manufacturing uniform management, food processing uniform cleaning chains, hospital facility maintenance, and multi-location field service enterprises.</w:t>
+        <w:t>If the MJRH OIP architecture can successfully govern a commercial laundry plant—maintaining zero piece loss, real-time double-entry ledger balancing, dynamic surge load deferral, and automated courier GPS dispatch under extreme physical velocity—then the underlying 6 algorithmic IP engines are systematically verified. Dominating commercial laundry in MENA provides the verified technical credibility and cash-generative foundation required to license the exact same OIP stack into industrial textile manufacturing uniform management, food processing uniform cleaning chains, hospital facility maintenance, and multi-location field service enterprises.</w:t>
       </w:r>
     </w:p>
     <w:p>
@@ -1144,7 +1243,7 @@
           <w:color w:val="334155"/>
           <w:sz w:val="22"/>
         </w:rPr>
-        <w:t>MJRH INDUSTRIAL REVOLUTION was founded in Cairo, Egypt, in 2026 by an elite engineering and commercial team dedicated to industrial software modernization. The Company operates as an enterprise SaaS provider, licensing its cloud-native platform to multi-branch service enterprises. A defining organizational and architectural breakthrough of MJRH Version 2.6 Hybrid is the German Hybrid Governance Architecture—an operational structure designed to eliminate the historical conflict between branch operational agility and corporate financial control.</w:t>
+        <w:t>MJRH INDUSTRIAL REVOLUTION was founded in Cairo, Egypt, in 2026 by an elite engineering and commercial team dedicated to industrial software modernization. The Company operates as an enterprise SaaS provider, licensing its cloud-native platform to multi-branch service enterprises. A defining organizational and architectural breakthrough of MJRH Version 2.6 Hybrid is the Hierarchical Governance &amp; Delegated Authority Architecture—an operational structure designed to eliminate the historical conflict between branch operational agility and corporate financial control.</w:t>
       </w:r>
     </w:p>
     <w:p>
@@ -1159,7 +1258,7 @@
           <w:color w:val="1E293B"/>
           <w:sz w:val="28"/>
         </w:rPr>
-        <w:t>3.1 The German Hybrid Governance Philosophy (Version 2.6 Hybrid)</w:t>
+        <w:t>3.1 The Hierarchical Governance &amp; Delegated Authority Philosophy (Version 2.6 Hybrid)</w:t>
       </w:r>
     </w:p>
     <w:p>
@@ -1203,7 +1302,7 @@
           <w:color w:val="334155"/>
           <w:sz w:val="22"/>
         </w:rPr>
-        <w:t>The German Hybrid Governance Architecture (modeled after advanced industrial engineering hierarchies in German manufacturing giants such as Siemens, Bosch, and BMW) resolves this dilemma by establishing a strict architectural separation of powers: Decentralized Operational Execution paired with Unconditional Centralized Financial and Legal Control. Under this model, branch laundries and plant production floors are granted full operational autonomy to manage intra-day workstation flow, touch sorting, automated WhatsApp customer verification, and local courier routing. Simultaneously, all financial ledgers, cash safe closes, B2B enterprise contracts, marketing cohort telemetry, and executive scorecards are strictly locked and governed by the C-Suite Super Admin Headquarters.</w:t>
+        <w:t>The Hierarchical Governance &amp; Delegated Authority Architecture (modeled after advanced industrial engineering hierarchies in German manufacturing giants such as Siemens, Bosch, and BMW) resolves this dilemma by establishing a strict architectural separation of powers: Decentralized Operational Execution paired with Unconditional Centralized Financial and Legal Control. Under this model, branch laundries and plant production floors are granted full operational autonomy to manage intra-day workstation flow, touch sorting, automated WhatsApp customer verification, and local courier routing. Simultaneously, all financial ledgers, cash safe closes, B2B enterprise contracts, marketing cohort telemetry, and executive scorecards are strictly locked and governed by the C-Suite Super Admin Headquarters.</w:t>
       </w:r>
     </w:p>
     <w:p>
@@ -1255,7 +1354,7 @@
           <w:color w:val="0D9488"/>
           <w:sz w:val="24"/>
         </w:rPr>
-        <w:t>1. Vorstand (Executive Ownership &amp; C-Suite Board)</w:t>
+        <w:t>1. Executive Board &amp; Ownership (Hierarchical Level 1)</w:t>
       </w:r>
     </w:p>
     <w:p>
@@ -1268,7 +1367,7 @@
           <w:color w:val="334155"/>
           <w:sz w:val="22"/>
         </w:rPr>
-        <w:t>Represents the supreme corporate headquarters of the SaaS company. Governs overall strategic direction, C-suite executive scorecards (Executive C-Suite Scorecard Portal), live system video showcase and Fifth Settlement sales verification (Interactive System Showcase &amp; Sales Verification Module), and unconditional owner RBAC sovereignty. The Vorstand department retains exclusive override capabilities over corporate cap table structures, institutional pricing models, and enterprise valuation reporting.</w:t>
+        <w:t>Represents the supreme corporate headquarters of the SaaS company. Governs overall strategic direction, C-suite executive scorecards (Executive C-Suite Scorecard Portal), live system video showcase and Fifth Settlement sales verification (Interactive System Showcase &amp; Sales Verification Module), and unconditional owner RBAC sovereignty. The Executive Board department retains exclusive override capabilities over corporate cap table structures, institutional pricing models, and enterprise valuation reporting.</w:t>
       </w:r>
     </w:p>
     <w:p>
@@ -1283,7 +1382,7 @@
           <w:color w:val="0D9488"/>
           <w:sz w:val="24"/>
         </w:rPr>
-        <w:t>2. Betriebsleitung (Production &amp; Daily Plant Operations)</w:t>
+        <w:t>2. Production &amp; Daily Operations (Hierarchical Level 2)</w:t>
       </w:r>
     </w:p>
     <w:p>
@@ -1311,7 +1410,7 @@
           <w:color w:val="0D9488"/>
           <w:sz w:val="24"/>
         </w:rPr>
-        <w:t>3. Vertrieb (Sales, B2B Enterprise Deals, &amp; Commercial Pipeline)</w:t>
+        <w:t>3. Commercial Sales &amp; B2B Pipeline (Hierarchical Level 3)</w:t>
       </w:r>
     </w:p>
     <w:p>
@@ -1324,7 +1423,7 @@
           <w:color w:val="334155"/>
           <w:sz w:val="22"/>
         </w:rPr>
-        <w:t>Manages commercial revenue generation and customer acquisition. Governs new order intake (Order Intake &amp; Invoicing Interface), unified order tracking (Unified Order Tracking &amp; Ledger Interface), multi-parameter customer database (Enterprise Customer Database Portal), corporate CRM &amp; loyalty programs (Corporate CRM &amp; Loyalty Management Portal), and B2B enterprise contract pipeline management (Enterprise B2B Pipeline Module linked directly to B2B Enterprise Pipeline Schema table). Vertrieb officers utilize automated B2B quoting and contract generation tools to secure commercial hotel and hospital accounts.</w:t>
+        <w:t>Manages commercial revenue generation and customer acquisition. Governs new order intake (Order Intake &amp; Invoicing Interface), unified order tracking (Unified Order Tracking &amp; Ledger Interface), multi-parameter customer database (Enterprise Customer Database Portal), corporate CRM &amp; loyalty programs (Corporate CRM &amp; Loyalty Management Portal), and B2B enterprise contract pipeline management (Enterprise B2B Pipeline Module linked directly to B2B Enterprise Pipeline Schema table). Commercial Sales &amp; B2B Pipeline officers utilize automated B2B quoting and contract generation tools to secure commercial hotel and hospital accounts.</w:t>
       </w:r>
     </w:p>
     <w:p>
@@ -1339,7 +1438,7 @@
           <w:color w:val="0D9488"/>
           <w:sz w:val="24"/>
         </w:rPr>
-        <w:t>4. Marketing &amp; Analytik (Marketing Telemetry &amp; BI)</w:t>
+        <w:t>4. Marketing Telemetry &amp; BI (Hierarchical Level 4)</w:t>
       </w:r>
     </w:p>
     <w:p>
@@ -1352,7 +1451,7 @@
           <w:color w:val="334155"/>
           <w:sz w:val="22"/>
         </w:rPr>
-        <w:t>Delivers advanced corporate business intelligence and campaign telemetry. Governs real-time marketing analytics (Marketing Telemetry &amp; BI Dashboard), peak intake/delivery hour visualization (10:00–12:00 AM peak tracking), campaign ROAS, Net Revenue Retention (NRR %), Churn rate %, SaaS Rule of 40 %, and EU GDPR / US CCPA PII anonymization toggles (`GDPR / CCPA PII Encryption Protocol`). By analyzing customer ordering cadence and geographic density, Marketing &amp; Analytik optimizes customer acquisition spend.</w:t>
+        <w:t>Delivers advanced corporate business intelligence and campaign telemetry. Governs real-time marketing analytics (Marketing Telemetry &amp; BI Dashboard), peak intake/delivery hour visualization (10:00–12:00 AM peak tracking), campaign ROAS, Net Revenue Retention (NRR %), Churn rate %, SaaS Rule of 40 %, and EU GDPR / US CCPA PII anonymization toggles (`GDPR / CCPA PII Encryption Protocol`). By analyzing customer ordering cadence and geographic density, Marketing Telemetry &amp; BI optimizes customer acquisition spend.</w:t>
       </w:r>
     </w:p>
     <w:p>
@@ -1367,7 +1466,7 @@
           <w:color w:val="0D9488"/>
           <w:sz w:val="24"/>
         </w:rPr>
-        <w:t>5. Kundenservice (Customer Care &amp; SLA Governance)</w:t>
+        <w:t>5. Customer Care &amp; SLA Governance (Hierarchical Level 5)</w:t>
       </w:r>
     </w:p>
     <w:p>
@@ -1380,7 +1479,7 @@
           <w:color w:val="334155"/>
           <w:sz w:val="22"/>
         </w:rPr>
-        <w:t>Ensures institutional service quality and customer retention. Governs customer support dispatch (Customer Care Command Portal), customer portal interface (Client Self-Service &amp; Tracking Portal), SLA breach monitoring, and formal exception dispute compensation and settlement workflows (Dispute Compensation &amp; Settlement Module and Customer Service Workstation Interface). Kundenservice officers possess structured authority to issue instant digital refunds or reclean vouchers, resolving customer grievances within minutes.</w:t>
+        <w:t>Ensures institutional service quality and customer retention. Governs customer support dispatch (Customer Care Command Portal), customer portal interface (Client Self-Service &amp; Tracking Portal), SLA breach monitoring, and formal exception dispute compensation and settlement workflows (Dispute Compensation &amp; Settlement Module and Customer Service Workstation Interface). Customer Care &amp; SLA Governance officers possess structured authority to issue instant digital refunds or reclean vouchers, resolving customer grievances within minutes.</w:t>
       </w:r>
     </w:p>
     <w:p>
@@ -1395,7 +1494,7 @@
           <w:color w:val="0D9488"/>
           <w:sz w:val="24"/>
         </w:rPr>
-        <w:t>6. Logistik &amp; Fuhrpark (Transport, Logistics &amp; Fleet Management)</w:t>
+        <w:t>6. Logistics &amp; Fleet Management (Hierarchical Level 6)</w:t>
       </w:r>
     </w:p>
     <w:p>
@@ -1423,7 +1522,7 @@
           <w:color w:val="0D9488"/>
           <w:sz w:val="24"/>
         </w:rPr>
-        <w:t>7. Lager &amp; Lieferkette (Warehouse, Inventory &amp; Supply Chain)</w:t>
+        <w:t>7. Warehouse &amp; Supply Chain Governance (Hierarchical Level 7)</w:t>
       </w:r>
     </w:p>
     <w:p>
@@ -1451,7 +1550,7 @@
           <w:color w:val="0D9488"/>
           <w:sz w:val="24"/>
         </w:rPr>
-        <w:t>8. Rechtsabteilung (Legal Affairs, Contract Vault &amp; Dispute Litigation)</w:t>
+        <w:t>8. Corporate Legal &amp; Dispute Vault (Hierarchical Level 8)</w:t>
       </w:r>
     </w:p>
     <w:p>
@@ -1479,7 +1578,7 @@
           <w:color w:val="0D9488"/>
           <w:sz w:val="24"/>
         </w:rPr>
-        <w:t>9. Personalwesen (Human Resources &amp; Workforce Governance)</w:t>
+        <w:t>9. Workforce Governance &amp; HR (Hierarchical Level 9)</w:t>
       </w:r>
     </w:p>
     <w:p>
@@ -1507,7 +1606,7 @@
           <w:color w:val="0D9488"/>
           <w:sz w:val="24"/>
         </w:rPr>
-        <w:t>10. Finanzwesen (Finance, Treasury &amp; Double-Entry Accounting)</w:t>
+        <w:t>10. Corporate Treasury &amp; Accounting (Hierarchical Level 10)</w:t>
       </w:r>
     </w:p>
     <w:p>
@@ -1537,7 +1636,7 @@
         <w:tc>
           <w:tcPr>
             <w:tcW w:type="dxa" w:w="9360"/>
-            <w:shd w:fill="F8FAFC"/>
+            <w:shd w:fill="F0FDFA"/>
             <w:tcMar>
               <w:top w:w="140" w:type="dxa"/>
               <w:bottom w:w="140" w:type="dxa"/>
@@ -1547,31 +1646,36 @@
             <w:tcBorders>
               <w:top w:val="none" w:sz="4" w:space="0" w:color="CCCCCC"/>
               <w:bottom w:val="none" w:sz="4" w:space="0" w:color="CCCCCC"/>
-              <w:left w:val="single" w:sz="24" w:space="0" w:color="1E293B"/>
+              <w:left w:val="single" w:sz="24" w:space="0" w:color="0D9488"/>
               <w:right w:val="none" w:sz="4" w:space="0" w:color="CCCCCC"/>
             </w:tcBorders>
           </w:tcPr>
           <w:p>
             <w:pPr>
-              <w:spacing w:before="80" w:after="120"/>
+              <w:spacing w:before="40" w:after="80"/>
             </w:pPr>
             <w:r>
               <w:rPr>
                 <w:rFonts w:ascii="Arial" w:hAnsi="Arial"/>
                 <w:b/>
-                <w:color w:val="1E293B"/>
+                <w:color w:val="0F172A"/>
                 <w:sz w:val="22"/>
               </w:rPr>
-              <w:t>■ GERMAN HYBRID GOVERNANCE DUE DILIGENCE SUMMARY</w:t>
-              <w:br/>
-            </w:r>
+              <w:t>GERMAN HYBRID GOVERNANCE DUE DILIGENCE SUMMARY</w:t>
+            </w:r>
+          </w:p>
+          <w:p>
+            <w:pPr>
+              <w:spacing w:before="40" w:after="80"/>
+            </w:pPr>
             <w:r>
               <w:rPr>
                 <w:rFonts w:ascii="Calibri" w:hAnsi="Calibri"/>
+                <w:b w:val="0"/>
                 <w:color w:val="334155"/>
                 <w:sz w:val="21"/>
               </w:rPr>
-              <w:t>• Sovereign RBAC Enforcement: In Sovereign Role-Based Access Control Module, hasRole('owner') or isSuperAdmin grants unconditional modification authority across all 10 corporate departments.</w:t>
+              <w:t>• Sovereign RBAC Enforcement:** In Sovereign Role-Based Access Control Module, `hasRole('owner')` or `isSuperAdmin` grants unconditional modification authority across all 10 departments.</w:t>
             </w:r>
           </w:p>
           <w:p>
@@ -1581,10 +1685,11 @@
             <w:r>
               <w:rPr>
                 <w:rFonts w:ascii="Calibri" w:hAnsi="Calibri"/>
+                <w:b w:val="0"/>
                 <w:color w:val="334155"/>
                 <w:sz w:val="21"/>
               </w:rPr>
-              <w:t>• Departmental Isolation: Floor technicians in Betriebsleitung cannot view executive treasury in Finanzwesen or litigation disputes in Rechtsabteilung, guaranteeing strict data security.</w:t>
+              <w:t>• Departmental Isolation:** Floor technicians in `Production &amp; Operations` cannot view executive treasury in `Corporate Treasury` or litigation disputes in `Corporate Legal Affairs`, guaranteeing strict data security.</w:t>
             </w:r>
           </w:p>
           <w:p>
@@ -1594,10 +1699,11 @@
             <w:r>
               <w:rPr>
                 <w:rFonts w:ascii="Calibri" w:hAnsi="Calibri"/>
+                <w:b w:val="0"/>
                 <w:color w:val="334155"/>
                 <w:sz w:val="21"/>
               </w:rPr>
-              <w:t>• Zero-Emoji Professional UI: Every department heading, button label, and table header across all 10 screens relies strictly on clean Lucide icons and professional typography.</w:t>
+              <w:t>• Zero-Emoji Professional UI:** Every department heading, button label, and table header across all 10 screens relies strictly on clean Lucide icons and professional typography.</w:t>
             </w:r>
           </w:p>
         </w:tc>
@@ -1606,6 +1712,11 @@
     <w:p>
       <w:pPr>
         <w:spacing w:before="0" w:after="120"/>
+      </w:pPr>
+    </w:p>
+    <w:p>
+      <w:pPr>
+        <w:spacing w:before="120" w:after="120"/>
       </w:pPr>
     </w:p>
     <w:p>
@@ -1762,7 +1873,7 @@
         </w:tc>
         <w:tc>
           <w:tcPr>
-            <w:tcW w:type="dxa" w:w="2160"/>
+            <w:tcW w:type="dxa" w:w="2304"/>
             <w:shd w:fill="1E293B"/>
             <w:tcMar>
               <w:top w:w="120" w:type="dxa"/>
@@ -1789,7 +1900,7 @@
         </w:tc>
         <w:tc>
           <w:tcPr>
-            <w:tcW w:type="dxa" w:w="2160"/>
+            <w:tcW w:type="dxa" w:w="2304"/>
             <w:shd w:fill="1E293B"/>
             <w:tcMar>
               <w:top w:w="120" w:type="dxa"/>
@@ -1816,7 +1927,7 @@
         </w:tc>
         <w:tc>
           <w:tcPr>
-            <w:tcW w:type="dxa" w:w="2880"/>
+            <w:tcW w:type="dxa" w:w="2592"/>
             <w:shd w:fill="1E293B"/>
             <w:tcMar>
               <w:top w:w="120" w:type="dxa"/>
@@ -1878,7 +1989,7 @@
         </w:tc>
         <w:tc>
           <w:tcPr>
-            <w:tcW w:type="dxa" w:w="2160"/>
+            <w:tcW w:type="dxa" w:w="2304"/>
             <w:shd w:fill="FFFFFF"/>
             <w:tcMar>
               <w:top w:w="100" w:type="dxa"/>
@@ -1911,7 +2022,7 @@
         </w:tc>
         <w:tc>
           <w:tcPr>
-            <w:tcW w:type="dxa" w:w="2160"/>
+            <w:tcW w:type="dxa" w:w="2304"/>
             <w:shd w:fill="FFFFFF"/>
             <w:tcMar>
               <w:top w:w="100" w:type="dxa"/>
@@ -1944,7 +2055,7 @@
         </w:tc>
         <w:tc>
           <w:tcPr>
-            <w:tcW w:type="dxa" w:w="2880"/>
+            <w:tcW w:type="dxa" w:w="2592"/>
             <w:shd w:fill="FFFFFF"/>
             <w:tcMar>
               <w:top w:w="100" w:type="dxa"/>
@@ -1962,7 +2073,7 @@
           <w:p>
             <w:pPr>
               <w:spacing w:before="0" w:after="0"/>
-              <w:jc w:val="right"/>
+              <w:jc w:val="left"/>
             </w:pPr>
             <w:r>
               <w:rPr>
@@ -2012,7 +2123,7 @@
         </w:tc>
         <w:tc>
           <w:tcPr>
-            <w:tcW w:type="dxa" w:w="2160"/>
+            <w:tcW w:type="dxa" w:w="2304"/>
             <w:shd w:fill="F8FAFC"/>
             <w:tcMar>
               <w:top w:w="100" w:type="dxa"/>
@@ -2045,7 +2156,7 @@
         </w:tc>
         <w:tc>
           <w:tcPr>
-            <w:tcW w:type="dxa" w:w="2160"/>
+            <w:tcW w:type="dxa" w:w="2304"/>
             <w:shd w:fill="F8FAFC"/>
             <w:tcMar>
               <w:top w:w="100" w:type="dxa"/>
@@ -2078,7 +2189,7 @@
         </w:tc>
         <w:tc>
           <w:tcPr>
-            <w:tcW w:type="dxa" w:w="2880"/>
+            <w:tcW w:type="dxa" w:w="2592"/>
             <w:shd w:fill="F8FAFC"/>
             <w:tcMar>
               <w:top w:w="100" w:type="dxa"/>
@@ -2096,7 +2207,7 @@
           <w:p>
             <w:pPr>
               <w:spacing w:before="0" w:after="0"/>
-              <w:jc w:val="right"/>
+              <w:jc w:val="left"/>
             </w:pPr>
             <w:r>
               <w:rPr>
@@ -2136,8 +2247,8 @@
             <w:r>
               <w:rPr>
                 <w:rFonts w:ascii="Calibri" w:hAnsi="Calibri"/>
-                <w:b/>
-                <w:color w:val="0F172A"/>
+                <w:b w:val="0"/>
+                <w:color w:val="334155"/>
                 <w:sz w:val="20"/>
               </w:rPr>
               <w:t>Serviceable Obtainable Market (SOM)</w:t>
@@ -2146,7 +2257,7 @@
         </w:tc>
         <w:tc>
           <w:tcPr>
-            <w:tcW w:type="dxa" w:w="2160"/>
+            <w:tcW w:type="dxa" w:w="2304"/>
             <w:shd w:fill="FFFFFF"/>
             <w:tcMar>
               <w:top w:w="100" w:type="dxa"/>
@@ -2169,8 +2280,8 @@
             <w:r>
               <w:rPr>
                 <w:rFonts w:ascii="Calibri" w:hAnsi="Calibri"/>
-                <w:b/>
-                <w:color w:val="0F172A"/>
+                <w:b w:val="0"/>
+                <w:color w:val="334155"/>
                 <w:sz w:val="20"/>
               </w:rPr>
               <w:t>15% Capture of Premium MENA Commercial Laundry by 2029.</w:t>
@@ -2179,7 +2290,7 @@
         </w:tc>
         <w:tc>
           <w:tcPr>
-            <w:tcW w:type="dxa" w:w="2160"/>
+            <w:tcW w:type="dxa" w:w="2304"/>
             <w:shd w:fill="FFFFFF"/>
             <w:tcMar>
               <w:top w:w="100" w:type="dxa"/>
@@ -2202,8 +2313,8 @@
             <w:r>
               <w:rPr>
                 <w:rFonts w:ascii="Calibri" w:hAnsi="Calibri"/>
-                <w:b/>
-                <w:color w:val="0F172A"/>
+                <w:b w:val="0"/>
+                <w:color w:val="334155"/>
                 <w:sz w:val="20"/>
               </w:rPr>
               <w:t>EGP 1,800,000,000 (EGP 1.8B)</w:t>
@@ -2212,7 +2323,7 @@
         </w:tc>
         <w:tc>
           <w:tcPr>
-            <w:tcW w:type="dxa" w:w="2880"/>
+            <w:tcW w:type="dxa" w:w="2592"/>
             <w:shd w:fill="FFFFFF"/>
             <w:tcMar>
               <w:top w:w="100" w:type="dxa"/>
@@ -2230,13 +2341,13 @@
           <w:p>
             <w:pPr>
               <w:spacing w:before="0" w:after="0"/>
-              <w:jc w:val="right"/>
+              <w:jc w:val="left"/>
             </w:pPr>
             <w:r>
               <w:rPr>
                 <w:rFonts w:ascii="Calibri" w:hAnsi="Calibri"/>
-                <w:b/>
-                <w:color w:val="0F172A"/>
+                <w:b w:val="0"/>
+                <w:color w:val="334155"/>
                 <w:sz w:val="20"/>
               </w:rPr>
               <w:t>Direct sales, enterprise deals, and institutional channel partnerships.</w:t>
@@ -2270,8 +2381,8 @@
             <w:r>
               <w:rPr>
                 <w:rFonts w:ascii="Calibri" w:hAnsi="Calibri"/>
-                <w:b/>
-                <w:color w:val="0F172A"/>
+                <w:b w:val="0"/>
+                <w:color w:val="334155"/>
                 <w:sz w:val="20"/>
               </w:rPr>
               <w:t>Horizontal Expansion Market (TAM+)</w:t>
@@ -2280,7 +2391,7 @@
         </w:tc>
         <w:tc>
           <w:tcPr>
-            <w:tcW w:type="dxa" w:w="2160"/>
+            <w:tcW w:type="dxa" w:w="2304"/>
             <w:shd w:fill="F8FAFC"/>
             <w:tcMar>
               <w:top w:w="100" w:type="dxa"/>
@@ -2303,8 +2414,8 @@
             <w:r>
               <w:rPr>
                 <w:rFonts w:ascii="Calibri" w:hAnsi="Calibri"/>
-                <w:b/>
-                <w:color w:val="0F172A"/>
+                <w:b w:val="0"/>
+                <w:color w:val="334155"/>
                 <w:sz w:val="20"/>
               </w:rPr>
               <w:t>Global OIP for Physical Service &amp; Industrial Businesses.</w:t>
@@ -2313,7 +2424,7 @@
         </w:tc>
         <w:tc>
           <w:tcPr>
-            <w:tcW w:type="dxa" w:w="2160"/>
+            <w:tcW w:type="dxa" w:w="2304"/>
             <w:shd w:fill="F8FAFC"/>
             <w:tcMar>
               <w:top w:w="100" w:type="dxa"/>
@@ -2336,8 +2447,8 @@
             <w:r>
               <w:rPr>
                 <w:rFonts w:ascii="Calibri" w:hAnsi="Calibri"/>
-                <w:b/>
-                <w:color w:val="0F172A"/>
+                <w:b w:val="0"/>
+                <w:color w:val="334155"/>
                 <w:sz w:val="20"/>
               </w:rPr>
               <w:t>EGP 500,000,000,000+ (EGP 500B+)</w:t>
@@ -2346,7 +2457,7 @@
         </w:tc>
         <w:tc>
           <w:tcPr>
-            <w:tcW w:type="dxa" w:w="2880"/>
+            <w:tcW w:type="dxa" w:w="2592"/>
             <w:shd w:fill="F8FAFC"/>
             <w:tcMar>
               <w:top w:w="100" w:type="dxa"/>
@@ -2364,13 +2475,13 @@
           <w:p>
             <w:pPr>
               <w:spacing w:before="0" w:after="0"/>
-              <w:jc w:val="right"/>
+              <w:jc w:val="left"/>
             </w:pPr>
             <w:r>
               <w:rPr>
                 <w:rFonts w:ascii="Calibri" w:hAnsi="Calibri"/>
-                <w:b/>
-                <w:color w:val="0F172A"/>
+                <w:b w:val="0"/>
+                <w:color w:val="334155"/>
                 <w:sz w:val="20"/>
               </w:rPr>
               <w:t>Deploy the 6 core IP engines into textiles, food processing &amp; field logistics.</w:t>
@@ -2379,6 +2490,16 @@
         </w:tc>
       </w:tr>
     </w:tbl>
+    <w:p>
+      <w:pPr>
+        <w:spacing w:before="0" w:after="120"/>
+      </w:pPr>
+    </w:p>
+    <w:p>
+      <w:pPr>
+        <w:spacing w:before="120" w:after="120"/>
+      </w:pPr>
+    </w:p>
     <w:p>
       <w:pPr>
         <w:keepNext/>
@@ -2428,7 +2549,7 @@
           <w:color w:val="1E293B"/>
           <w:sz w:val="28"/>
         </w:rPr>
-        <w:t>5.1 Workstation Touch Hyper-Automation Engine</w:t>
+        <w:t>5.1 Workstation 1-Click Workstation Execution Engine</w:t>
       </w:r>
     </w:p>
     <w:p>
@@ -2441,7 +2562,7 @@
           <w:color w:val="334155"/>
           <w:sz w:val="22"/>
         </w:rPr>
-        <w:t>Traditional laundry systems require technicians to scan paper barcodes or QR codes for every garment transition. In humid, chemical-heavy laundry plants, barcodes degrade, scanners malfunction, and throughput slows down. MJRH introduces Touch Hyper-Automation without Barcode Dependency. In the Sorting Workstation Interface, operators utilize 1-Click Fast Track Sorting (`1-Click Fast Track Sorting Protocol`), which algorithmically allocates and routes entire order batches to wet cleaning or steam pressing in milliseconds. In the Packing Workstation Interface, `1-Click Fast Track Packing Protocol` instantly verifies quality compliance and stages orders for delivery without handheld scanning.</w:t>
+        <w:t>Traditional laundry systems require technicians to scan paper barcodes or QR codes for every garment transition. In humid, chemical-heavy laundry plants, barcodes degrade, scanners malfunction, and throughput slows down. MJRH introduces 1-Click Workstation Execution without Barcode Dependency. In the Sorting Workstation Interface, operators utilize 1-Click Fast Track Sorting (`1-Click Fast Track Sorting Protocol`), which algorithmically allocates and routes entire order batches to wet cleaning or steam pressing in milliseconds. In the Packing Workstation Interface, `1-Click Fast Track Packing Protocol` instantly verifies quality compliance and stages orders for delivery without handheld scanning.</w:t>
       </w:r>
     </w:p>
     <w:p>
@@ -2580,6 +2701,19 @@
         <w:t>6.1 End-to-End System Architecture Diagram</w:t>
       </w:r>
     </w:p>
+    <w:p>
+      <w:pPr>
+        <w:spacing w:before="0" w:after="120" w:line="276" w:lineRule="auto"/>
+      </w:pPr>
+      <w:r>
+        <w:rPr>
+          <w:rFonts w:ascii="Calibri" w:hAnsi="Calibri"/>
+          <w:color w:val="334155"/>
+          <w:sz w:val="22"/>
+        </w:rPr>
+        <w:t>+-----------------------------------------------------------------------------------+</w:t>
+      </w:r>
+    </w:p>
     <w:tbl>
       <w:tblPr>
         <w:tblW w:type="auto" w:w="0"/>
@@ -2594,314 +2728,62 @@
         <w:tc>
           <w:tcPr>
             <w:tcW w:type="dxa" w:w="9360"/>
-            <w:shd w:fill="F8FAFC"/>
-            <w:tcMar>
-              <w:top w:w="140" w:type="dxa"/>
-              <w:bottom w:w="140" w:type="dxa"/>
-              <w:left w:w="200" w:type="dxa"/>
-              <w:right w:w="200" w:type="dxa"/>
-            </w:tcMar>
-            <w:tcBorders>
-              <w:top w:val="none" w:sz="4" w:space="0" w:color="CCCCCC"/>
-              <w:bottom w:val="none" w:sz="4" w:space="0" w:color="CCCCCC"/>
-              <w:left w:val="single" w:sz="24" w:space="0" w:color="0D9488"/>
-              <w:right w:val="none" w:sz="4" w:space="0" w:color="CCCCCC"/>
-            </w:tcBorders>
-          </w:tcPr>
-          <w:p>
-            <w:pPr>
-              <w:spacing w:before="80" w:after="120"/>
+            <w:shd w:fill="1E293B"/>
+            <w:tcMar>
+              <w:top w:w="120" w:type="dxa"/>
+              <w:bottom w:w="120" w:type="dxa"/>
+              <w:left w:w="150" w:type="dxa"/>
+              <w:right w:w="150" w:type="dxa"/>
+            </w:tcMar>
+          </w:tcPr>
+          <w:p>
+            <w:pPr>
+              <w:spacing w:before="0" w:after="0"/>
+              <w:jc w:val="left"/>
             </w:pPr>
             <w:r>
               <w:rPr>
                 <w:rFonts w:ascii="Arial" w:hAnsi="Arial"/>
                 <w:b/>
-                <w:color w:val="0F172A"/>
-                <w:sz w:val="22"/>
-              </w:rPr>
-              <w:t>■ SYSTEM ARCHITECTURE &amp; DATA FLOW SPECIFICATION</w:t>
-              <w:br/>
-            </w:r>
+                <w:color w:val="FFFFFF"/>
+                <w:sz w:val="20"/>
+              </w:rPr>
+              <w:t>CLIENT TIER: 10 SYNCHRONIZED WORKSTATIONS</w:t>
+            </w:r>
+          </w:p>
+        </w:tc>
+      </w:tr>
+      <w:tr>
+        <w:tc>
+          <w:tcPr>
+            <w:tcW w:type="dxa" w:w="9360"/>
+            <w:shd w:fill="FFFFFF"/>
+            <w:tcMar>
+              <w:top w:w="100" w:type="dxa"/>
+              <w:bottom w:w="100" w:type="dxa"/>
+              <w:left w:w="150" w:type="dxa"/>
+              <w:right w:w="150" w:type="dxa"/>
+            </w:tcMar>
+            <w:tcBorders>
+              <w:top w:val="single" w:sz="4" w:space="0" w:color="E2E8F0"/>
+              <w:bottom w:val="single" w:sz="4" w:space="0" w:color="E2E8F0"/>
+              <w:left w:val="single" w:sz="4" w:space="0" w:color="E2E8F0"/>
+              <w:right w:val="single" w:sz="4" w:space="0" w:color="E2E8F0"/>
+            </w:tcBorders>
+          </w:tcPr>
+          <w:p>
+            <w:pPr>
+              <w:spacing w:before="0" w:after="0"/>
+              <w:jc w:val="left"/>
+            </w:pPr>
             <w:r>
               <w:rPr>
                 <w:rFonts w:ascii="Calibri" w:hAnsi="Calibri"/>
+                <w:b w:val="0"/>
                 <w:color w:val="334155"/>
-                <w:sz w:val="21"/>
-              </w:rPr>
-              <w:t>+-----------------------------------------------------------------------------------+</w:t>
-            </w:r>
-          </w:p>
-          <w:p>
-            <w:pPr>
-              <w:spacing w:before="40" w:after="80"/>
-            </w:pPr>
-            <w:r>
-              <w:rPr>
-                <w:rFonts w:ascii="Calibri" w:hAnsi="Calibri"/>
-                <w:color w:val="334155"/>
-                <w:sz w:val="21"/>
-              </w:rPr>
-              <w:t>|                 CLIENT TIER: 10 SYNCHRONIZED WORKSTATIONS                          |</w:t>
-            </w:r>
-          </w:p>
-          <w:p>
-            <w:pPr>
-              <w:spacing w:before="40" w:after="80"/>
-            </w:pPr>
-            <w:r>
-              <w:rPr>
-                <w:rFonts w:ascii="Calibri" w:hAnsi="Calibri"/>
-                <w:color w:val="334155"/>
-                <w:sz w:val="21"/>
-              </w:rPr>
-              <w:t>|  [Super Admin HQ]  [COO Command]  [Reception / Intake]  [Sorting / Cleaning]       |</w:t>
-            </w:r>
-          </w:p>
-          <w:p>
-            <w:pPr>
-              <w:spacing w:before="40" w:after="80"/>
-            </w:pPr>
-            <w:r>
-              <w:rPr>
-                <w:rFonts w:ascii="Calibri" w:hAnsi="Calibri"/>
-                <w:color w:val="334155"/>
-                <w:sz w:val="21"/>
-              </w:rPr>
-              <w:t>|  [Ironing / QC]    [Packing Tech] [Courier GPS Dock]    [Client Tracking Portal]   |</w:t>
-            </w:r>
-          </w:p>
-          <w:p>
-            <w:pPr>
-              <w:spacing w:before="40" w:after="80"/>
-            </w:pPr>
-            <w:r>
-              <w:rPr>
-                <w:rFonts w:ascii="Calibri" w:hAnsi="Calibri"/>
-                <w:color w:val="334155"/>
-                <w:sz w:val="21"/>
-              </w:rPr>
-              <w:t>+-----------------------------------------+-----------------------------------------+</w:t>
-            </w:r>
-          </w:p>
-          <w:p>
-            <w:pPr>
-              <w:spacing w:before="40" w:after="80"/>
-            </w:pPr>
-            <w:r>
-              <w:rPr>
-                <w:rFonts w:ascii="Calibri" w:hAnsi="Calibri"/>
-                <w:color w:val="334155"/>
-                <w:sz w:val="21"/>
-              </w:rPr>
-              <w:t xml:space="preserve">                                          | (HTTPS / WSS / REST / Realtime API)</w:t>
-            </w:r>
-          </w:p>
-          <w:p>
-            <w:pPr>
-              <w:spacing w:before="40" w:after="80"/>
-            </w:pPr>
-            <w:r>
-              <w:rPr>
-                <w:rFonts w:ascii="Calibri" w:hAnsi="Calibri"/>
-                <w:color w:val="334155"/>
-                <w:sz w:val="21"/>
-              </w:rPr>
-              <w:t xml:space="preserve">                                          v</w:t>
-            </w:r>
-          </w:p>
-          <w:p>
-            <w:pPr>
-              <w:spacing w:before="40" w:after="80"/>
-            </w:pPr>
-            <w:r>
-              <w:rPr>
-                <w:rFonts w:ascii="Calibri" w:hAnsi="Calibri"/>
-                <w:color w:val="334155"/>
-                <w:sz w:val="21"/>
-              </w:rPr>
-              <w:t>+-----------------------------------------------------------------------------------+</w:t>
-            </w:r>
-          </w:p>
-          <w:p>
-            <w:pPr>
-              <w:spacing w:before="40" w:after="80"/>
-            </w:pPr>
-            <w:r>
-              <w:rPr>
-                <w:rFonts w:ascii="Calibri" w:hAnsi="Calibri"/>
-                <w:color w:val="334155"/>
-                <w:sz w:val="21"/>
-              </w:rPr>
-              <w:t>|                 EDGE ROUTING &amp; ASSET DELIVERY TIER (Vercel Edge CDN)               |</w:t>
-            </w:r>
-          </w:p>
-          <w:p>
-            <w:pPr>
-              <w:spacing w:before="40" w:after="80"/>
-            </w:pPr>
-            <w:r>
-              <w:rPr>
-                <w:rFonts w:ascii="Calibri" w:hAnsi="Calibri"/>
-                <w:color w:val="334155"/>
-                <w:sz w:val="21"/>
-              </w:rPr>
-              <w:t>|  - TanStack Router 1 (Type-Safe Code-Splitting &amp; Client Navigation)               |</w:t>
-            </w:r>
-          </w:p>
-          <w:p>
-            <w:pPr>
-              <w:spacing w:before="40" w:after="80"/>
-            </w:pPr>
-            <w:r>
-              <w:rPr>
-                <w:rFonts w:ascii="Calibri" w:hAnsi="Calibri"/>
-                <w:color w:val="334155"/>
-                <w:sz w:val="21"/>
-              </w:rPr>
-              <w:t>|  - TanStack Query (React Query Asynchronous State Caching &amp; Optimistic UI)        |</w:t>
-            </w:r>
-          </w:p>
-          <w:p>
-            <w:pPr>
-              <w:spacing w:before="40" w:after="80"/>
-            </w:pPr>
-            <w:r>
-              <w:rPr>
-                <w:rFonts w:ascii="Calibri" w:hAnsi="Calibri"/>
-                <w:color w:val="334155"/>
-                <w:sz w:val="21"/>
-              </w:rPr>
-              <w:t>|  - Tailwind CSS 3 &amp; Radix UI Headless Accessible Industrial Components            |</w:t>
-            </w:r>
-          </w:p>
-          <w:p>
-            <w:pPr>
-              <w:spacing w:before="40" w:after="80"/>
-            </w:pPr>
-            <w:r>
-              <w:rPr>
-                <w:rFonts w:ascii="Calibri" w:hAnsi="Calibri"/>
-                <w:color w:val="334155"/>
-                <w:sz w:val="21"/>
-              </w:rPr>
-              <w:t>+-----------------------------------------+-----------------------------------------+</w:t>
-            </w:r>
-          </w:p>
-          <w:p>
-            <w:pPr>
-              <w:spacing w:before="40" w:after="80"/>
-            </w:pPr>
-            <w:r>
-              <w:rPr>
-                <w:rFonts w:ascii="Calibri" w:hAnsi="Calibri"/>
-                <w:color w:val="334155"/>
-                <w:sz w:val="21"/>
-              </w:rPr>
-              <w:t xml:space="preserve">                                          | (Secure JWT Session &amp; Tenant Token)</w:t>
-            </w:r>
-          </w:p>
-          <w:p>
-            <w:pPr>
-              <w:spacing w:before="40" w:after="80"/>
-            </w:pPr>
-            <w:r>
-              <w:rPr>
-                <w:rFonts w:ascii="Calibri" w:hAnsi="Calibri"/>
-                <w:color w:val="334155"/>
-                <w:sz w:val="21"/>
-              </w:rPr>
-              <w:t xml:space="preserve">                                          v</w:t>
-            </w:r>
-          </w:p>
-          <w:p>
-            <w:pPr>
-              <w:spacing w:before="40" w:after="80"/>
-            </w:pPr>
-            <w:r>
-              <w:rPr>
-                <w:rFonts w:ascii="Calibri" w:hAnsi="Calibri"/>
-                <w:color w:val="334155"/>
-                <w:sz w:val="21"/>
-              </w:rPr>
-              <w:t>+-----------------------------------------------------------------------------------+</w:t>
-            </w:r>
-          </w:p>
-          <w:p>
-            <w:pPr>
-              <w:spacing w:before="40" w:after="80"/>
-            </w:pPr>
-            <w:r>
-              <w:rPr>
-                <w:rFonts w:ascii="Calibri" w:hAnsi="Calibri"/>
-                <w:color w:val="334155"/>
-                <w:sz w:val="21"/>
-              </w:rPr>
-              <w:t>|                 BACKEND KERNEL &amp; STORAGE TIER (Supabase Cloud)                    |</w:t>
-            </w:r>
-          </w:p>
-          <w:p>
-            <w:pPr>
-              <w:spacing w:before="40" w:after="80"/>
-            </w:pPr>
-            <w:r>
-              <w:rPr>
-                <w:rFonts w:ascii="Calibri" w:hAnsi="Calibri"/>
-                <w:color w:val="334155"/>
-                <w:sz w:val="21"/>
-              </w:rPr>
-              <w:t>|  - PostgreSQL 15 Kernel with Row-Level Security (RLS) Tenant Isolation           |</w:t>
-            </w:r>
-          </w:p>
-          <w:p>
-            <w:pPr>
-              <w:spacing w:before="40" w:after="80"/>
-            </w:pPr>
-            <w:r>
-              <w:rPr>
-                <w:rFonts w:ascii="Calibri" w:hAnsi="Calibri"/>
-                <w:color w:val="334155"/>
-                <w:sz w:val="21"/>
-              </w:rPr>
-              <w:t>|  - 6 Proprietary IP Engines (APDO, Hyper-Automation, Surge, Ledger, RBAC, Telemetry)|</w:t>
-            </w:r>
-          </w:p>
-          <w:p>
-            <w:pPr>
-              <w:spacing w:before="40" w:after="80"/>
-            </w:pPr>
-            <w:r>
-              <w:rPr>
-                <w:rFonts w:ascii="Calibri" w:hAnsi="Calibri"/>
-                <w:color w:val="334155"/>
-                <w:sz w:val="21"/>
-              </w:rPr>
-              <w:t>|  - Encrypted Storage Repositories (Legal Vault, Marketing Assets, Payment Proofs)  |</w:t>
-            </w:r>
-          </w:p>
-          <w:p>
-            <w:pPr>
-              <w:spacing w:before="40" w:after="80"/>
-            </w:pPr>
-            <w:r>
-              <w:rPr>
-                <w:rFonts w:ascii="Calibri" w:hAnsi="Calibri"/>
-                <w:color w:val="334155"/>
-                <w:sz w:val="21"/>
-              </w:rPr>
-              <w:t>|  - Serverless Edge Functions (Automated WhatsApp Messaging &amp; Payment Webhooks)     |</w:t>
-            </w:r>
-          </w:p>
-          <w:p>
-            <w:pPr>
-              <w:spacing w:before="40" w:after="80"/>
-            </w:pPr>
-            <w:r>
-              <w:rPr>
-                <w:rFonts w:ascii="Calibri" w:hAnsi="Calibri"/>
-                <w:color w:val="334155"/>
-                <w:sz w:val="21"/>
-              </w:rPr>
-              <w:t>+-----------------------------------------------------------------------------------+</w:t>
+                <w:sz w:val="20"/>
+              </w:rPr>
+              <w:t>[Ironing / QC]    [Packing Tech] [Courier GPS Dock]    [Client Tracking Portal]</w:t>
             </w:r>
           </w:p>
         </w:tc>
@@ -2911,6 +2793,396 @@
       <w:pPr>
         <w:spacing w:before="0" w:after="120"/>
       </w:pPr>
+    </w:p>
+    <w:p>
+      <w:pPr>
+        <w:spacing w:before="0" w:after="120" w:line="276" w:lineRule="auto"/>
+      </w:pPr>
+      <w:r>
+        <w:rPr>
+          <w:rFonts w:ascii="Calibri" w:hAnsi="Calibri"/>
+          <w:color w:val="334155"/>
+          <w:sz w:val="22"/>
+        </w:rPr>
+        <w:t>+-----------------------------------------+-----------------------------------------+</w:t>
+      </w:r>
+    </w:p>
+    <w:tbl>
+      <w:tblPr>
+        <w:tblW w:type="auto" w:w="0"/>
+        <w:jc w:val="center"/>
+        <w:tblLayout w:type="fixed"/>
+        <w:tblLook w:firstColumn="1" w:firstRow="1" w:lastColumn="0" w:lastRow="0" w:noHBand="0" w:noVBand="1" w:val="04A0"/>
+      </w:tblPr>
+      <w:tblGrid>
+  </w:tblGrid>
+      <w:tr>
+  </w:tr>
+    </w:tbl>
+    <w:p>
+      <w:pPr>
+        <w:spacing w:before="0" w:after="120"/>
+      </w:pPr>
+    </w:p>
+    <w:p>
+      <w:pPr>
+        <w:spacing w:before="0" w:after="120" w:line="276" w:lineRule="auto"/>
+      </w:pPr>
+      <w:r>
+        <w:rPr>
+          <w:rFonts w:ascii="Calibri" w:hAnsi="Calibri"/>
+          <w:color w:val="334155"/>
+          <w:sz w:val="22"/>
+        </w:rPr>
+        <w:t>v</w:t>
+      </w:r>
+    </w:p>
+    <w:p>
+      <w:pPr>
+        <w:spacing w:before="0" w:after="120" w:line="276" w:lineRule="auto"/>
+      </w:pPr>
+      <w:r>
+        <w:rPr>
+          <w:rFonts w:ascii="Calibri" w:hAnsi="Calibri"/>
+          <w:color w:val="334155"/>
+          <w:sz w:val="22"/>
+        </w:rPr>
+        <w:t>+-----------------------------------------------------------------------------------+</w:t>
+      </w:r>
+    </w:p>
+    <w:tbl>
+      <w:tblPr>
+        <w:tblW w:type="auto" w:w="0"/>
+        <w:jc w:val="center"/>
+        <w:tblLayout w:type="fixed"/>
+        <w:tblLook w:firstColumn="1" w:firstRow="1" w:lastColumn="0" w:lastRow="0" w:noHBand="0" w:noVBand="1" w:val="04A0"/>
+      </w:tblPr>
+      <w:tblGrid>
+        <w:gridCol w:w="9360"/>
+      </w:tblGrid>
+      <w:tr>
+        <w:tc>
+          <w:tcPr>
+            <w:tcW w:type="dxa" w:w="9360"/>
+            <w:shd w:fill="1E293B"/>
+            <w:tcMar>
+              <w:top w:w="120" w:type="dxa"/>
+              <w:bottom w:w="120" w:type="dxa"/>
+              <w:left w:w="150" w:type="dxa"/>
+              <w:right w:w="150" w:type="dxa"/>
+            </w:tcMar>
+          </w:tcPr>
+          <w:p>
+            <w:pPr>
+              <w:spacing w:before="0" w:after="0"/>
+              <w:jc w:val="left"/>
+            </w:pPr>
+            <w:r>
+              <w:rPr>
+                <w:rFonts w:ascii="Arial" w:hAnsi="Arial"/>
+                <w:b/>
+                <w:color w:val="FFFFFF"/>
+                <w:sz w:val="20"/>
+              </w:rPr>
+              <w:t>EDGE ROUTING &amp; ASSET DELIVERY TIER (Vercel Edge CDN)</w:t>
+            </w:r>
+          </w:p>
+        </w:tc>
+      </w:tr>
+      <w:tr>
+        <w:tc>
+          <w:tcPr>
+            <w:tcW w:type="dxa" w:w="9360"/>
+            <w:shd w:fill="FFFFFF"/>
+            <w:tcMar>
+              <w:top w:w="100" w:type="dxa"/>
+              <w:bottom w:w="100" w:type="dxa"/>
+              <w:left w:w="150" w:type="dxa"/>
+              <w:right w:w="150" w:type="dxa"/>
+            </w:tcMar>
+            <w:tcBorders>
+              <w:top w:val="single" w:sz="4" w:space="0" w:color="E2E8F0"/>
+              <w:bottom w:val="single" w:sz="4" w:space="0" w:color="E2E8F0"/>
+              <w:left w:val="single" w:sz="4" w:space="0" w:color="E2E8F0"/>
+              <w:right w:val="single" w:sz="4" w:space="0" w:color="E2E8F0"/>
+            </w:tcBorders>
+          </w:tcPr>
+          <w:p>
+            <w:pPr>
+              <w:spacing w:before="0" w:after="0"/>
+              <w:jc w:val="left"/>
+            </w:pPr>
+            <w:r>
+              <w:rPr>
+                <w:rFonts w:ascii="Calibri" w:hAnsi="Calibri"/>
+                <w:b w:val="0"/>
+                <w:color w:val="334155"/>
+                <w:sz w:val="20"/>
+              </w:rPr>
+              <w:t>- TanStack Query (React Query Asynchronous State Caching &amp; Optimistic UI)</w:t>
+            </w:r>
+          </w:p>
+        </w:tc>
+      </w:tr>
+      <w:tr>
+        <w:tc>
+          <w:tcPr>
+            <w:tcW w:type="dxa" w:w="9360"/>
+            <w:shd w:fill="F8FAFC"/>
+            <w:tcMar>
+              <w:top w:w="100" w:type="dxa"/>
+              <w:bottom w:w="100" w:type="dxa"/>
+              <w:left w:w="150" w:type="dxa"/>
+              <w:right w:w="150" w:type="dxa"/>
+            </w:tcMar>
+            <w:tcBorders>
+              <w:top w:val="single" w:sz="4" w:space="0" w:color="E2E8F0"/>
+              <w:bottom w:val="single" w:sz="4" w:space="0" w:color="E2E8F0"/>
+              <w:left w:val="single" w:sz="4" w:space="0" w:color="E2E8F0"/>
+              <w:right w:val="single" w:sz="4" w:space="0" w:color="E2E8F0"/>
+            </w:tcBorders>
+          </w:tcPr>
+          <w:p>
+            <w:pPr>
+              <w:spacing w:before="0" w:after="0"/>
+              <w:jc w:val="left"/>
+            </w:pPr>
+            <w:r>
+              <w:rPr>
+                <w:rFonts w:ascii="Calibri" w:hAnsi="Calibri"/>
+                <w:b w:val="0"/>
+                <w:color w:val="334155"/>
+                <w:sz w:val="20"/>
+              </w:rPr>
+              <w:t>- Tailwind CSS 3 &amp; Radix UI Headless Accessible Industrial Components</w:t>
+            </w:r>
+          </w:p>
+        </w:tc>
+      </w:tr>
+    </w:tbl>
+    <w:p>
+      <w:pPr>
+        <w:spacing w:before="0" w:after="120"/>
+      </w:pPr>
+    </w:p>
+    <w:p>
+      <w:pPr>
+        <w:spacing w:before="0" w:after="120" w:line="276" w:lineRule="auto"/>
+      </w:pPr>
+      <w:r>
+        <w:rPr>
+          <w:rFonts w:ascii="Calibri" w:hAnsi="Calibri"/>
+          <w:color w:val="334155"/>
+          <w:sz w:val="22"/>
+        </w:rPr>
+        <w:t>+-----------------------------------------+-----------------------------------------+</w:t>
+      </w:r>
+    </w:p>
+    <w:tbl>
+      <w:tblPr>
+        <w:tblW w:type="auto" w:w="0"/>
+        <w:jc w:val="center"/>
+        <w:tblLayout w:type="fixed"/>
+        <w:tblLook w:firstColumn="1" w:firstRow="1" w:lastColumn="0" w:lastRow="0" w:noHBand="0" w:noVBand="1" w:val="04A0"/>
+      </w:tblPr>
+      <w:tblGrid>
+  </w:tblGrid>
+      <w:tr>
+  </w:tr>
+    </w:tbl>
+    <w:p>
+      <w:pPr>
+        <w:spacing w:before="0" w:after="120"/>
+      </w:pPr>
+    </w:p>
+    <w:p>
+      <w:pPr>
+        <w:spacing w:before="0" w:after="120" w:line="276" w:lineRule="auto"/>
+      </w:pPr>
+      <w:r>
+        <w:rPr>
+          <w:rFonts w:ascii="Calibri" w:hAnsi="Calibri"/>
+          <w:color w:val="334155"/>
+          <w:sz w:val="22"/>
+        </w:rPr>
+        <w:t>v</w:t>
+      </w:r>
+    </w:p>
+    <w:p>
+      <w:pPr>
+        <w:spacing w:before="0" w:after="120" w:line="276" w:lineRule="auto"/>
+      </w:pPr>
+      <w:r>
+        <w:rPr>
+          <w:rFonts w:ascii="Calibri" w:hAnsi="Calibri"/>
+          <w:color w:val="334155"/>
+          <w:sz w:val="22"/>
+        </w:rPr>
+        <w:t>+-----------------------------------------------------------------------------------+</w:t>
+      </w:r>
+    </w:p>
+    <w:tbl>
+      <w:tblPr>
+        <w:tblW w:type="auto" w:w="0"/>
+        <w:jc w:val="center"/>
+        <w:tblLayout w:type="fixed"/>
+        <w:tblLook w:firstColumn="1" w:firstRow="1" w:lastColumn="0" w:lastRow="0" w:noHBand="0" w:noVBand="1" w:val="04A0"/>
+      </w:tblPr>
+      <w:tblGrid>
+        <w:gridCol w:w="9360"/>
+      </w:tblGrid>
+      <w:tr>
+        <w:tc>
+          <w:tcPr>
+            <w:tcW w:type="dxa" w:w="9360"/>
+            <w:shd w:fill="1E293B"/>
+            <w:tcMar>
+              <w:top w:w="120" w:type="dxa"/>
+              <w:bottom w:w="120" w:type="dxa"/>
+              <w:left w:w="150" w:type="dxa"/>
+              <w:right w:w="150" w:type="dxa"/>
+            </w:tcMar>
+          </w:tcPr>
+          <w:p>
+            <w:pPr>
+              <w:spacing w:before="0" w:after="0"/>
+              <w:jc w:val="left"/>
+            </w:pPr>
+            <w:r>
+              <w:rPr>
+                <w:rFonts w:ascii="Arial" w:hAnsi="Arial"/>
+                <w:b/>
+                <w:color w:val="FFFFFF"/>
+                <w:sz w:val="20"/>
+              </w:rPr>
+              <w:t>BACKEND KERNEL &amp; STORAGE TIER (Supabase Cloud)</w:t>
+            </w:r>
+          </w:p>
+        </w:tc>
+      </w:tr>
+      <w:tr>
+        <w:tc>
+          <w:tcPr>
+            <w:tcW w:type="dxa" w:w="9360"/>
+            <w:shd w:fill="FFFFFF"/>
+            <w:tcMar>
+              <w:top w:w="100" w:type="dxa"/>
+              <w:bottom w:w="100" w:type="dxa"/>
+              <w:left w:w="150" w:type="dxa"/>
+              <w:right w:w="150" w:type="dxa"/>
+            </w:tcMar>
+            <w:tcBorders>
+              <w:top w:val="single" w:sz="4" w:space="0" w:color="E2E8F0"/>
+              <w:bottom w:val="single" w:sz="4" w:space="0" w:color="E2E8F0"/>
+              <w:left w:val="single" w:sz="4" w:space="0" w:color="E2E8F0"/>
+              <w:right w:val="single" w:sz="4" w:space="0" w:color="E2E8F0"/>
+            </w:tcBorders>
+          </w:tcPr>
+          <w:p>
+            <w:pPr>
+              <w:spacing w:before="0" w:after="0"/>
+              <w:jc w:val="left"/>
+            </w:pPr>
+            <w:r>
+              <w:rPr>
+                <w:rFonts w:ascii="Calibri" w:hAnsi="Calibri"/>
+                <w:b w:val="0"/>
+                <w:color w:val="334155"/>
+                <w:sz w:val="20"/>
+              </w:rPr>
+              <w:t>- 6 Proprietary IP Engines (APDO, Workstation Execution Automation, Surge, Ledger, RBAC, Telemetry)</w:t>
+            </w:r>
+          </w:p>
+        </w:tc>
+      </w:tr>
+      <w:tr>
+        <w:tc>
+          <w:tcPr>
+            <w:tcW w:type="dxa" w:w="9360"/>
+            <w:shd w:fill="F8FAFC"/>
+            <w:tcMar>
+              <w:top w:w="100" w:type="dxa"/>
+              <w:bottom w:w="100" w:type="dxa"/>
+              <w:left w:w="150" w:type="dxa"/>
+              <w:right w:w="150" w:type="dxa"/>
+            </w:tcMar>
+            <w:tcBorders>
+              <w:top w:val="single" w:sz="4" w:space="0" w:color="E2E8F0"/>
+              <w:bottom w:val="single" w:sz="4" w:space="0" w:color="E2E8F0"/>
+              <w:left w:val="single" w:sz="4" w:space="0" w:color="E2E8F0"/>
+              <w:right w:val="single" w:sz="4" w:space="0" w:color="E2E8F0"/>
+            </w:tcBorders>
+          </w:tcPr>
+          <w:p>
+            <w:pPr>
+              <w:spacing w:before="0" w:after="0"/>
+              <w:jc w:val="left"/>
+            </w:pPr>
+            <w:r>
+              <w:rPr>
+                <w:rFonts w:ascii="Calibri" w:hAnsi="Calibri"/>
+                <w:b w:val="0"/>
+                <w:color w:val="334155"/>
+                <w:sz w:val="20"/>
+              </w:rPr>
+              <w:t>- Encrypted Storage Repositories (Legal Vault, Marketing Assets, Payment Proofs)</w:t>
+            </w:r>
+          </w:p>
+        </w:tc>
+      </w:tr>
+      <w:tr>
+        <w:tc>
+          <w:tcPr>
+            <w:tcW w:type="dxa" w:w="9360"/>
+            <w:shd w:fill="FFFFFF"/>
+            <w:tcMar>
+              <w:top w:w="100" w:type="dxa"/>
+              <w:bottom w:w="100" w:type="dxa"/>
+              <w:left w:w="150" w:type="dxa"/>
+              <w:right w:w="150" w:type="dxa"/>
+            </w:tcMar>
+            <w:tcBorders>
+              <w:top w:val="single" w:sz="4" w:space="0" w:color="E2E8F0"/>
+              <w:bottom w:val="single" w:sz="4" w:space="0" w:color="E2E8F0"/>
+              <w:left w:val="single" w:sz="4" w:space="0" w:color="E2E8F0"/>
+              <w:right w:val="single" w:sz="4" w:space="0" w:color="E2E8F0"/>
+            </w:tcBorders>
+          </w:tcPr>
+          <w:p>
+            <w:pPr>
+              <w:spacing w:before="0" w:after="0"/>
+              <w:jc w:val="left"/>
+            </w:pPr>
+            <w:r>
+              <w:rPr>
+                <w:rFonts w:ascii="Calibri" w:hAnsi="Calibri"/>
+                <w:b w:val="0"/>
+                <w:color w:val="334155"/>
+                <w:sz w:val="20"/>
+              </w:rPr>
+              <w:t>- Serverless Edge Functions (Automated WhatsApp Messaging &amp; Payment Webhooks)</w:t>
+            </w:r>
+          </w:p>
+        </w:tc>
+      </w:tr>
+    </w:tbl>
+    <w:p>
+      <w:pPr>
+        <w:spacing w:before="0" w:after="120"/>
+      </w:pPr>
+    </w:p>
+    <w:p>
+      <w:pPr>
+        <w:spacing w:before="0" w:after="120" w:line="276" w:lineRule="auto"/>
+      </w:pPr>
+      <w:r>
+        <w:rPr>
+          <w:rFonts w:ascii="Calibri" w:hAnsi="Calibri"/>
+          <w:color w:val="334155"/>
+          <w:sz w:val="22"/>
+        </w:rPr>
+        <w:t>+-----------------------------------------------------------------------------------+</w:t>
+      </w:r>
     </w:p>
     <w:p>
       <w:pPr>
@@ -3020,7 +3292,7 @@
           <w:color w:val="334155"/>
           <w:sz w:val="22"/>
         </w:rPr>
-        <w:t>MJRH's competitive advantage is rooted in architectural differentiation and category creation. By establishing the Operational Intelligence Platform (OIP) category, MJRH decouples its valuation from commodity SaaS tools and establishes an unassailable moat against legacy horizontal ERPs and basic retail POS systems. The platform's defensibility relies on structural barriers to entry: deep shop-floor workstation embedding, real-time double-entry accounting synchronization, and zero scanning hardware dependency.</w:t>
+        <w:t>MJRH's competitive advantage is rooted in architectural differentiation and category creation. By establishing the Operational Intelligence Platform (OIP) category, MJRH decouples its valuation from commodity SaaS tools and establishes an defensible architectural moat against legacy horizontal ERPs and basic retail POS systems. The platform's defensibility relies on structural barriers to entry: deep shop-floor workstation embedding, real-time double-entry accounting synchronization, and zero scanning hardware dependency.</w:t>
       </w:r>
     </w:p>
     <w:p>
@@ -3102,7 +3374,7 @@
                 <w:color w:val="FFFFFF"/>
                 <w:sz w:val="20"/>
               </w:rPr>
-              <w:t>Legacy Horizontal ERPs (SAP / Oracle / Odoo)</w:t>
+              <w:t>Legacy Horizontal ERPs</w:t>
             </w:r>
           </w:p>
         </w:tc>
@@ -3187,8 +3459,8 @@
             <w:r>
               <w:rPr>
                 <w:rFonts w:ascii="Calibri" w:hAnsi="Calibri"/>
-                <w:b/>
-                <w:color w:val="0F172A"/>
+                <w:b w:val="0"/>
+                <w:color w:val="334155"/>
                 <w:sz w:val="20"/>
               </w:rPr>
               <w:t>Primary Architectural Focus</w:t>
@@ -3220,8 +3492,8 @@
             <w:r>
               <w:rPr>
                 <w:rFonts w:ascii="Calibri" w:hAnsi="Calibri"/>
-                <w:b/>
-                <w:color w:val="0F172A"/>
+                <w:b w:val="0"/>
+                <w:color w:val="334155"/>
                 <w:sz w:val="20"/>
               </w:rPr>
               <w:t>Corporate Finance &amp; Back-Office Accounting.</w:t>
@@ -3253,8 +3525,8 @@
             <w:r>
               <w:rPr>
                 <w:rFonts w:ascii="Calibri" w:hAnsi="Calibri"/>
-                <w:b/>
-                <w:color w:val="0F172A"/>
+                <w:b w:val="0"/>
+                <w:color w:val="334155"/>
                 <w:sz w:val="20"/>
               </w:rPr>
               <w:t>Retail Reception Desk &amp; Cash Collection.</w:t>
@@ -3286,8 +3558,8 @@
             <w:r>
               <w:rPr>
                 <w:rFonts w:ascii="Calibri" w:hAnsi="Calibri"/>
-                <w:b/>
-                <w:color w:val="0F172A"/>
+                <w:b w:val="0"/>
+                <w:color w:val="334155"/>
                 <w:sz w:val="20"/>
               </w:rPr>
               <w:t>End-to-End Operational Execution &amp; Governance.</w:t>
@@ -3424,7 +3696,7 @@
                 <w:color w:val="334155"/>
                 <w:sz w:val="20"/>
               </w:rPr>
-              <w:t>1-Click Touch Hyper-Automation across 10 stations.</w:t>
+              <w:t>1-Click 1-Click Workstation Execution across 10 stations.</w:t>
             </w:r>
           </w:p>
         </w:tc>
@@ -3455,8 +3727,8 @@
             <w:r>
               <w:rPr>
                 <w:rFonts w:ascii="Calibri" w:hAnsi="Calibri"/>
-                <w:b/>
-                <w:color w:val="0F172A"/>
+                <w:b w:val="0"/>
+                <w:color w:val="334155"/>
                 <w:sz w:val="20"/>
               </w:rPr>
               <w:t>Financial Ledger Integration</w:t>
@@ -3488,8 +3760,8 @@
             <w:r>
               <w:rPr>
                 <w:rFonts w:ascii="Calibri" w:hAnsi="Calibri"/>
-                <w:b/>
-                <w:color w:val="0F172A"/>
+                <w:b w:val="0"/>
+                <w:color w:val="334155"/>
                 <w:sz w:val="20"/>
               </w:rPr>
               <w:t>Periodic batch posting; disconnected from ops.</w:t>
@@ -3521,8 +3793,8 @@
             <w:r>
               <w:rPr>
                 <w:rFonts w:ascii="Calibri" w:hAnsi="Calibri"/>
-                <w:b/>
-                <w:color w:val="0F172A"/>
+                <w:b w:val="0"/>
+                <w:color w:val="334155"/>
                 <w:sz w:val="20"/>
               </w:rPr>
               <w:t>No double-entry ledger; exports basic sales CSV.</w:t>
@@ -3554,8 +3826,8 @@
             <w:r>
               <w:rPr>
                 <w:rFonts w:ascii="Calibri" w:hAnsi="Calibri"/>
-                <w:b/>
-                <w:color w:val="0F172A"/>
+                <w:b w:val="0"/>
+                <w:color w:val="334155"/>
                 <w:sz w:val="20"/>
               </w:rPr>
               <w:t>Real-time automated double-entry ledger per touch.</w:t>
@@ -3966,6 +4238,16 @@
         </w:tc>
       </w:tr>
     </w:tbl>
+    <w:p>
+      <w:pPr>
+        <w:spacing w:before="0" w:after="120"/>
+      </w:pPr>
+    </w:p>
+    <w:p>
+      <w:pPr>
+        <w:spacing w:before="120" w:after="120"/>
+      </w:pPr>
+    </w:p>
     <w:p>
       <w:pPr>
         <w:keepNext/>
@@ -4043,7 +4325,7 @@
           <w:color w:val="1E293B"/>
           <w:sz w:val="28"/>
         </w:rPr>
-        <w:t>8.2 Touch Hyper-Automation Engine (Appraised Value: EGP 1,100,000)</w:t>
+        <w:t>8.2 1-Click Workstation Execution Engine (Appraised Value: EGP 1,100,000)</w:t>
       </w:r>
     </w:p>
     <w:p>
@@ -4349,7 +4631,7 @@
       <w:tr>
         <w:tc>
           <w:tcPr>
-            <w:tcW w:type="dxa" w:w="2160"/>
+            <w:tcW w:type="dxa" w:w="2880"/>
             <w:shd w:fill="1E293B"/>
             <w:tcMar>
               <w:top w:w="120" w:type="dxa"/>
@@ -4403,7 +4685,7 @@
         </w:tc>
         <w:tc>
           <w:tcPr>
-            <w:tcW w:type="dxa" w:w="4032"/>
+            <w:tcW w:type="dxa" w:w="3312"/>
             <w:shd w:fill="1E293B"/>
             <w:tcMar>
               <w:top w:w="120" w:type="dxa"/>
@@ -4432,7 +4714,7 @@
       <w:tr>
         <w:tc>
           <w:tcPr>
-            <w:tcW w:type="dxa" w:w="2160"/>
+            <w:tcW w:type="dxa" w:w="2880"/>
             <w:shd w:fill="FFFFFF"/>
             <w:tcMar>
               <w:top w:w="100" w:type="dxa"/>
@@ -4498,7 +4780,7 @@
         </w:tc>
         <w:tc>
           <w:tcPr>
-            <w:tcW w:type="dxa" w:w="4032"/>
+            <w:tcW w:type="dxa" w:w="3312"/>
             <w:shd w:fill="FFFFFF"/>
             <w:tcMar>
               <w:top w:w="100" w:type="dxa"/>
@@ -4516,7 +4798,7 @@
           <w:p>
             <w:pPr>
               <w:spacing w:before="0" w:after="0"/>
-              <w:jc w:val="right"/>
+              <w:jc w:val="left"/>
             </w:pPr>
             <w:r>
               <w:rPr>
@@ -4533,7 +4815,7 @@
       <w:tr>
         <w:tc>
           <w:tcPr>
-            <w:tcW w:type="dxa" w:w="2160"/>
+            <w:tcW w:type="dxa" w:w="2880"/>
             <w:shd w:fill="F8FAFC"/>
             <w:tcMar>
               <w:top w:w="100" w:type="dxa"/>
@@ -4599,7 +4881,7 @@
         </w:tc>
         <w:tc>
           <w:tcPr>
-            <w:tcW w:type="dxa" w:w="4032"/>
+            <w:tcW w:type="dxa" w:w="3312"/>
             <w:shd w:fill="F8FAFC"/>
             <w:tcMar>
               <w:top w:w="100" w:type="dxa"/>
@@ -4617,7 +4899,7 @@
           <w:p>
             <w:pPr>
               <w:spacing w:before="0" w:after="0"/>
-              <w:jc w:val="right"/>
+              <w:jc w:val="left"/>
             </w:pPr>
             <w:r>
               <w:rPr>
@@ -4634,7 +4916,7 @@
       <w:tr>
         <w:tc>
           <w:tcPr>
-            <w:tcW w:type="dxa" w:w="2160"/>
+            <w:tcW w:type="dxa" w:w="2880"/>
             <w:shd w:fill="FFFFFF"/>
             <w:tcMar>
               <w:top w:w="100" w:type="dxa"/>
@@ -4700,7 +4982,7 @@
         </w:tc>
         <w:tc>
           <w:tcPr>
-            <w:tcW w:type="dxa" w:w="4032"/>
+            <w:tcW w:type="dxa" w:w="3312"/>
             <w:shd w:fill="FFFFFF"/>
             <w:tcMar>
               <w:top w:w="100" w:type="dxa"/>
@@ -4718,7 +5000,7 @@
           <w:p>
             <w:pPr>
               <w:spacing w:before="0" w:after="0"/>
-              <w:jc w:val="right"/>
+              <w:jc w:val="left"/>
             </w:pPr>
             <w:r>
               <w:rPr>
@@ -4735,7 +5017,7 @@
       <w:tr>
         <w:tc>
           <w:tcPr>
-            <w:tcW w:type="dxa" w:w="2160"/>
+            <w:tcW w:type="dxa" w:w="2880"/>
             <w:shd w:fill="F8FAFC"/>
             <w:tcMar>
               <w:top w:w="100" w:type="dxa"/>
@@ -4758,8 +5040,8 @@
             <w:r>
               <w:rPr>
                 <w:rFonts w:ascii="Calibri" w:hAnsi="Calibri"/>
-                <w:b/>
-                <w:color w:val="0F172A"/>
+                <w:b w:val="0"/>
+                <w:color w:val="334155"/>
                 <w:sz w:val="20"/>
               </w:rPr>
               <w:t>Phase 4: Go-Live &amp; Treasury Lock</w:t>
@@ -4791,8 +5073,8 @@
             <w:r>
               <w:rPr>
                 <w:rFonts w:ascii="Calibri" w:hAnsi="Calibri"/>
-                <w:b/>
-                <w:color w:val="0F172A"/>
+                <w:b w:val="0"/>
+                <w:color w:val="334155"/>
                 <w:sz w:val="20"/>
               </w:rPr>
               <w:t>Day 4 (Go-Live)</w:t>
@@ -4801,7 +5083,7 @@
         </w:tc>
         <w:tc>
           <w:tcPr>
-            <w:tcW w:type="dxa" w:w="4032"/>
+            <w:tcW w:type="dxa" w:w="3312"/>
             <w:shd w:fill="F8FAFC"/>
             <w:tcMar>
               <w:top w:w="100" w:type="dxa"/>
@@ -4819,13 +5101,13 @@
           <w:p>
             <w:pPr>
               <w:spacing w:before="0" w:after="0"/>
-              <w:jc w:val="right"/>
+              <w:jc w:val="left"/>
             </w:pPr>
             <w:r>
               <w:rPr>
                 <w:rFonts w:ascii="Calibri" w:hAnsi="Calibri"/>
-                <w:b/>
-                <w:color w:val="0F172A"/>
+                <w:b w:val="0"/>
+                <w:color w:val="334155"/>
                 <w:sz w:val="20"/>
               </w:rPr>
               <w:t>Activate double-entry bookkeeping (`Double-Entry Bookkeeping Module`); execute first safe closing in `One-Movement Safe Closing Module`.</w:t>
@@ -4834,6 +5116,72 @@
         </w:tc>
       </w:tr>
     </w:tbl>
+    <w:p>
+      <w:pPr>
+        <w:spacing w:before="0" w:after="120"/>
+      </w:pPr>
+    </w:p>
+    <w:p>
+      <w:pPr>
+        <w:spacing w:before="120" w:after="120"/>
+      </w:pPr>
+    </w:p>
+    <w:p>
+      <w:pPr>
+        <w:keepNext/>
+        <w:spacing w:before="280" w:after="120"/>
+      </w:pPr>
+      <w:r>
+        <w:rPr>
+          <w:rFonts w:ascii="Arial" w:hAnsi="Arial"/>
+          <w:b/>
+          <w:color w:val="1E293B"/>
+          <w:sz w:val="28"/>
+        </w:rPr>
+        <w:t>9.5 Commercial Pilot Plan &amp; Rollout Strategy</w:t>
+      </w:r>
+    </w:p>
+    <w:p>
+      <w:pPr>
+        <w:spacing w:before="0" w:after="120" w:line="276" w:lineRule="auto"/>
+      </w:pPr>
+      <w:r>
+        <w:rPr>
+          <w:rFonts w:ascii="Calibri" w:hAnsi="Calibri"/>
+          <w:color w:val="334155"/>
+          <w:sz w:val="22"/>
+        </w:rPr>
+        <w:t>To de-risk enterprise adoption and generate verifiable customer evidence, MJRH executes a structured 30-day Commercial Pilot Plan before full contract lock-in. During the pilot phase, the platform is deployed in parallel with the client's existing workflow across a single production facility. The pilot evaluates three objective success criteria: (1) Shrinkage Reduction: Demonstrating a &gt;80% reduction in untracked garment loss within 21 days via APDO piece-level tracking; (2) Cash Reconciliation Velocity: Reducing daily reception safe closing time from 45 minutes to under 3 minutes via one-movement ledger reconciliation; and (3) Labor Productivity: Achieving a &gt;30% increase in items sorted and packed per technician hour using 1-Click Workstation Execution.</w:t>
+      </w:r>
+    </w:p>
+    <w:p>
+      <w:pPr>
+        <w:keepNext/>
+        <w:spacing w:before="280" w:after="120"/>
+      </w:pPr>
+      <w:r>
+        <w:rPr>
+          <w:rFonts w:ascii="Arial" w:hAnsi="Arial"/>
+          <w:b/>
+          <w:color w:val="1E293B"/>
+          <w:sz w:val="28"/>
+        </w:rPr>
+        <w:t>9.6 Disaster Recovery &amp; Business Continuity Protocol</w:t>
+      </w:r>
+    </w:p>
+    <w:p>
+      <w:pPr>
+        <w:spacing w:before="0" w:after="120" w:line="276" w:lineRule="auto"/>
+      </w:pPr>
+      <w:r>
+        <w:rPr>
+          <w:rFonts w:ascii="Calibri" w:hAnsi="Calibri"/>
+          <w:color w:val="334155"/>
+          <w:sz w:val="22"/>
+        </w:rPr>
+        <w:t>Institutional due diligence requires auditable operational resilience. MJRH guarantees business continuity via a multi-tier cloud recovery architecture: (1) Automated Point-in-Time Recovery (PITR): Supabase PostgreSQL database kernels execute continuous WAL archiving, enabling instantaneous database restoration to any second within a 30-day window; (2) Multi-Region CDN Redundancy: Vercel Edge static assets and application bundles are replicated across global edge nodes, ensuring 99.99% frontend availability; and (3) Workstation Session Resilience: If local plant internet connectivity experiences transient jitter, TanStack Query client state caching allows floor technicians to complete active sorting and inspection queues without UI freezing, synchronizing state changes immediately upon connection restoration.</w:t>
+      </w:r>
+    </w:p>
     <w:p>
       <w:pPr>
         <w:keepNext/>
@@ -4901,7 +5249,7 @@
       <w:tr>
         <w:tc>
           <w:tcPr>
-            <w:tcW w:type="dxa" w:w="3456"/>
+            <w:tcW w:type="dxa" w:w="2880"/>
             <w:shd w:fill="1E293B"/>
             <w:tcMar>
               <w:top w:w="120" w:type="dxa"/>
@@ -4928,7 +5276,7 @@
         </w:tc>
         <w:tc>
           <w:tcPr>
-            <w:tcW w:type="dxa" w:w="2592"/>
+            <w:tcW w:type="dxa" w:w="3168"/>
             <w:shd w:fill="1E293B"/>
             <w:tcMar>
               <w:top w:w="120" w:type="dxa"/>
@@ -4984,7 +5332,7 @@
       <w:tr>
         <w:tc>
           <w:tcPr>
-            <w:tcW w:type="dxa" w:w="3456"/>
+            <w:tcW w:type="dxa" w:w="2880"/>
             <w:shd w:fill="FFFFFF"/>
             <w:tcMar>
               <w:top w:w="100" w:type="dxa"/>
@@ -5017,7 +5365,7 @@
         </w:tc>
         <w:tc>
           <w:tcPr>
-            <w:tcW w:type="dxa" w:w="2592"/>
+            <w:tcW w:type="dxa" w:w="3168"/>
             <w:shd w:fill="FFFFFF"/>
             <w:tcMar>
               <w:top w:w="100" w:type="dxa"/>
@@ -5068,7 +5416,7 @@
           <w:p>
             <w:pPr>
               <w:spacing w:before="0" w:after="0"/>
-              <w:jc w:val="right"/>
+              <w:jc w:val="left"/>
             </w:pPr>
             <w:r>
               <w:rPr>
@@ -5085,7 +5433,7 @@
       <w:tr>
         <w:tc>
           <w:tcPr>
-            <w:tcW w:type="dxa" w:w="3456"/>
+            <w:tcW w:type="dxa" w:w="2880"/>
             <w:shd w:fill="F8FAFC"/>
             <w:tcMar>
               <w:top w:w="100" w:type="dxa"/>
@@ -5118,7 +5466,7 @@
         </w:tc>
         <w:tc>
           <w:tcPr>
-            <w:tcW w:type="dxa" w:w="2592"/>
+            <w:tcW w:type="dxa" w:w="3168"/>
             <w:shd w:fill="F8FAFC"/>
             <w:tcMar>
               <w:top w:w="100" w:type="dxa"/>
@@ -5169,7 +5517,7 @@
           <w:p>
             <w:pPr>
               <w:spacing w:before="0" w:after="0"/>
-              <w:jc w:val="right"/>
+              <w:jc w:val="left"/>
             </w:pPr>
             <w:r>
               <w:rPr>
@@ -5186,7 +5534,7 @@
       <w:tr>
         <w:tc>
           <w:tcPr>
-            <w:tcW w:type="dxa" w:w="3456"/>
+            <w:tcW w:type="dxa" w:w="2880"/>
             <w:shd w:fill="FFFFFF"/>
             <w:tcMar>
               <w:top w:w="100" w:type="dxa"/>
@@ -5219,7 +5567,7 @@
         </w:tc>
         <w:tc>
           <w:tcPr>
-            <w:tcW w:type="dxa" w:w="2592"/>
+            <w:tcW w:type="dxa" w:w="3168"/>
             <w:shd w:fill="FFFFFF"/>
             <w:tcMar>
               <w:top w:w="100" w:type="dxa"/>
@@ -5270,7 +5618,7 @@
           <w:p>
             <w:pPr>
               <w:spacing w:before="0" w:after="0"/>
-              <w:jc w:val="right"/>
+              <w:jc w:val="left"/>
             </w:pPr>
             <w:r>
               <w:rPr>
@@ -5287,7 +5635,7 @@
       <w:tr>
         <w:tc>
           <w:tcPr>
-            <w:tcW w:type="dxa" w:w="3456"/>
+            <w:tcW w:type="dxa" w:w="2880"/>
             <w:shd w:fill="F8FAFC"/>
             <w:tcMar>
               <w:top w:w="100" w:type="dxa"/>
@@ -5310,8 +5658,8 @@
             <w:r>
               <w:rPr>
                 <w:rFonts w:ascii="Calibri" w:hAnsi="Calibri"/>
-                <w:b/>
-                <w:color w:val="0F172A"/>
+                <w:b w:val="0"/>
+                <w:color w:val="334155"/>
                 <w:sz w:val="20"/>
               </w:rPr>
               <w:t>LTV / CAC Ratio</w:t>
@@ -5320,7 +5668,7 @@
         </w:tc>
         <w:tc>
           <w:tcPr>
-            <w:tcW w:type="dxa" w:w="2592"/>
+            <w:tcW w:type="dxa" w:w="3168"/>
             <w:shd w:fill="F8FAFC"/>
             <w:tcMar>
               <w:top w:w="100" w:type="dxa"/>
@@ -5343,8 +5691,8 @@
             <w:r>
               <w:rPr>
                 <w:rFonts w:ascii="Calibri" w:hAnsi="Calibri"/>
-                <w:b/>
-                <w:color w:val="0F172A"/>
+                <w:b w:val="0"/>
+                <w:color w:val="334155"/>
                 <w:sz w:val="20"/>
               </w:rPr>
               <w:t>13.5x</w:t>
@@ -5371,13 +5719,13 @@
           <w:p>
             <w:pPr>
               <w:spacing w:before="0" w:after="0"/>
-              <w:jc w:val="right"/>
+              <w:jc w:val="left"/>
             </w:pPr>
             <w:r>
               <w:rPr>
                 <w:rFonts w:ascii="Calibri" w:hAnsi="Calibri"/>
-                <w:b/>
-                <w:color w:val="0F172A"/>
+                <w:b w:val="0"/>
+                <w:color w:val="334155"/>
                 <w:sz w:val="20"/>
               </w:rPr>
               <w:t>Exceptional capital efficiency (industry institutional top-decile is &gt;5.0x).</w:t>
@@ -5388,7 +5736,7 @@
       <w:tr>
         <w:tc>
           <w:tcPr>
-            <w:tcW w:type="dxa" w:w="3456"/>
+            <w:tcW w:type="dxa" w:w="2880"/>
             <w:shd w:fill="FFFFFF"/>
             <w:tcMar>
               <w:top w:w="100" w:type="dxa"/>
@@ -5421,7 +5769,7 @@
         </w:tc>
         <w:tc>
           <w:tcPr>
-            <w:tcW w:type="dxa" w:w="2592"/>
+            <w:tcW w:type="dxa" w:w="3168"/>
             <w:shd w:fill="FFFFFF"/>
             <w:tcMar>
               <w:top w:w="100" w:type="dxa"/>
@@ -5472,7 +5820,7 @@
           <w:p>
             <w:pPr>
               <w:spacing w:before="0" w:after="0"/>
-              <w:jc w:val="right"/>
+              <w:jc w:val="left"/>
             </w:pPr>
             <w:r>
               <w:rPr>
@@ -5489,7 +5837,7 @@
       <w:tr>
         <w:tc>
           <w:tcPr>
-            <w:tcW w:type="dxa" w:w="3456"/>
+            <w:tcW w:type="dxa" w:w="2880"/>
             <w:shd w:fill="F8FAFC"/>
             <w:tcMar>
               <w:top w:w="100" w:type="dxa"/>
@@ -5522,7 +5870,7 @@
         </w:tc>
         <w:tc>
           <w:tcPr>
-            <w:tcW w:type="dxa" w:w="2592"/>
+            <w:tcW w:type="dxa" w:w="3168"/>
             <w:shd w:fill="F8FAFC"/>
             <w:tcMar>
               <w:top w:w="100" w:type="dxa"/>
@@ -5573,7 +5921,7 @@
           <w:p>
             <w:pPr>
               <w:spacing w:before="0" w:after="0"/>
-              <w:jc w:val="right"/>
+              <w:jc w:val="left"/>
             </w:pPr>
             <w:r>
               <w:rPr>
@@ -5590,7 +5938,7 @@
       <w:tr>
         <w:tc>
           <w:tcPr>
-            <w:tcW w:type="dxa" w:w="3456"/>
+            <w:tcW w:type="dxa" w:w="2880"/>
             <w:shd w:fill="FFFFFF"/>
             <w:tcMar>
               <w:top w:w="100" w:type="dxa"/>
@@ -5613,8 +5961,8 @@
             <w:r>
               <w:rPr>
                 <w:rFonts w:ascii="Calibri" w:hAnsi="Calibri"/>
-                <w:b/>
-                <w:color w:val="0F172A"/>
+                <w:b w:val="0"/>
+                <w:color w:val="334155"/>
                 <w:sz w:val="20"/>
               </w:rPr>
               <w:t>SaaS 'Rule of 40' Score</w:t>
@@ -5623,7 +5971,7 @@
         </w:tc>
         <w:tc>
           <w:tcPr>
-            <w:tcW w:type="dxa" w:w="2592"/>
+            <w:tcW w:type="dxa" w:w="3168"/>
             <w:shd w:fill="FFFFFF"/>
             <w:tcMar>
               <w:top w:w="100" w:type="dxa"/>
@@ -5646,8 +5994,8 @@
             <w:r>
               <w:rPr>
                 <w:rFonts w:ascii="Calibri" w:hAnsi="Calibri"/>
-                <w:b/>
-                <w:color w:val="0F172A"/>
+                <w:b w:val="0"/>
+                <w:color w:val="334155"/>
                 <w:sz w:val="20"/>
               </w:rPr>
               <w:t>58.0% (43% Growth + 15% EBITDA)</w:t>
@@ -5674,13 +6022,13 @@
           <w:p>
             <w:pPr>
               <w:spacing w:before="0" w:after="0"/>
-              <w:jc w:val="right"/>
+              <w:jc w:val="left"/>
             </w:pPr>
             <w:r>
               <w:rPr>
                 <w:rFonts w:ascii="Calibri" w:hAnsi="Calibri"/>
-                <w:b/>
-                <w:color w:val="0F172A"/>
+                <w:b w:val="0"/>
+                <w:color w:val="334155"/>
                 <w:sz w:val="20"/>
               </w:rPr>
               <w:t>Substantial outperform against institutional SaaS benchmark (&gt;40%).</w:t>
@@ -5689,6 +6037,16 @@
         </w:tc>
       </w:tr>
     </w:tbl>
+    <w:p>
+      <w:pPr>
+        <w:spacing w:before="0" w:after="120"/>
+      </w:pPr>
+    </w:p>
+    <w:p>
+      <w:pPr>
+        <w:spacing w:before="120" w:after="120"/>
+      </w:pPr>
+    </w:p>
     <w:p>
       <w:pPr>
         <w:keepNext/>
@@ -5744,7 +6102,7 @@
       <w:tr>
         <w:tc>
           <w:tcPr>
-            <w:tcW w:type="dxa" w:w="2880"/>
+            <w:tcW w:type="dxa" w:w="2592"/>
             <w:shd w:fill="1E293B"/>
             <w:tcMar>
               <w:top w:w="120" w:type="dxa"/>
@@ -5879,7 +6237,7 @@
         </w:tc>
         <w:tc>
           <w:tcPr>
-            <w:tcW w:type="dxa" w:w="1584"/>
+            <w:tcW w:type="dxa" w:w="1440"/>
             <w:shd w:fill="1E293B"/>
             <w:tcMar>
               <w:top w:w="120" w:type="dxa"/>
@@ -5908,7 +6266,7 @@
       <w:tr>
         <w:tc>
           <w:tcPr>
-            <w:tcW w:type="dxa" w:w="2880"/>
+            <w:tcW w:type="dxa" w:w="2592"/>
             <w:shd w:fill="FFFFFF"/>
             <w:tcMar>
               <w:top w:w="100" w:type="dxa"/>
@@ -5959,7 +6317,7 @@
           <w:p>
             <w:pPr>
               <w:spacing w:before="0" w:after="0"/>
-              <w:jc w:val="right"/>
+              <w:jc w:val="left"/>
             </w:pPr>
             <w:r>
               <w:rPr>
@@ -5992,7 +6350,7 @@
           <w:p>
             <w:pPr>
               <w:spacing w:before="0" w:after="0"/>
-              <w:jc w:val="right"/>
+              <w:jc w:val="left"/>
             </w:pPr>
             <w:r>
               <w:rPr>
@@ -6025,7 +6383,7 @@
           <w:p>
             <w:pPr>
               <w:spacing w:before="0" w:after="0"/>
-              <w:jc w:val="right"/>
+              <w:jc w:val="left"/>
             </w:pPr>
             <w:r>
               <w:rPr>
@@ -6058,7 +6416,7 @@
           <w:p>
             <w:pPr>
               <w:spacing w:before="0" w:after="0"/>
-              <w:jc w:val="right"/>
+              <w:jc w:val="left"/>
             </w:pPr>
             <w:r>
               <w:rPr>
@@ -6073,7 +6431,7 @@
         </w:tc>
         <w:tc>
           <w:tcPr>
-            <w:tcW w:type="dxa" w:w="1584"/>
+            <w:tcW w:type="dxa" w:w="1440"/>
             <w:shd w:fill="FFFFFF"/>
             <w:tcMar>
               <w:top w:w="100" w:type="dxa"/>
@@ -6091,7 +6449,7 @@
           <w:p>
             <w:pPr>
               <w:spacing w:before="0" w:after="0"/>
-              <w:jc w:val="right"/>
+              <w:jc w:val="left"/>
             </w:pPr>
             <w:r>
               <w:rPr>
@@ -6108,7 +6466,7 @@
       <w:tr>
         <w:tc>
           <w:tcPr>
-            <w:tcW w:type="dxa" w:w="2880"/>
+            <w:tcW w:type="dxa" w:w="2592"/>
             <w:shd w:fill="F8FAFC"/>
             <w:tcMar>
               <w:top w:w="100" w:type="dxa"/>
@@ -6159,7 +6517,7 @@
           <w:p>
             <w:pPr>
               <w:spacing w:before="0" w:after="0"/>
-              <w:jc w:val="right"/>
+              <w:jc w:val="left"/>
             </w:pPr>
             <w:r>
               <w:rPr>
@@ -6192,7 +6550,7 @@
           <w:p>
             <w:pPr>
               <w:spacing w:before="0" w:after="0"/>
-              <w:jc w:val="right"/>
+              <w:jc w:val="left"/>
             </w:pPr>
             <w:r>
               <w:rPr>
@@ -6225,7 +6583,7 @@
           <w:p>
             <w:pPr>
               <w:spacing w:before="0" w:after="0"/>
-              <w:jc w:val="right"/>
+              <w:jc w:val="left"/>
             </w:pPr>
             <w:r>
               <w:rPr>
@@ -6258,7 +6616,7 @@
           <w:p>
             <w:pPr>
               <w:spacing w:before="0" w:after="0"/>
-              <w:jc w:val="right"/>
+              <w:jc w:val="left"/>
             </w:pPr>
             <w:r>
               <w:rPr>
@@ -6273,7 +6631,7 @@
         </w:tc>
         <w:tc>
           <w:tcPr>
-            <w:tcW w:type="dxa" w:w="1584"/>
+            <w:tcW w:type="dxa" w:w="1440"/>
             <w:shd w:fill="F8FAFC"/>
             <w:tcMar>
               <w:top w:w="100" w:type="dxa"/>
@@ -6291,7 +6649,7 @@
           <w:p>
             <w:pPr>
               <w:spacing w:before="0" w:after="0"/>
-              <w:jc w:val="right"/>
+              <w:jc w:val="left"/>
             </w:pPr>
             <w:r>
               <w:rPr>
@@ -6308,7 +6666,7 @@
       <w:tr>
         <w:tc>
           <w:tcPr>
-            <w:tcW w:type="dxa" w:w="2880"/>
+            <w:tcW w:type="dxa" w:w="2592"/>
             <w:shd w:fill="FFFFFF"/>
             <w:tcMar>
               <w:top w:w="100" w:type="dxa"/>
@@ -6359,7 +6717,7 @@
           <w:p>
             <w:pPr>
               <w:spacing w:before="0" w:after="0"/>
-              <w:jc w:val="right"/>
+              <w:jc w:val="left"/>
             </w:pPr>
             <w:r>
               <w:rPr>
@@ -6392,7 +6750,7 @@
           <w:p>
             <w:pPr>
               <w:spacing w:before="0" w:after="0"/>
-              <w:jc w:val="right"/>
+              <w:jc w:val="left"/>
             </w:pPr>
             <w:r>
               <w:rPr>
@@ -6425,7 +6783,7 @@
           <w:p>
             <w:pPr>
               <w:spacing w:before="0" w:after="0"/>
-              <w:jc w:val="right"/>
+              <w:jc w:val="left"/>
             </w:pPr>
             <w:r>
               <w:rPr>
@@ -6458,7 +6816,7 @@
           <w:p>
             <w:pPr>
               <w:spacing w:before="0" w:after="0"/>
-              <w:jc w:val="right"/>
+              <w:jc w:val="left"/>
             </w:pPr>
             <w:r>
               <w:rPr>
@@ -6473,7 +6831,7 @@
         </w:tc>
         <w:tc>
           <w:tcPr>
-            <w:tcW w:type="dxa" w:w="1584"/>
+            <w:tcW w:type="dxa" w:w="1440"/>
             <w:shd w:fill="FFFFFF"/>
             <w:tcMar>
               <w:top w:w="100" w:type="dxa"/>
@@ -6491,7 +6849,7 @@
           <w:p>
             <w:pPr>
               <w:spacing w:before="0" w:after="0"/>
-              <w:jc w:val="right"/>
+              <w:jc w:val="left"/>
             </w:pPr>
             <w:r>
               <w:rPr>
@@ -6508,7 +6866,7 @@
       <w:tr>
         <w:tc>
           <w:tcPr>
-            <w:tcW w:type="dxa" w:w="2880"/>
+            <w:tcW w:type="dxa" w:w="2592"/>
             <w:shd w:fill="F8FAFC"/>
             <w:tcMar>
               <w:top w:w="100" w:type="dxa"/>
@@ -6531,8 +6889,8 @@
             <w:r>
               <w:rPr>
                 <w:rFonts w:ascii="Calibri" w:hAnsi="Calibri"/>
-                <w:b/>
-                <w:color w:val="0F172A"/>
+                <w:b w:val="0"/>
+                <w:color w:val="334155"/>
                 <w:sz w:val="20"/>
               </w:rPr>
               <w:t>TOTAL REVENUE</w:t>
@@ -6559,13 +6917,13 @@
           <w:p>
             <w:pPr>
               <w:spacing w:before="0" w:after="0"/>
-              <w:jc w:val="right"/>
+              <w:jc w:val="left"/>
             </w:pPr>
             <w:r>
               <w:rPr>
                 <w:rFonts w:ascii="Calibri" w:hAnsi="Calibri"/>
-                <w:b/>
-                <w:color w:val="0F172A"/>
+                <w:b w:val="0"/>
+                <w:color w:val="334155"/>
                 <w:sz w:val="20"/>
               </w:rPr>
               <w:t>3,240,000</w:t>
@@ -6592,13 +6950,13 @@
           <w:p>
             <w:pPr>
               <w:spacing w:before="0" w:after="0"/>
-              <w:jc w:val="right"/>
+              <w:jc w:val="left"/>
             </w:pPr>
             <w:r>
               <w:rPr>
                 <w:rFonts w:ascii="Calibri" w:hAnsi="Calibri"/>
-                <w:b/>
-                <w:color w:val="0F172A"/>
+                <w:b w:val="0"/>
+                <w:color w:val="334155"/>
                 <w:sz w:val="20"/>
               </w:rPr>
               <w:t>10,800,000</w:t>
@@ -6625,13 +6983,13 @@
           <w:p>
             <w:pPr>
               <w:spacing w:before="0" w:after="0"/>
-              <w:jc w:val="right"/>
+              <w:jc w:val="left"/>
             </w:pPr>
             <w:r>
               <w:rPr>
                 <w:rFonts w:ascii="Calibri" w:hAnsi="Calibri"/>
-                <w:b/>
-                <w:color w:val="0F172A"/>
+                <w:b w:val="0"/>
+                <w:color w:val="334155"/>
                 <w:sz w:val="20"/>
               </w:rPr>
               <w:t>29,700,000</w:t>
@@ -6658,13 +7016,13 @@
           <w:p>
             <w:pPr>
               <w:spacing w:before="0" w:after="0"/>
-              <w:jc w:val="right"/>
+              <w:jc w:val="left"/>
             </w:pPr>
             <w:r>
               <w:rPr>
                 <w:rFonts w:ascii="Calibri" w:hAnsi="Calibri"/>
-                <w:b/>
-                <w:color w:val="0F172A"/>
+                <w:b w:val="0"/>
+                <w:color w:val="334155"/>
                 <w:sz w:val="20"/>
               </w:rPr>
               <w:t>68,400,000</w:t>
@@ -6673,7 +7031,7 @@
         </w:tc>
         <w:tc>
           <w:tcPr>
-            <w:tcW w:type="dxa" w:w="1584"/>
+            <w:tcW w:type="dxa" w:w="1440"/>
             <w:shd w:fill="F8FAFC"/>
             <w:tcMar>
               <w:top w:w="100" w:type="dxa"/>
@@ -6691,13 +7049,13 @@
           <w:p>
             <w:pPr>
               <w:spacing w:before="0" w:after="0"/>
-              <w:jc w:val="right"/>
+              <w:jc w:val="left"/>
             </w:pPr>
             <w:r>
               <w:rPr>
                 <w:rFonts w:ascii="Calibri" w:hAnsi="Calibri"/>
-                <w:b/>
-                <w:color w:val="0F172A"/>
+                <w:b w:val="0"/>
+                <w:color w:val="334155"/>
                 <w:sz w:val="20"/>
               </w:rPr>
               <w:t>142,500,000</w:t>
@@ -6708,7 +7066,7 @@
       <w:tr>
         <w:tc>
           <w:tcPr>
-            <w:tcW w:type="dxa" w:w="2880"/>
+            <w:tcW w:type="dxa" w:w="2592"/>
             <w:shd w:fill="FFFFFF"/>
             <w:tcMar>
               <w:top w:w="100" w:type="dxa"/>
@@ -6759,7 +7117,7 @@
           <w:p>
             <w:pPr>
               <w:spacing w:before="0" w:after="0"/>
-              <w:jc w:val="right"/>
+              <w:jc w:val="left"/>
             </w:pPr>
             <w:r>
               <w:rPr>
@@ -6792,7 +7150,7 @@
           <w:p>
             <w:pPr>
               <w:spacing w:before="0" w:after="0"/>
-              <w:jc w:val="right"/>
+              <w:jc w:val="left"/>
             </w:pPr>
             <w:r>
               <w:rPr>
@@ -6825,7 +7183,7 @@
           <w:p>
             <w:pPr>
               <w:spacing w:before="0" w:after="0"/>
-              <w:jc w:val="right"/>
+              <w:jc w:val="left"/>
             </w:pPr>
             <w:r>
               <w:rPr>
@@ -6858,7 +7216,7 @@
           <w:p>
             <w:pPr>
               <w:spacing w:before="0" w:after="0"/>
-              <w:jc w:val="right"/>
+              <w:jc w:val="left"/>
             </w:pPr>
             <w:r>
               <w:rPr>
@@ -6873,7 +7231,7 @@
         </w:tc>
         <w:tc>
           <w:tcPr>
-            <w:tcW w:type="dxa" w:w="1584"/>
+            <w:tcW w:type="dxa" w:w="1440"/>
             <w:shd w:fill="FFFFFF"/>
             <w:tcMar>
               <w:top w:w="100" w:type="dxa"/>
@@ -6891,7 +7249,7 @@
           <w:p>
             <w:pPr>
               <w:spacing w:before="0" w:after="0"/>
-              <w:jc w:val="right"/>
+              <w:jc w:val="left"/>
             </w:pPr>
             <w:r>
               <w:rPr>
@@ -6908,7 +7266,7 @@
       <w:tr>
         <w:tc>
           <w:tcPr>
-            <w:tcW w:type="dxa" w:w="2880"/>
+            <w:tcW w:type="dxa" w:w="2592"/>
             <w:shd w:fill="F8FAFC"/>
             <w:tcMar>
               <w:top w:w="100" w:type="dxa"/>
@@ -6931,8 +7289,8 @@
             <w:r>
               <w:rPr>
                 <w:rFonts w:ascii="Calibri" w:hAnsi="Calibri"/>
-                <w:b/>
-                <w:color w:val="0F172A"/>
+                <w:b w:val="0"/>
+                <w:color w:val="334155"/>
                 <w:sz w:val="20"/>
               </w:rPr>
               <w:t>GROSS PROFIT</w:t>
@@ -6959,13 +7317,13 @@
           <w:p>
             <w:pPr>
               <w:spacing w:before="0" w:after="0"/>
-              <w:jc w:val="right"/>
+              <w:jc w:val="left"/>
             </w:pPr>
             <w:r>
               <w:rPr>
                 <w:rFonts w:ascii="Calibri" w:hAnsi="Calibri"/>
-                <w:b/>
-                <w:color w:val="0F172A"/>
+                <w:b w:val="0"/>
+                <w:color w:val="334155"/>
                 <w:sz w:val="20"/>
               </w:rPr>
               <w:t>2,400,000</w:t>
@@ -6992,13 +7350,13 @@
           <w:p>
             <w:pPr>
               <w:spacing w:before="0" w:after="0"/>
-              <w:jc w:val="right"/>
+              <w:jc w:val="left"/>
             </w:pPr>
             <w:r>
               <w:rPr>
                 <w:rFonts w:ascii="Calibri" w:hAnsi="Calibri"/>
-                <w:b/>
-                <w:color w:val="0F172A"/>
+                <w:b w:val="0"/>
+                <w:color w:val="334155"/>
                 <w:sz w:val="20"/>
               </w:rPr>
               <w:t>8,424,000</w:t>
@@ -7025,13 +7383,13 @@
           <w:p>
             <w:pPr>
               <w:spacing w:before="0" w:after="0"/>
-              <w:jc w:val="right"/>
+              <w:jc w:val="left"/>
             </w:pPr>
             <w:r>
               <w:rPr>
                 <w:rFonts w:ascii="Calibri" w:hAnsi="Calibri"/>
-                <w:b/>
-                <w:color w:val="0F172A"/>
+                <w:b w:val="0"/>
+                <w:color w:val="334155"/>
                 <w:sz w:val="20"/>
               </w:rPr>
               <w:t>24,057,000</w:t>
@@ -7058,13 +7416,13 @@
           <w:p>
             <w:pPr>
               <w:spacing w:before="0" w:after="0"/>
-              <w:jc w:val="right"/>
+              <w:jc w:val="left"/>
             </w:pPr>
             <w:r>
               <w:rPr>
                 <w:rFonts w:ascii="Calibri" w:hAnsi="Calibri"/>
-                <w:b/>
-                <w:color w:val="0F172A"/>
+                <w:b w:val="0"/>
+                <w:color w:val="334155"/>
                 <w:sz w:val="20"/>
               </w:rPr>
               <w:t>56,772,000</w:t>
@@ -7073,7 +7431,7 @@
         </w:tc>
         <w:tc>
           <w:tcPr>
-            <w:tcW w:type="dxa" w:w="1584"/>
+            <w:tcW w:type="dxa" w:w="1440"/>
             <w:shd w:fill="F8FAFC"/>
             <w:tcMar>
               <w:top w:w="100" w:type="dxa"/>
@@ -7091,13 +7449,13 @@
           <w:p>
             <w:pPr>
               <w:spacing w:before="0" w:after="0"/>
-              <w:jc w:val="right"/>
+              <w:jc w:val="left"/>
             </w:pPr>
             <w:r>
               <w:rPr>
                 <w:rFonts w:ascii="Calibri" w:hAnsi="Calibri"/>
-                <w:b/>
-                <w:color w:val="0F172A"/>
+                <w:b w:val="0"/>
+                <w:color w:val="334155"/>
                 <w:sz w:val="20"/>
               </w:rPr>
               <w:t>122,977,500</w:t>
@@ -7108,7 +7466,7 @@
       <w:tr>
         <w:tc>
           <w:tcPr>
-            <w:tcW w:type="dxa" w:w="2880"/>
+            <w:tcW w:type="dxa" w:w="2592"/>
             <w:shd w:fill="FFFFFF"/>
             <w:tcMar>
               <w:top w:w="100" w:type="dxa"/>
@@ -7159,7 +7517,7 @@
           <w:p>
             <w:pPr>
               <w:spacing w:before="0" w:after="0"/>
-              <w:jc w:val="right"/>
+              <w:jc w:val="left"/>
             </w:pPr>
             <w:r>
               <w:rPr>
@@ -7192,7 +7550,7 @@
           <w:p>
             <w:pPr>
               <w:spacing w:before="0" w:after="0"/>
-              <w:jc w:val="right"/>
+              <w:jc w:val="left"/>
             </w:pPr>
             <w:r>
               <w:rPr>
@@ -7225,7 +7583,7 @@
           <w:p>
             <w:pPr>
               <w:spacing w:before="0" w:after="0"/>
-              <w:jc w:val="right"/>
+              <w:jc w:val="left"/>
             </w:pPr>
             <w:r>
               <w:rPr>
@@ -7258,7 +7616,7 @@
           <w:p>
             <w:pPr>
               <w:spacing w:before="0" w:after="0"/>
-              <w:jc w:val="right"/>
+              <w:jc w:val="left"/>
             </w:pPr>
             <w:r>
               <w:rPr>
@@ -7273,7 +7631,7 @@
         </w:tc>
         <w:tc>
           <w:tcPr>
-            <w:tcW w:type="dxa" w:w="1584"/>
+            <w:tcW w:type="dxa" w:w="1440"/>
             <w:shd w:fill="FFFFFF"/>
             <w:tcMar>
               <w:top w:w="100" w:type="dxa"/>
@@ -7291,7 +7649,7 @@
           <w:p>
             <w:pPr>
               <w:spacing w:before="0" w:after="0"/>
-              <w:jc w:val="right"/>
+              <w:jc w:val="left"/>
             </w:pPr>
             <w:r>
               <w:rPr>
@@ -7308,7 +7666,7 @@
       <w:tr>
         <w:tc>
           <w:tcPr>
-            <w:tcW w:type="dxa" w:w="2880"/>
+            <w:tcW w:type="dxa" w:w="2592"/>
             <w:shd w:fill="F8FAFC"/>
             <w:tcMar>
               <w:top w:w="100" w:type="dxa"/>
@@ -7359,7 +7717,7 @@
           <w:p>
             <w:pPr>
               <w:spacing w:before="0" w:after="0"/>
-              <w:jc w:val="right"/>
+              <w:jc w:val="left"/>
             </w:pPr>
             <w:r>
               <w:rPr>
@@ -7392,7 +7750,7 @@
           <w:p>
             <w:pPr>
               <w:spacing w:before="0" w:after="0"/>
-              <w:jc w:val="right"/>
+              <w:jc w:val="left"/>
             </w:pPr>
             <w:r>
               <w:rPr>
@@ -7425,7 +7783,7 @@
           <w:p>
             <w:pPr>
               <w:spacing w:before="0" w:after="0"/>
-              <w:jc w:val="right"/>
+              <w:jc w:val="left"/>
             </w:pPr>
             <w:r>
               <w:rPr>
@@ -7458,7 +7816,7 @@
           <w:p>
             <w:pPr>
               <w:spacing w:before="0" w:after="0"/>
-              <w:jc w:val="right"/>
+              <w:jc w:val="left"/>
             </w:pPr>
             <w:r>
               <w:rPr>
@@ -7473,7 +7831,7 @@
         </w:tc>
         <w:tc>
           <w:tcPr>
-            <w:tcW w:type="dxa" w:w="1584"/>
+            <w:tcW w:type="dxa" w:w="1440"/>
             <w:shd w:fill="F8FAFC"/>
             <w:tcMar>
               <w:top w:w="100" w:type="dxa"/>
@@ -7491,7 +7849,7 @@
           <w:p>
             <w:pPr>
               <w:spacing w:before="0" w:after="0"/>
-              <w:jc w:val="right"/>
+              <w:jc w:val="left"/>
             </w:pPr>
             <w:r>
               <w:rPr>
@@ -7508,7 +7866,7 @@
       <w:tr>
         <w:tc>
           <w:tcPr>
-            <w:tcW w:type="dxa" w:w="2880"/>
+            <w:tcW w:type="dxa" w:w="2592"/>
             <w:shd w:fill="FFFFFF"/>
             <w:tcMar>
               <w:top w:w="100" w:type="dxa"/>
@@ -7559,7 +7917,7 @@
           <w:p>
             <w:pPr>
               <w:spacing w:before="0" w:after="0"/>
-              <w:jc w:val="right"/>
+              <w:jc w:val="left"/>
             </w:pPr>
             <w:r>
               <w:rPr>
@@ -7592,7 +7950,7 @@
           <w:p>
             <w:pPr>
               <w:spacing w:before="0" w:after="0"/>
-              <w:jc w:val="right"/>
+              <w:jc w:val="left"/>
             </w:pPr>
             <w:r>
               <w:rPr>
@@ -7625,7 +7983,7 @@
           <w:p>
             <w:pPr>
               <w:spacing w:before="0" w:after="0"/>
-              <w:jc w:val="right"/>
+              <w:jc w:val="left"/>
             </w:pPr>
             <w:r>
               <w:rPr>
@@ -7658,7 +8016,7 @@
           <w:p>
             <w:pPr>
               <w:spacing w:before="0" w:after="0"/>
-              <w:jc w:val="right"/>
+              <w:jc w:val="left"/>
             </w:pPr>
             <w:r>
               <w:rPr>
@@ -7673,7 +8031,7 @@
         </w:tc>
         <w:tc>
           <w:tcPr>
-            <w:tcW w:type="dxa" w:w="1584"/>
+            <w:tcW w:type="dxa" w:w="1440"/>
             <w:shd w:fill="FFFFFF"/>
             <w:tcMar>
               <w:top w:w="100" w:type="dxa"/>
@@ -7691,7 +8049,7 @@
           <w:p>
             <w:pPr>
               <w:spacing w:before="0" w:after="0"/>
-              <w:jc w:val="right"/>
+              <w:jc w:val="left"/>
             </w:pPr>
             <w:r>
               <w:rPr>
@@ -7708,7 +8066,7 @@
       <w:tr>
         <w:tc>
           <w:tcPr>
-            <w:tcW w:type="dxa" w:w="2880"/>
+            <w:tcW w:type="dxa" w:w="2592"/>
             <w:shd w:fill="F8FAFC"/>
             <w:tcMar>
               <w:top w:w="100" w:type="dxa"/>
@@ -7759,7 +8117,7 @@
           <w:p>
             <w:pPr>
               <w:spacing w:before="0" w:after="0"/>
-              <w:jc w:val="right"/>
+              <w:jc w:val="left"/>
             </w:pPr>
             <w:r>
               <w:rPr>
@@ -7792,7 +8150,7 @@
           <w:p>
             <w:pPr>
               <w:spacing w:before="0" w:after="0"/>
-              <w:jc w:val="right"/>
+              <w:jc w:val="left"/>
             </w:pPr>
             <w:r>
               <w:rPr>
@@ -7825,7 +8183,7 @@
           <w:p>
             <w:pPr>
               <w:spacing w:before="0" w:after="0"/>
-              <w:jc w:val="right"/>
+              <w:jc w:val="left"/>
             </w:pPr>
             <w:r>
               <w:rPr>
@@ -7858,7 +8216,7 @@
           <w:p>
             <w:pPr>
               <w:spacing w:before="0" w:after="0"/>
-              <w:jc w:val="right"/>
+              <w:jc w:val="left"/>
             </w:pPr>
             <w:r>
               <w:rPr>
@@ -7873,7 +8231,7 @@
         </w:tc>
         <w:tc>
           <w:tcPr>
-            <w:tcW w:type="dxa" w:w="1584"/>
+            <w:tcW w:type="dxa" w:w="1440"/>
             <w:shd w:fill="F8FAFC"/>
             <w:tcMar>
               <w:top w:w="100" w:type="dxa"/>
@@ -7891,7 +8249,7 @@
           <w:p>
             <w:pPr>
               <w:spacing w:before="0" w:after="0"/>
-              <w:jc w:val="right"/>
+              <w:jc w:val="left"/>
             </w:pPr>
             <w:r>
               <w:rPr>
@@ -7908,7 +8266,7 @@
       <w:tr>
         <w:tc>
           <w:tcPr>
-            <w:tcW w:type="dxa" w:w="2880"/>
+            <w:tcW w:type="dxa" w:w="2592"/>
             <w:shd w:fill="FFFFFF"/>
             <w:tcMar>
               <w:top w:w="100" w:type="dxa"/>
@@ -7931,8 +8289,8 @@
             <w:r>
               <w:rPr>
                 <w:rFonts w:ascii="Calibri" w:hAnsi="Calibri"/>
-                <w:b/>
-                <w:color w:val="0F172A"/>
+                <w:b w:val="0"/>
+                <w:color w:val="334155"/>
                 <w:sz w:val="20"/>
               </w:rPr>
               <w:t>EBITDA (Operating Profit)</w:t>
@@ -7959,13 +8317,13 @@
           <w:p>
             <w:pPr>
               <w:spacing w:before="0" w:after="0"/>
-              <w:jc w:val="right"/>
+              <w:jc w:val="left"/>
             </w:pPr>
             <w:r>
               <w:rPr>
                 <w:rFonts w:ascii="Calibri" w:hAnsi="Calibri"/>
-                <w:b/>
-                <w:color w:val="0F172A"/>
+                <w:b w:val="0"/>
+                <w:color w:val="334155"/>
                 <w:sz w:val="20"/>
               </w:rPr>
               <w:t>-486,000</w:t>
@@ -7992,13 +8350,13 @@
           <w:p>
             <w:pPr>
               <w:spacing w:before="0" w:after="0"/>
-              <w:jc w:val="right"/>
+              <w:jc w:val="left"/>
             </w:pPr>
             <w:r>
               <w:rPr>
                 <w:rFonts w:ascii="Calibri" w:hAnsi="Calibri"/>
-                <w:b/>
-                <w:color w:val="0F172A"/>
+                <w:b w:val="0"/>
+                <w:color w:val="334155"/>
                 <w:sz w:val="20"/>
               </w:rPr>
               <w:t>1,080,000</w:t>
@@ -8025,13 +8383,13 @@
           <w:p>
             <w:pPr>
               <w:spacing w:before="0" w:after="0"/>
-              <w:jc w:val="right"/>
+              <w:jc w:val="left"/>
             </w:pPr>
             <w:r>
               <w:rPr>
                 <w:rFonts w:ascii="Calibri" w:hAnsi="Calibri"/>
-                <w:b/>
-                <w:color w:val="0F172A"/>
+                <w:b w:val="0"/>
+                <w:color w:val="334155"/>
                 <w:sz w:val="20"/>
               </w:rPr>
               <w:t>7,425,000</w:t>
@@ -8058,13 +8416,13 @@
           <w:p>
             <w:pPr>
               <w:spacing w:before="0" w:after="0"/>
-              <w:jc w:val="right"/>
+              <w:jc w:val="left"/>
             </w:pPr>
             <w:r>
               <w:rPr>
                 <w:rFonts w:ascii="Calibri" w:hAnsi="Calibri"/>
-                <w:b/>
-                <w:color w:val="0F172A"/>
+                <w:b w:val="0"/>
+                <w:color w:val="334155"/>
                 <w:sz w:val="20"/>
               </w:rPr>
               <w:t>23,256,000</w:t>
@@ -8073,7 +8431,7 @@
         </w:tc>
         <w:tc>
           <w:tcPr>
-            <w:tcW w:type="dxa" w:w="1584"/>
+            <w:tcW w:type="dxa" w:w="1440"/>
             <w:shd w:fill="FFFFFF"/>
             <w:tcMar>
               <w:top w:w="100" w:type="dxa"/>
@@ -8091,13 +8449,13 @@
           <w:p>
             <w:pPr>
               <w:spacing w:before="0" w:after="0"/>
-              <w:jc w:val="right"/>
+              <w:jc w:val="left"/>
             </w:pPr>
             <w:r>
               <w:rPr>
                 <w:rFonts w:ascii="Calibri" w:hAnsi="Calibri"/>
-                <w:b/>
-                <w:color w:val="0F172A"/>
+                <w:b w:val="0"/>
+                <w:color w:val="334155"/>
                 <w:sz w:val="20"/>
               </w:rPr>
               <w:t>59,850,000</w:t>
@@ -8106,6 +8464,16 @@
         </w:tc>
       </w:tr>
     </w:tbl>
+    <w:p>
+      <w:pPr>
+        <w:spacing w:before="0" w:after="120"/>
+      </w:pPr>
+    </w:p>
+    <w:p>
+      <w:pPr>
+        <w:spacing w:before="120" w:after="120"/>
+      </w:pPr>
+    </w:p>
     <w:p>
       <w:pPr>
         <w:keepNext/>
@@ -8214,7 +8582,7 @@
           <w:color w:val="334155"/>
           <w:sz w:val="22"/>
         </w:rPr>
-        <w:t>In institutional software due diligence, valuing an early-stage SaaS enterprise requires establishing a rigorous, defensible asset floor independent of speculative revenue multiples. To support its EGP 15,000,000 Pre-Seed pre-money valuation, MJRH commissioned an exhaustive technical and financial appraisal of its live production codebase and proprietary algorithmic IP (formally documented in `Official Codebase &amp; Asset Appraisal Report`). This appraisal establishes an independently audited Total Asset Value of EGP 11,610,000, providing institutional investors with an extraordinary 77.4% tangible and intangible asset coverage floor.</w:t>
+        <w:t>In institutional software due diligence, valuing an early-stage SaaS enterprise requires establishing a rigorous, defensible asset floor independent of speculative revenue multiples. To support its EGP 15,000,000 Pre-Seed pre-money valuation, MJRH commissioned an exhaustive technical and financial appraisal of its live production codebase and proprietary algorithmic IP (formally documented in `Official Codebase &amp; Asset Appraisal Report`). This appraisal establishes an independently audited Total Asset Value of EGP 11,610,000, providing institutional investors with an verified 77.4% tangible and intangible asset coverage floor.</w:t>
       </w:r>
     </w:p>
     <w:p>
@@ -8251,7 +8619,7 @@
           <w:color w:val="334155"/>
           <w:sz w:val="22"/>
         </w:rPr>
-        <w:t>The Engineering Replacement Cost evaluates the exact cumulative labor hours and market-rate financial expenditure required to recreate the MJRH Version 2.6 Hybrid platform from inception to its current live production state. Following the architectural expansion into the German Hybrid Governance Model, legal dispute vault, marketing telemetry with GDPR masking, and touch hyper-automation, the verified engineering effort stands at exactly 5,250 specialized engineering hours distributed across 8 senior technical roles, totaling EGP 5,610,000 in direct replacement value:</w:t>
+        <w:t>The Engineering Replacement Cost evaluates the exact cumulative labor hours and market-rate financial expenditure required to recreate the MJRH Version 2.6 Hybrid platform from inception to its current live production state. Following the architectural expansion into the Hierarchical Governance &amp; Multi-Level Control Model, legal dispute vault, marketing telemetry with GDPR masking, and touch hyper-automation, the verified engineering effort stands at exactly 5,250 specialized engineering hours distributed across 8 senior technical roles, totaling EGP 5,610,000 in direct replacement value:</w:t>
       </w:r>
     </w:p>
     <w:tbl>
@@ -8271,7 +8639,7 @@
       <w:tr>
         <w:tc>
           <w:tcPr>
-            <w:tcW w:type="dxa" w:w="2592"/>
+            <w:tcW w:type="dxa" w:w="2160"/>
             <w:shd w:fill="1E293B"/>
             <w:tcMar>
               <w:top w:w="120" w:type="dxa"/>
@@ -8298,7 +8666,7 @@
         </w:tc>
         <w:tc>
           <w:tcPr>
-            <w:tcW w:type="dxa" w:w="3168"/>
+            <w:tcW w:type="dxa" w:w="2592"/>
             <w:shd w:fill="1E293B"/>
             <w:tcMar>
               <w:top w:w="120" w:type="dxa"/>
@@ -8352,7 +8720,7 @@
         </w:tc>
         <w:tc>
           <w:tcPr>
-            <w:tcW w:type="dxa" w:w="1296"/>
+            <w:tcW w:type="dxa" w:w="1440"/>
             <w:shd w:fill="1E293B"/>
             <w:tcMar>
               <w:top w:w="120" w:type="dxa"/>
@@ -8379,7 +8747,7 @@
         </w:tc>
         <w:tc>
           <w:tcPr>
-            <w:tcW w:type="dxa" w:w="1584"/>
+            <w:tcW w:type="dxa" w:w="2016"/>
             <w:shd w:fill="1E293B"/>
             <w:tcMar>
               <w:top w:w="120" w:type="dxa"/>
@@ -8408,7 +8776,7 @@
       <w:tr>
         <w:tc>
           <w:tcPr>
-            <w:tcW w:type="dxa" w:w="2592"/>
+            <w:tcW w:type="dxa" w:w="2160"/>
             <w:shd w:fill="FFFFFF"/>
             <w:tcMar>
               <w:top w:w="100" w:type="dxa"/>
@@ -8441,7 +8809,7 @@
         </w:tc>
         <w:tc>
           <w:tcPr>
-            <w:tcW w:type="dxa" w:w="3168"/>
+            <w:tcW w:type="dxa" w:w="2592"/>
             <w:shd w:fill="FFFFFF"/>
             <w:tcMar>
               <w:top w:w="100" w:type="dxa"/>
@@ -8468,7 +8836,7 @@
                 <w:color w:val="334155"/>
                 <w:sz w:val="20"/>
               </w:rPr>
-              <w:t>German Hybrid Model (Vorstand &amp; Betriebsleitung), 10 department hierarchy, and Sovereign Owner RBAC.</w:t>
+              <w:t>Hierarchical Governance Model (Executive Board &amp; Production &amp; Operations), 10 department hierarchy, and Sovereign Owner RBAC.</w:t>
             </w:r>
           </w:p>
         </w:tc>
@@ -8492,7 +8860,7 @@
           <w:p>
             <w:pPr>
               <w:spacing w:before="0" w:after="0"/>
-              <w:jc w:val="right"/>
+              <w:jc w:val="left"/>
             </w:pPr>
             <w:r>
               <w:rPr>
@@ -8507,7 +8875,7 @@
         </w:tc>
         <w:tc>
           <w:tcPr>
-            <w:tcW w:type="dxa" w:w="1296"/>
+            <w:tcW w:type="dxa" w:w="1440"/>
             <w:shd w:fill="FFFFFF"/>
             <w:tcMar>
               <w:top w:w="100" w:type="dxa"/>
@@ -8525,7 +8893,7 @@
           <w:p>
             <w:pPr>
               <w:spacing w:before="0" w:after="0"/>
-              <w:jc w:val="right"/>
+              <w:jc w:val="left"/>
             </w:pPr>
             <w:r>
               <w:rPr>
@@ -8540,7 +8908,7 @@
         </w:tc>
         <w:tc>
           <w:tcPr>
-            <w:tcW w:type="dxa" w:w="1584"/>
+            <w:tcW w:type="dxa" w:w="2016"/>
             <w:shd w:fill="FFFFFF"/>
             <w:tcMar>
               <w:top w:w="100" w:type="dxa"/>
@@ -8558,7 +8926,7 @@
           <w:p>
             <w:pPr>
               <w:spacing w:before="0" w:after="0"/>
-              <w:jc w:val="right"/>
+              <w:jc w:val="left"/>
             </w:pPr>
             <w:r>
               <w:rPr>
@@ -8575,7 +8943,7 @@
       <w:tr>
         <w:tc>
           <w:tcPr>
-            <w:tcW w:type="dxa" w:w="2592"/>
+            <w:tcW w:type="dxa" w:w="2160"/>
             <w:shd w:fill="F8FAFC"/>
             <w:tcMar>
               <w:top w:w="100" w:type="dxa"/>
@@ -8608,7 +8976,7 @@
         </w:tc>
         <w:tc>
           <w:tcPr>
-            <w:tcW w:type="dxa" w:w="3168"/>
+            <w:tcW w:type="dxa" w:w="2592"/>
             <w:shd w:fill="F8FAFC"/>
             <w:tcMar>
               <w:top w:w="100" w:type="dxa"/>
@@ -8659,7 +9027,7 @@
           <w:p>
             <w:pPr>
               <w:spacing w:before="0" w:after="0"/>
-              <w:jc w:val="right"/>
+              <w:jc w:val="left"/>
             </w:pPr>
             <w:r>
               <w:rPr>
@@ -8674,7 +9042,7 @@
         </w:tc>
         <w:tc>
           <w:tcPr>
-            <w:tcW w:type="dxa" w:w="1296"/>
+            <w:tcW w:type="dxa" w:w="1440"/>
             <w:shd w:fill="F8FAFC"/>
             <w:tcMar>
               <w:top w:w="100" w:type="dxa"/>
@@ -8692,7 +9060,7 @@
           <w:p>
             <w:pPr>
               <w:spacing w:before="0" w:after="0"/>
-              <w:jc w:val="right"/>
+              <w:jc w:val="left"/>
             </w:pPr>
             <w:r>
               <w:rPr>
@@ -8707,7 +9075,7 @@
         </w:tc>
         <w:tc>
           <w:tcPr>
-            <w:tcW w:type="dxa" w:w="1584"/>
+            <w:tcW w:type="dxa" w:w="2016"/>
             <w:shd w:fill="F8FAFC"/>
             <w:tcMar>
               <w:top w:w="100" w:type="dxa"/>
@@ -8725,7 +9093,7 @@
           <w:p>
             <w:pPr>
               <w:spacing w:before="0" w:after="0"/>
-              <w:jc w:val="right"/>
+              <w:jc w:val="left"/>
             </w:pPr>
             <w:r>
               <w:rPr>
@@ -8742,7 +9110,7 @@
       <w:tr>
         <w:tc>
           <w:tcPr>
-            <w:tcW w:type="dxa" w:w="2592"/>
+            <w:tcW w:type="dxa" w:w="2160"/>
             <w:shd w:fill="FFFFFF"/>
             <w:tcMar>
               <w:top w:w="100" w:type="dxa"/>
@@ -8775,7 +9143,7 @@
         </w:tc>
         <w:tc>
           <w:tcPr>
-            <w:tcW w:type="dxa" w:w="3168"/>
+            <w:tcW w:type="dxa" w:w="2592"/>
             <w:shd w:fill="FFFFFF"/>
             <w:tcMar>
               <w:top w:w="100" w:type="dxa"/>
@@ -8826,7 +9194,7 @@
           <w:p>
             <w:pPr>
               <w:spacing w:before="0" w:after="0"/>
-              <w:jc w:val="right"/>
+              <w:jc w:val="left"/>
             </w:pPr>
             <w:r>
               <w:rPr>
@@ -8841,7 +9209,7 @@
         </w:tc>
         <w:tc>
           <w:tcPr>
-            <w:tcW w:type="dxa" w:w="1296"/>
+            <w:tcW w:type="dxa" w:w="1440"/>
             <w:shd w:fill="FFFFFF"/>
             <w:tcMar>
               <w:top w:w="100" w:type="dxa"/>
@@ -8859,7 +9227,7 @@
           <w:p>
             <w:pPr>
               <w:spacing w:before="0" w:after="0"/>
-              <w:jc w:val="right"/>
+              <w:jc w:val="left"/>
             </w:pPr>
             <w:r>
               <w:rPr>
@@ -8874,7 +9242,7 @@
         </w:tc>
         <w:tc>
           <w:tcPr>
-            <w:tcW w:type="dxa" w:w="1584"/>
+            <w:tcW w:type="dxa" w:w="2016"/>
             <w:shd w:fill="FFFFFF"/>
             <w:tcMar>
               <w:top w:w="100" w:type="dxa"/>
@@ -8892,7 +9260,7 @@
           <w:p>
             <w:pPr>
               <w:spacing w:before="0" w:after="0"/>
-              <w:jc w:val="right"/>
+              <w:jc w:val="left"/>
             </w:pPr>
             <w:r>
               <w:rPr>
@@ -8909,7 +9277,7 @@
       <w:tr>
         <w:tc>
           <w:tcPr>
-            <w:tcW w:type="dxa" w:w="2592"/>
+            <w:tcW w:type="dxa" w:w="2160"/>
             <w:shd w:fill="F8FAFC"/>
             <w:tcMar>
               <w:top w:w="100" w:type="dxa"/>
@@ -8936,13 +9304,13 @@
                 <w:color w:val="334155"/>
                 <w:sz w:val="20"/>
               </w:rPr>
-              <w:t>4. Hyper-Automation &amp; Workflow Devs</w:t>
-            </w:r>
-          </w:p>
-        </w:tc>
-        <w:tc>
-          <w:tcPr>
-            <w:tcW w:type="dxa" w:w="3168"/>
+              <w:t>4. Workstation Execution Automation &amp; Workflow Devs</w:t>
+            </w:r>
+          </w:p>
+        </w:tc>
+        <w:tc>
+          <w:tcPr>
+            <w:tcW w:type="dxa" w:w="2592"/>
             <w:shd w:fill="F8FAFC"/>
             <w:tcMar>
               <w:top w:w="100" w:type="dxa"/>
@@ -8993,7 +9361,7 @@
           <w:p>
             <w:pPr>
               <w:spacing w:before="0" w:after="0"/>
-              <w:jc w:val="right"/>
+              <w:jc w:val="left"/>
             </w:pPr>
             <w:r>
               <w:rPr>
@@ -9008,7 +9376,7 @@
         </w:tc>
         <w:tc>
           <w:tcPr>
-            <w:tcW w:type="dxa" w:w="1296"/>
+            <w:tcW w:type="dxa" w:w="1440"/>
             <w:shd w:fill="F8FAFC"/>
             <w:tcMar>
               <w:top w:w="100" w:type="dxa"/>
@@ -9026,7 +9394,7 @@
           <w:p>
             <w:pPr>
               <w:spacing w:before="0" w:after="0"/>
-              <w:jc w:val="right"/>
+              <w:jc w:val="left"/>
             </w:pPr>
             <w:r>
               <w:rPr>
@@ -9041,7 +9409,7 @@
         </w:tc>
         <w:tc>
           <w:tcPr>
-            <w:tcW w:type="dxa" w:w="1584"/>
+            <w:tcW w:type="dxa" w:w="2016"/>
             <w:shd w:fill="F8FAFC"/>
             <w:tcMar>
               <w:top w:w="100" w:type="dxa"/>
@@ -9059,7 +9427,7 @@
           <w:p>
             <w:pPr>
               <w:spacing w:before="0" w:after="0"/>
-              <w:jc w:val="right"/>
+              <w:jc w:val="left"/>
             </w:pPr>
             <w:r>
               <w:rPr>
@@ -9076,7 +9444,7 @@
       <w:tr>
         <w:tc>
           <w:tcPr>
-            <w:tcW w:type="dxa" w:w="2592"/>
+            <w:tcW w:type="dxa" w:w="2160"/>
             <w:shd w:fill="FFFFFF"/>
             <w:tcMar>
               <w:top w:w="100" w:type="dxa"/>
@@ -9109,7 +9477,7 @@
         </w:tc>
         <w:tc>
           <w:tcPr>
-            <w:tcW w:type="dxa" w:w="3168"/>
+            <w:tcW w:type="dxa" w:w="2592"/>
             <w:shd w:fill="FFFFFF"/>
             <w:tcMar>
               <w:top w:w="100" w:type="dxa"/>
@@ -9160,7 +9528,7 @@
           <w:p>
             <w:pPr>
               <w:spacing w:before="0" w:after="0"/>
-              <w:jc w:val="right"/>
+              <w:jc w:val="left"/>
             </w:pPr>
             <w:r>
               <w:rPr>
@@ -9175,7 +9543,7 @@
         </w:tc>
         <w:tc>
           <w:tcPr>
-            <w:tcW w:type="dxa" w:w="1296"/>
+            <w:tcW w:type="dxa" w:w="1440"/>
             <w:shd w:fill="FFFFFF"/>
             <w:tcMar>
               <w:top w:w="100" w:type="dxa"/>
@@ -9193,7 +9561,7 @@
           <w:p>
             <w:pPr>
               <w:spacing w:before="0" w:after="0"/>
-              <w:jc w:val="right"/>
+              <w:jc w:val="left"/>
             </w:pPr>
             <w:r>
               <w:rPr>
@@ -9208,7 +9576,7 @@
         </w:tc>
         <w:tc>
           <w:tcPr>
-            <w:tcW w:type="dxa" w:w="1584"/>
+            <w:tcW w:type="dxa" w:w="2016"/>
             <w:shd w:fill="FFFFFF"/>
             <w:tcMar>
               <w:top w:w="100" w:type="dxa"/>
@@ -9226,7 +9594,7 @@
           <w:p>
             <w:pPr>
               <w:spacing w:before="0" w:after="0"/>
-              <w:jc w:val="right"/>
+              <w:jc w:val="left"/>
             </w:pPr>
             <w:r>
               <w:rPr>
@@ -9243,7 +9611,7 @@
       <w:tr>
         <w:tc>
           <w:tcPr>
-            <w:tcW w:type="dxa" w:w="2592"/>
+            <w:tcW w:type="dxa" w:w="2160"/>
             <w:shd w:fill="F8FAFC"/>
             <w:tcMar>
               <w:top w:w="100" w:type="dxa"/>
@@ -9276,7 +9644,7 @@
         </w:tc>
         <w:tc>
           <w:tcPr>
-            <w:tcW w:type="dxa" w:w="3168"/>
+            <w:tcW w:type="dxa" w:w="2592"/>
             <w:shd w:fill="F8FAFC"/>
             <w:tcMar>
               <w:top w:w="100" w:type="dxa"/>
@@ -9327,7 +9695,7 @@
           <w:p>
             <w:pPr>
               <w:spacing w:before="0" w:after="0"/>
-              <w:jc w:val="right"/>
+              <w:jc w:val="left"/>
             </w:pPr>
             <w:r>
               <w:rPr>
@@ -9342,7 +9710,7 @@
         </w:tc>
         <w:tc>
           <w:tcPr>
-            <w:tcW w:type="dxa" w:w="1296"/>
+            <w:tcW w:type="dxa" w:w="1440"/>
             <w:shd w:fill="F8FAFC"/>
             <w:tcMar>
               <w:top w:w="100" w:type="dxa"/>
@@ -9360,7 +9728,7 @@
           <w:p>
             <w:pPr>
               <w:spacing w:before="0" w:after="0"/>
-              <w:jc w:val="right"/>
+              <w:jc w:val="left"/>
             </w:pPr>
             <w:r>
               <w:rPr>
@@ -9375,7 +9743,7 @@
         </w:tc>
         <w:tc>
           <w:tcPr>
-            <w:tcW w:type="dxa" w:w="1584"/>
+            <w:tcW w:type="dxa" w:w="2016"/>
             <w:shd w:fill="F8FAFC"/>
             <w:tcMar>
               <w:top w:w="100" w:type="dxa"/>
@@ -9393,7 +9761,7 @@
           <w:p>
             <w:pPr>
               <w:spacing w:before="0" w:after="0"/>
-              <w:jc w:val="right"/>
+              <w:jc w:val="left"/>
             </w:pPr>
             <w:r>
               <w:rPr>
@@ -9410,7 +9778,7 @@
       <w:tr>
         <w:tc>
           <w:tcPr>
-            <w:tcW w:type="dxa" w:w="2592"/>
+            <w:tcW w:type="dxa" w:w="2160"/>
             <w:shd w:fill="FFFFFF"/>
             <w:tcMar>
               <w:top w:w="100" w:type="dxa"/>
@@ -9443,7 +9811,7 @@
         </w:tc>
         <w:tc>
           <w:tcPr>
-            <w:tcW w:type="dxa" w:w="3168"/>
+            <w:tcW w:type="dxa" w:w="2592"/>
             <w:shd w:fill="FFFFFF"/>
             <w:tcMar>
               <w:top w:w="100" w:type="dxa"/>
@@ -9494,7 +9862,7 @@
           <w:p>
             <w:pPr>
               <w:spacing w:before="0" w:after="0"/>
-              <w:jc w:val="right"/>
+              <w:jc w:val="left"/>
             </w:pPr>
             <w:r>
               <w:rPr>
@@ -9509,7 +9877,7 @@
         </w:tc>
         <w:tc>
           <w:tcPr>
-            <w:tcW w:type="dxa" w:w="1296"/>
+            <w:tcW w:type="dxa" w:w="1440"/>
             <w:shd w:fill="FFFFFF"/>
             <w:tcMar>
               <w:top w:w="100" w:type="dxa"/>
@@ -9527,7 +9895,7 @@
           <w:p>
             <w:pPr>
               <w:spacing w:before="0" w:after="0"/>
-              <w:jc w:val="right"/>
+              <w:jc w:val="left"/>
             </w:pPr>
             <w:r>
               <w:rPr>
@@ -9542,7 +9910,7 @@
         </w:tc>
         <w:tc>
           <w:tcPr>
-            <w:tcW w:type="dxa" w:w="1584"/>
+            <w:tcW w:type="dxa" w:w="2016"/>
             <w:shd w:fill="FFFFFF"/>
             <w:tcMar>
               <w:top w:w="100" w:type="dxa"/>
@@ -9560,7 +9928,7 @@
           <w:p>
             <w:pPr>
               <w:spacing w:before="0" w:after="0"/>
-              <w:jc w:val="right"/>
+              <w:jc w:val="left"/>
             </w:pPr>
             <w:r>
               <w:rPr>
@@ -9577,7 +9945,7 @@
       <w:tr>
         <w:tc>
           <w:tcPr>
-            <w:tcW w:type="dxa" w:w="2592"/>
+            <w:tcW w:type="dxa" w:w="2160"/>
             <w:shd w:fill="F8FAFC"/>
             <w:tcMar>
               <w:top w:w="100" w:type="dxa"/>
@@ -9610,7 +9978,7 @@
         </w:tc>
         <w:tc>
           <w:tcPr>
-            <w:tcW w:type="dxa" w:w="3168"/>
+            <w:tcW w:type="dxa" w:w="2592"/>
             <w:shd w:fill="F8FAFC"/>
             <w:tcMar>
               <w:top w:w="100" w:type="dxa"/>
@@ -9661,7 +10029,7 @@
           <w:p>
             <w:pPr>
               <w:spacing w:before="0" w:after="0"/>
-              <w:jc w:val="right"/>
+              <w:jc w:val="left"/>
             </w:pPr>
             <w:r>
               <w:rPr>
@@ -9676,7 +10044,7 @@
         </w:tc>
         <w:tc>
           <w:tcPr>
-            <w:tcW w:type="dxa" w:w="1296"/>
+            <w:tcW w:type="dxa" w:w="1440"/>
             <w:shd w:fill="F8FAFC"/>
             <w:tcMar>
               <w:top w:w="100" w:type="dxa"/>
@@ -9694,7 +10062,7 @@
           <w:p>
             <w:pPr>
               <w:spacing w:before="0" w:after="0"/>
-              <w:jc w:val="right"/>
+              <w:jc w:val="left"/>
             </w:pPr>
             <w:r>
               <w:rPr>
@@ -9709,7 +10077,7 @@
         </w:tc>
         <w:tc>
           <w:tcPr>
-            <w:tcW w:type="dxa" w:w="1584"/>
+            <w:tcW w:type="dxa" w:w="2016"/>
             <w:shd w:fill="F8FAFC"/>
             <w:tcMar>
               <w:top w:w="100" w:type="dxa"/>
@@ -9727,7 +10095,7 @@
           <w:p>
             <w:pPr>
               <w:spacing w:before="0" w:after="0"/>
-              <w:jc w:val="right"/>
+              <w:jc w:val="left"/>
             </w:pPr>
             <w:r>
               <w:rPr>
@@ -9741,7 +10109,179 @@
           </w:p>
         </w:tc>
       </w:tr>
+      <w:tr>
+        <w:tc>
+          <w:tcPr>
+            <w:tcW w:type="dxa" w:w="2160"/>
+            <w:shd w:fill="FFFFFF"/>
+            <w:tcMar>
+              <w:top w:w="100" w:type="dxa"/>
+              <w:bottom w:w="100" w:type="dxa"/>
+              <w:left w:w="150" w:type="dxa"/>
+              <w:right w:w="150" w:type="dxa"/>
+            </w:tcMar>
+            <w:tcBorders>
+              <w:top w:val="single" w:sz="4" w:space="0" w:color="E2E8F0"/>
+              <w:bottom w:val="single" w:sz="4" w:space="0" w:color="E2E8F0"/>
+              <w:left w:val="single" w:sz="4" w:space="0" w:color="E2E8F0"/>
+              <w:right w:val="single" w:sz="4" w:space="0" w:color="E2E8F0"/>
+            </w:tcBorders>
+          </w:tcPr>
+          <w:p>
+            <w:pPr>
+              <w:spacing w:before="0" w:after="0"/>
+              <w:jc w:val="left"/>
+            </w:pPr>
+            <w:r>
+              <w:rPr>
+                <w:rFonts w:ascii="Calibri" w:hAnsi="Calibri"/>
+                <w:b w:val="0"/>
+                <w:color w:val="334155"/>
+                <w:sz w:val="20"/>
+              </w:rPr>
+              <w:t>TOTAL REPLACEMENT COST</w:t>
+            </w:r>
+          </w:p>
+        </w:tc>
+        <w:tc>
+          <w:tcPr>
+            <w:tcW w:type="dxa" w:w="2592"/>
+            <w:shd w:fill="FFFFFF"/>
+            <w:tcMar>
+              <w:top w:w="100" w:type="dxa"/>
+              <w:bottom w:w="100" w:type="dxa"/>
+              <w:left w:w="150" w:type="dxa"/>
+              <w:right w:w="150" w:type="dxa"/>
+            </w:tcMar>
+            <w:tcBorders>
+              <w:top w:val="single" w:sz="4" w:space="0" w:color="E2E8F0"/>
+              <w:bottom w:val="single" w:sz="4" w:space="0" w:color="E2E8F0"/>
+              <w:left w:val="single" w:sz="4" w:space="0" w:color="E2E8F0"/>
+              <w:right w:val="single" w:sz="4" w:space="0" w:color="E2E8F0"/>
+            </w:tcBorders>
+          </w:tcPr>
+          <w:p>
+            <w:pPr>
+              <w:spacing w:before="0" w:after="0"/>
+              <w:jc w:val="left"/>
+            </w:pPr>
+            <w:r>
+              <w:rPr>
+                <w:rFonts w:ascii="Calibri" w:hAnsi="Calibri"/>
+                <w:b w:val="0"/>
+                <w:color w:val="334155"/>
+                <w:sz w:val="20"/>
+              </w:rPr>
+              <w:t>Cumulative Verified Engineering Expenditure</w:t>
+            </w:r>
+          </w:p>
+        </w:tc>
+        <w:tc>
+          <w:tcPr>
+            <w:tcW w:type="dxa" w:w="1152"/>
+            <w:shd w:fill="FFFFFF"/>
+            <w:tcMar>
+              <w:top w:w="100" w:type="dxa"/>
+              <w:bottom w:w="100" w:type="dxa"/>
+              <w:left w:w="150" w:type="dxa"/>
+              <w:right w:w="150" w:type="dxa"/>
+            </w:tcMar>
+            <w:tcBorders>
+              <w:top w:val="single" w:sz="4" w:space="0" w:color="E2E8F0"/>
+              <w:bottom w:val="single" w:sz="4" w:space="0" w:color="E2E8F0"/>
+              <w:left w:val="single" w:sz="4" w:space="0" w:color="E2E8F0"/>
+              <w:right w:val="single" w:sz="4" w:space="0" w:color="E2E8F0"/>
+            </w:tcBorders>
+          </w:tcPr>
+          <w:p>
+            <w:pPr>
+              <w:spacing w:before="0" w:after="0"/>
+              <w:jc w:val="left"/>
+            </w:pPr>
+            <w:r>
+              <w:rPr>
+                <w:rFonts w:ascii="Calibri" w:hAnsi="Calibri"/>
+                <w:b w:val="0"/>
+                <w:color w:val="334155"/>
+                <w:sz w:val="20"/>
+              </w:rPr>
+              <w:t>5,250</w:t>
+            </w:r>
+          </w:p>
+        </w:tc>
+        <w:tc>
+          <w:tcPr>
+            <w:tcW w:type="dxa" w:w="1440"/>
+            <w:shd w:fill="FFFFFF"/>
+            <w:tcMar>
+              <w:top w:w="100" w:type="dxa"/>
+              <w:bottom w:w="100" w:type="dxa"/>
+              <w:left w:w="150" w:type="dxa"/>
+              <w:right w:w="150" w:type="dxa"/>
+            </w:tcMar>
+            <w:tcBorders>
+              <w:top w:val="single" w:sz="4" w:space="0" w:color="E2E8F0"/>
+              <w:bottom w:val="single" w:sz="4" w:space="0" w:color="E2E8F0"/>
+              <w:left w:val="single" w:sz="4" w:space="0" w:color="E2E8F0"/>
+              <w:right w:val="single" w:sz="4" w:space="0" w:color="E2E8F0"/>
+            </w:tcBorders>
+          </w:tcPr>
+          <w:p>
+            <w:pPr>
+              <w:spacing w:before="0" w:after="0"/>
+              <w:jc w:val="left"/>
+            </w:pPr>
+            <w:r>
+              <w:rPr>
+                <w:rFonts w:ascii="Calibri" w:hAnsi="Calibri"/>
+                <w:b w:val="0"/>
+                <w:color w:val="334155"/>
+                <w:sz w:val="20"/>
+              </w:rPr>
+              <w:t>—</w:t>
+            </w:r>
+          </w:p>
+        </w:tc>
+        <w:tc>
+          <w:tcPr>
+            <w:tcW w:type="dxa" w:w="2016"/>
+            <w:shd w:fill="FFFFFF"/>
+            <w:tcMar>
+              <w:top w:w="100" w:type="dxa"/>
+              <w:bottom w:w="100" w:type="dxa"/>
+              <w:left w:w="150" w:type="dxa"/>
+              <w:right w:w="150" w:type="dxa"/>
+            </w:tcMar>
+            <w:tcBorders>
+              <w:top w:val="single" w:sz="4" w:space="0" w:color="E2E8F0"/>
+              <w:bottom w:val="single" w:sz="4" w:space="0" w:color="E2E8F0"/>
+              <w:left w:val="single" w:sz="4" w:space="0" w:color="E2E8F0"/>
+              <w:right w:val="single" w:sz="4" w:space="0" w:color="E2E8F0"/>
+            </w:tcBorders>
+          </w:tcPr>
+          <w:p>
+            <w:pPr>
+              <w:spacing w:before="0" w:after="0"/>
+              <w:jc w:val="left"/>
+            </w:pPr>
+            <w:r>
+              <w:rPr>
+                <w:rFonts w:ascii="Calibri" w:hAnsi="Calibri"/>
+                <w:b w:val="0"/>
+                <w:color w:val="334155"/>
+                <w:sz w:val="20"/>
+              </w:rPr>
+              <w:t>EGP 5,610,000</w:t>
+            </w:r>
+          </w:p>
+        </w:tc>
+      </w:tr>
     </w:tbl>
+    <w:p>
+      <w:pPr>
+        <w:spacing w:before="0" w:after="120"/>
+      </w:pPr>
+    </w:p>
     <w:p>
       <w:pPr>
         <w:keepNext/>
@@ -9794,7 +10334,7 @@
       <w:tr>
         <w:tc>
           <w:tcPr>
-            <w:tcW w:type="dxa" w:w="3168"/>
+            <w:tcW w:type="dxa" w:w="2880"/>
             <w:shd w:fill="1E293B"/>
             <w:tcMar>
               <w:top w:w="120" w:type="dxa"/>
@@ -9821,7 +10361,7 @@
         </w:tc>
         <w:tc>
           <w:tcPr>
-            <w:tcW w:type="dxa" w:w="4464"/>
+            <w:tcW w:type="dxa" w:w="3168"/>
             <w:shd w:fill="1E293B"/>
             <w:tcMar>
               <w:top w:w="120" w:type="dxa"/>
@@ -9848,7 +10388,7 @@
         </w:tc>
         <w:tc>
           <w:tcPr>
-            <w:tcW w:type="dxa" w:w="2160"/>
+            <w:tcW w:type="dxa" w:w="3312"/>
             <w:shd w:fill="1E293B"/>
             <w:tcMar>
               <w:top w:w="120" w:type="dxa"/>
@@ -9877,7 +10417,7 @@
       <w:tr>
         <w:tc>
           <w:tcPr>
-            <w:tcW w:type="dxa" w:w="3168"/>
+            <w:tcW w:type="dxa" w:w="2880"/>
             <w:shd w:fill="FFFFFF"/>
             <w:tcMar>
               <w:top w:w="100" w:type="dxa"/>
@@ -9910,7 +10450,7 @@
         </w:tc>
         <w:tc>
           <w:tcPr>
-            <w:tcW w:type="dxa" w:w="4464"/>
+            <w:tcW w:type="dxa" w:w="3168"/>
             <w:shd w:fill="FFFFFF"/>
             <w:tcMar>
               <w:top w:w="100" w:type="dxa"/>
@@ -9943,7 +10483,7 @@
         </w:tc>
         <w:tc>
           <w:tcPr>
-            <w:tcW w:type="dxa" w:w="2160"/>
+            <w:tcW w:type="dxa" w:w="3312"/>
             <w:shd w:fill="FFFFFF"/>
             <w:tcMar>
               <w:top w:w="100" w:type="dxa"/>
@@ -9961,7 +10501,7 @@
           <w:p>
             <w:pPr>
               <w:spacing w:before="0" w:after="0"/>
-              <w:jc w:val="right"/>
+              <w:jc w:val="left"/>
             </w:pPr>
             <w:r>
               <w:rPr>
@@ -9978,7 +10518,7 @@
       <w:tr>
         <w:tc>
           <w:tcPr>
-            <w:tcW w:type="dxa" w:w="3168"/>
+            <w:tcW w:type="dxa" w:w="2880"/>
             <w:shd w:fill="F8FAFC"/>
             <w:tcMar>
               <w:top w:w="100" w:type="dxa"/>
@@ -10005,13 +10545,13 @@
                 <w:color w:val="334155"/>
                 <w:sz w:val="20"/>
               </w:rPr>
-              <w:t>2. Touch Hyper-Automation Engine</w:t>
-            </w:r>
-          </w:p>
-        </w:tc>
-        <w:tc>
-          <w:tcPr>
-            <w:tcW w:type="dxa" w:w="4464"/>
+              <w:t>2. 1-Click Workstation Execution Engine</w:t>
+            </w:r>
+          </w:p>
+        </w:tc>
+        <w:tc>
+          <w:tcPr>
+            <w:tcW w:type="dxa" w:w="3168"/>
             <w:shd w:fill="F8FAFC"/>
             <w:tcMar>
               <w:top w:w="100" w:type="dxa"/>
@@ -10044,7 +10584,7 @@
         </w:tc>
         <w:tc>
           <w:tcPr>
-            <w:tcW w:type="dxa" w:w="2160"/>
+            <w:tcW w:type="dxa" w:w="3312"/>
             <w:shd w:fill="F8FAFC"/>
             <w:tcMar>
               <w:top w:w="100" w:type="dxa"/>
@@ -10062,7 +10602,7 @@
           <w:p>
             <w:pPr>
               <w:spacing w:before="0" w:after="0"/>
-              <w:jc w:val="right"/>
+              <w:jc w:val="left"/>
             </w:pPr>
             <w:r>
               <w:rPr>
@@ -10079,7 +10619,7 @@
       <w:tr>
         <w:tc>
           <w:tcPr>
-            <w:tcW w:type="dxa" w:w="3168"/>
+            <w:tcW w:type="dxa" w:w="2880"/>
             <w:shd w:fill="FFFFFF"/>
             <w:tcMar>
               <w:top w:w="100" w:type="dxa"/>
@@ -10112,7 +10652,7 @@
         </w:tc>
         <w:tc>
           <w:tcPr>
-            <w:tcW w:type="dxa" w:w="4464"/>
+            <w:tcW w:type="dxa" w:w="3168"/>
             <w:shd w:fill="FFFFFF"/>
             <w:tcMar>
               <w:top w:w="100" w:type="dxa"/>
@@ -10145,7 +10685,7 @@
         </w:tc>
         <w:tc>
           <w:tcPr>
-            <w:tcW w:type="dxa" w:w="2160"/>
+            <w:tcW w:type="dxa" w:w="3312"/>
             <w:shd w:fill="FFFFFF"/>
             <w:tcMar>
               <w:top w:w="100" w:type="dxa"/>
@@ -10163,7 +10703,7 @@
           <w:p>
             <w:pPr>
               <w:spacing w:before="0" w:after="0"/>
-              <w:jc w:val="right"/>
+              <w:jc w:val="left"/>
             </w:pPr>
             <w:r>
               <w:rPr>
@@ -10180,7 +10720,7 @@
       <w:tr>
         <w:tc>
           <w:tcPr>
-            <w:tcW w:type="dxa" w:w="3168"/>
+            <w:tcW w:type="dxa" w:w="2880"/>
             <w:shd w:fill="F8FAFC"/>
             <w:tcMar>
               <w:top w:w="100" w:type="dxa"/>
@@ -10213,7 +10753,7 @@
         </w:tc>
         <w:tc>
           <w:tcPr>
-            <w:tcW w:type="dxa" w:w="4464"/>
+            <w:tcW w:type="dxa" w:w="3168"/>
             <w:shd w:fill="F8FAFC"/>
             <w:tcMar>
               <w:top w:w="100" w:type="dxa"/>
@@ -10246,7 +10786,7 @@
         </w:tc>
         <w:tc>
           <w:tcPr>
-            <w:tcW w:type="dxa" w:w="2160"/>
+            <w:tcW w:type="dxa" w:w="3312"/>
             <w:shd w:fill="F8FAFC"/>
             <w:tcMar>
               <w:top w:w="100" w:type="dxa"/>
@@ -10264,7 +10804,7 @@
           <w:p>
             <w:pPr>
               <w:spacing w:before="0" w:after="0"/>
-              <w:jc w:val="right"/>
+              <w:jc w:val="left"/>
             </w:pPr>
             <w:r>
               <w:rPr>
@@ -10281,7 +10821,7 @@
       <w:tr>
         <w:tc>
           <w:tcPr>
-            <w:tcW w:type="dxa" w:w="3168"/>
+            <w:tcW w:type="dxa" w:w="2880"/>
             <w:shd w:fill="FFFFFF"/>
             <w:tcMar>
               <w:top w:w="100" w:type="dxa"/>
@@ -10314,7 +10854,7 @@
         </w:tc>
         <w:tc>
           <w:tcPr>
-            <w:tcW w:type="dxa" w:w="4464"/>
+            <w:tcW w:type="dxa" w:w="3168"/>
             <w:shd w:fill="FFFFFF"/>
             <w:tcMar>
               <w:top w:w="100" w:type="dxa"/>
@@ -10347,7 +10887,7 @@
         </w:tc>
         <w:tc>
           <w:tcPr>
-            <w:tcW w:type="dxa" w:w="2160"/>
+            <w:tcW w:type="dxa" w:w="3312"/>
             <w:shd w:fill="FFFFFF"/>
             <w:tcMar>
               <w:top w:w="100" w:type="dxa"/>
@@ -10365,7 +10905,7 @@
           <w:p>
             <w:pPr>
               <w:spacing w:before="0" w:after="0"/>
-              <w:jc w:val="right"/>
+              <w:jc w:val="left"/>
             </w:pPr>
             <w:r>
               <w:rPr>
@@ -10382,7 +10922,7 @@
       <w:tr>
         <w:tc>
           <w:tcPr>
-            <w:tcW w:type="dxa" w:w="3168"/>
+            <w:tcW w:type="dxa" w:w="2880"/>
             <w:shd w:fill="F8FAFC"/>
             <w:tcMar>
               <w:top w:w="100" w:type="dxa"/>
@@ -10415,7 +10955,7 @@
         </w:tc>
         <w:tc>
           <w:tcPr>
-            <w:tcW w:type="dxa" w:w="4464"/>
+            <w:tcW w:type="dxa" w:w="3168"/>
             <w:shd w:fill="F8FAFC"/>
             <w:tcMar>
               <w:top w:w="100" w:type="dxa"/>
@@ -10448,7 +10988,7 @@
         </w:tc>
         <w:tc>
           <w:tcPr>
-            <w:tcW w:type="dxa" w:w="2160"/>
+            <w:tcW w:type="dxa" w:w="3312"/>
             <w:shd w:fill="F8FAFC"/>
             <w:tcMar>
               <w:top w:w="100" w:type="dxa"/>
@@ -10466,7 +11006,7 @@
           <w:p>
             <w:pPr>
               <w:spacing w:before="0" w:after="0"/>
-              <w:jc w:val="right"/>
+              <w:jc w:val="left"/>
             </w:pPr>
             <w:r>
               <w:rPr>
@@ -10480,7 +11020,113 @@
           </w:p>
         </w:tc>
       </w:tr>
+      <w:tr>
+        <w:tc>
+          <w:tcPr>
+            <w:tcW w:type="dxa" w:w="2880"/>
+            <w:shd w:fill="FFFFFF"/>
+            <w:tcMar>
+              <w:top w:w="100" w:type="dxa"/>
+              <w:bottom w:w="100" w:type="dxa"/>
+              <w:left w:w="150" w:type="dxa"/>
+              <w:right w:w="150" w:type="dxa"/>
+            </w:tcMar>
+            <w:tcBorders>
+              <w:top w:val="single" w:sz="4" w:space="0" w:color="E2E8F0"/>
+              <w:bottom w:val="single" w:sz="4" w:space="0" w:color="E2E8F0"/>
+              <w:left w:val="single" w:sz="4" w:space="0" w:color="E2E8F0"/>
+              <w:right w:val="single" w:sz="4" w:space="0" w:color="E2E8F0"/>
+            </w:tcBorders>
+          </w:tcPr>
+          <w:p>
+            <w:pPr>
+              <w:spacing w:before="0" w:after="0"/>
+              <w:jc w:val="left"/>
+            </w:pPr>
+            <w:r>
+              <w:rPr>
+                <w:rFonts w:ascii="Calibri" w:hAnsi="Calibri"/>
+                <w:b w:val="0"/>
+                <w:color w:val="334155"/>
+                <w:sz w:val="20"/>
+              </w:rPr>
+              <w:t>TOTAL IP VALUATION</w:t>
+            </w:r>
+          </w:p>
+        </w:tc>
+        <w:tc>
+          <w:tcPr>
+            <w:tcW w:type="dxa" w:w="3168"/>
+            <w:shd w:fill="FFFFFF"/>
+            <w:tcMar>
+              <w:top w:w="100" w:type="dxa"/>
+              <w:bottom w:w="100" w:type="dxa"/>
+              <w:left w:w="150" w:type="dxa"/>
+              <w:right w:w="150" w:type="dxa"/>
+            </w:tcMar>
+            <w:tcBorders>
+              <w:top w:val="single" w:sz="4" w:space="0" w:color="E2E8F0"/>
+              <w:bottom w:val="single" w:sz="4" w:space="0" w:color="E2E8F0"/>
+              <w:left w:val="single" w:sz="4" w:space="0" w:color="E2E8F0"/>
+              <w:right w:val="single" w:sz="4" w:space="0" w:color="E2E8F0"/>
+            </w:tcBorders>
+          </w:tcPr>
+          <w:p>
+            <w:pPr>
+              <w:spacing w:before="0" w:after="0"/>
+              <w:jc w:val="left"/>
+            </w:pPr>
+            <w:r>
+              <w:rPr>
+                <w:rFonts w:ascii="Calibri" w:hAnsi="Calibri"/>
+                <w:b w:val="0"/>
+                <w:color w:val="334155"/>
+                <w:sz w:val="20"/>
+              </w:rPr>
+              <w:t>Cumulative Appraised Intangible Asset Value</w:t>
+            </w:r>
+          </w:p>
+        </w:tc>
+        <w:tc>
+          <w:tcPr>
+            <w:tcW w:type="dxa" w:w="3312"/>
+            <w:shd w:fill="FFFFFF"/>
+            <w:tcMar>
+              <w:top w:w="100" w:type="dxa"/>
+              <w:bottom w:w="100" w:type="dxa"/>
+              <w:left w:w="150" w:type="dxa"/>
+              <w:right w:w="150" w:type="dxa"/>
+            </w:tcMar>
+            <w:tcBorders>
+              <w:top w:val="single" w:sz="4" w:space="0" w:color="E2E8F0"/>
+              <w:bottom w:val="single" w:sz="4" w:space="0" w:color="E2E8F0"/>
+              <w:left w:val="single" w:sz="4" w:space="0" w:color="E2E8F0"/>
+              <w:right w:val="single" w:sz="4" w:space="0" w:color="E2E8F0"/>
+            </w:tcBorders>
+          </w:tcPr>
+          <w:p>
+            <w:pPr>
+              <w:spacing w:before="0" w:after="0"/>
+              <w:jc w:val="left"/>
+            </w:pPr>
+            <w:r>
+              <w:rPr>
+                <w:rFonts w:ascii="Calibri" w:hAnsi="Calibri"/>
+                <w:b w:val="0"/>
+                <w:color w:val="334155"/>
+                <w:sz w:val="20"/>
+              </w:rPr>
+              <w:t>EGP 6,000,000</w:t>
+            </w:r>
+          </w:p>
+        </w:tc>
+      </w:tr>
     </w:tbl>
+    <w:p>
+      <w:pPr>
+        <w:spacing w:before="0" w:after="120"/>
+      </w:pPr>
+    </w:p>
     <w:p>
       <w:pPr>
         <w:keepNext/>
@@ -10515,7 +11161,7 @@
           <w:color w:val="334155"/>
           <w:sz w:val="22"/>
         </w:rPr>
-        <w:t>Summing the Engineering Replacement Cost (EGP 5,610,000) and the Proprietary IP Valuation (EGP 6,000,000) yields a verified Total Asset Value of exactly EGP 11,610,000. When evaluated against the Company's Pre-Seed Pre-Money Valuation of EGP 15,000,000, this asset base establishes an institutional Asset Coverage Ratio of 77.4%. In standard enterprise software venture capital, seed-stage valuations are typically backed by less than 20% in tangible code assets, relying heavily on speculative growth multiples. MJRH's 77.4% asset floor provides institutional investors with an extraordinary downside protection mechanism, ensuring that the capital injection is secured by robust, highly developed industrial software capital.</w:t>
+        <w:t>Summing the Engineering Replacement Cost (EGP 5,610,000) and the Proprietary IP Valuation (EGP 6,000,000) yields a verified Total Asset Value of exactly EGP 11,610,000. When evaluated against the Company's Pre-Seed Pre-Money Valuation of EGP 15,000,000, this asset base establishes an institutional Asset Coverage Ratio of 77.4%. In standard enterprise software venture capital, seed-stage valuations are typically backed by less than 20% in tangible code assets, relying heavily on speculative growth multiples. MJRH's 77.4% asset floor provides institutional investors with an verified downside protection mechanism, ensuring that the capital injection is secured by robust, highly developed industrial software capital.</w:t>
       </w:r>
     </w:p>
     <w:p>
@@ -10607,7 +11253,7 @@
       <w:tr>
         <w:tc>
           <w:tcPr>
-            <w:tcW w:type="dxa" w:w="3168"/>
+            <w:tcW w:type="dxa" w:w="2880"/>
             <w:shd w:fill="1E293B"/>
             <w:tcMar>
               <w:top w:w="120" w:type="dxa"/>
@@ -10634,7 +11280,7 @@
         </w:tc>
         <w:tc>
           <w:tcPr>
-            <w:tcW w:type="dxa" w:w="3312"/>
+            <w:tcW w:type="dxa" w:w="3168"/>
             <w:shd w:fill="1E293B"/>
             <w:tcMar>
               <w:top w:w="120" w:type="dxa"/>
@@ -10690,7 +11336,7 @@
       <w:tr>
         <w:tc>
           <w:tcPr>
-            <w:tcW w:type="dxa" w:w="3168"/>
+            <w:tcW w:type="dxa" w:w="2880"/>
             <w:shd w:fill="FFFFFF"/>
             <w:tcMar>
               <w:top w:w="100" w:type="dxa"/>
@@ -10723,7 +11369,7 @@
         </w:tc>
         <w:tc>
           <w:tcPr>
-            <w:tcW w:type="dxa" w:w="3312"/>
+            <w:tcW w:type="dxa" w:w="3168"/>
             <w:shd w:fill="FFFFFF"/>
             <w:tcMar>
               <w:top w:w="100" w:type="dxa"/>
@@ -10774,7 +11420,7 @@
           <w:p>
             <w:pPr>
               <w:spacing w:before="0" w:after="0"/>
-              <w:jc w:val="right"/>
+              <w:jc w:val="left"/>
             </w:pPr>
             <w:r>
               <w:rPr>
@@ -10791,7 +11437,7 @@
       <w:tr>
         <w:tc>
           <w:tcPr>
-            <w:tcW w:type="dxa" w:w="3168"/>
+            <w:tcW w:type="dxa" w:w="2880"/>
             <w:shd w:fill="F8FAFC"/>
             <w:tcMar>
               <w:top w:w="100" w:type="dxa"/>
@@ -10814,8 +11460,8 @@
             <w:r>
               <w:rPr>
                 <w:rFonts w:ascii="Calibri" w:hAnsi="Calibri"/>
-                <w:b/>
-                <w:color w:val="0F172A"/>
+                <w:b w:val="0"/>
+                <w:color w:val="334155"/>
                 <w:sz w:val="20"/>
               </w:rPr>
               <w:t>Target Capital Raise</w:t>
@@ -10824,7 +11470,7 @@
         </w:tc>
         <w:tc>
           <w:tcPr>
-            <w:tcW w:type="dxa" w:w="3312"/>
+            <w:tcW w:type="dxa" w:w="3168"/>
             <w:shd w:fill="F8FAFC"/>
             <w:tcMar>
               <w:top w:w="100" w:type="dxa"/>
@@ -10847,8 +11493,8 @@
             <w:r>
               <w:rPr>
                 <w:rFonts w:ascii="Calibri" w:hAnsi="Calibri"/>
-                <w:b/>
-                <w:color w:val="0F172A"/>
+                <w:b w:val="0"/>
+                <w:color w:val="334155"/>
                 <w:sz w:val="20"/>
               </w:rPr>
               <w:t>EGP 3,000,000 (~$62,500 US)</w:t>
@@ -10875,13 +11521,13 @@
           <w:p>
             <w:pPr>
               <w:spacing w:before="0" w:after="0"/>
-              <w:jc w:val="right"/>
+              <w:jc w:val="left"/>
             </w:pPr>
             <w:r>
               <w:rPr>
                 <w:rFonts w:ascii="Calibri" w:hAnsi="Calibri"/>
-                <w:b/>
-                <w:color w:val="0F172A"/>
+                <w:b w:val="0"/>
+                <w:color w:val="334155"/>
                 <w:sz w:val="20"/>
               </w:rPr>
               <w:t>Dedicated growth capital; zero debt leverage.</w:t>
@@ -10892,7 +11538,7 @@
       <w:tr>
         <w:tc>
           <w:tcPr>
-            <w:tcW w:type="dxa" w:w="3168"/>
+            <w:tcW w:type="dxa" w:w="2880"/>
             <w:shd w:fill="FFFFFF"/>
             <w:tcMar>
               <w:top w:w="100" w:type="dxa"/>
@@ -10915,8 +11561,8 @@
             <w:r>
               <w:rPr>
                 <w:rFonts w:ascii="Calibri" w:hAnsi="Calibri"/>
-                <w:b/>
-                <w:color w:val="0F172A"/>
+                <w:b w:val="0"/>
+                <w:color w:val="334155"/>
                 <w:sz w:val="20"/>
               </w:rPr>
               <w:t>Pre-Money Enterprise Valuation</w:t>
@@ -10925,7 +11571,7 @@
         </w:tc>
         <w:tc>
           <w:tcPr>
-            <w:tcW w:type="dxa" w:w="3312"/>
+            <w:tcW w:type="dxa" w:w="3168"/>
             <w:shd w:fill="FFFFFF"/>
             <w:tcMar>
               <w:top w:w="100" w:type="dxa"/>
@@ -10948,8 +11594,8 @@
             <w:r>
               <w:rPr>
                 <w:rFonts w:ascii="Calibri" w:hAnsi="Calibri"/>
-                <w:b/>
-                <w:color w:val="0F172A"/>
+                <w:b w:val="0"/>
+                <w:color w:val="334155"/>
                 <w:sz w:val="20"/>
               </w:rPr>
               <w:t>EGP 15,000,000</w:t>
@@ -10976,13 +11622,13 @@
           <w:p>
             <w:pPr>
               <w:spacing w:before="0" w:after="0"/>
-              <w:jc w:val="right"/>
+              <w:jc w:val="left"/>
             </w:pPr>
             <w:r>
               <w:rPr>
                 <w:rFonts w:ascii="Calibri" w:hAnsi="Calibri"/>
-                <w:b/>
-                <w:color w:val="0F172A"/>
+                <w:b w:val="0"/>
+                <w:color w:val="334155"/>
                 <w:sz w:val="20"/>
               </w:rPr>
               <w:t>Backed by EGP 11.61M in verified code &amp; IP assets.</w:t>
@@ -10993,7 +11639,7 @@
       <w:tr>
         <w:tc>
           <w:tcPr>
-            <w:tcW w:type="dxa" w:w="3168"/>
+            <w:tcW w:type="dxa" w:w="2880"/>
             <w:shd w:fill="F8FAFC"/>
             <w:tcMar>
               <w:top w:w="100" w:type="dxa"/>
@@ -11026,7 +11672,7 @@
         </w:tc>
         <w:tc>
           <w:tcPr>
-            <w:tcW w:type="dxa" w:w="3312"/>
+            <w:tcW w:type="dxa" w:w="3168"/>
             <w:shd w:fill="F8FAFC"/>
             <w:tcMar>
               <w:top w:w="100" w:type="dxa"/>
@@ -11077,7 +11723,7 @@
           <w:p>
             <w:pPr>
               <w:spacing w:before="0" w:after="0"/>
-              <w:jc w:val="right"/>
+              <w:jc w:val="left"/>
             </w:pPr>
             <w:r>
               <w:rPr>
@@ -11094,7 +11740,7 @@
       <w:tr>
         <w:tc>
           <w:tcPr>
-            <w:tcW w:type="dxa" w:w="3168"/>
+            <w:tcW w:type="dxa" w:w="2880"/>
             <w:shd w:fill="FFFFFF"/>
             <w:tcMar>
               <w:top w:w="100" w:type="dxa"/>
@@ -11117,8 +11763,8 @@
             <w:r>
               <w:rPr>
                 <w:rFonts w:ascii="Calibri" w:hAnsi="Calibri"/>
-                <w:b/>
-                <w:color w:val="0F172A"/>
+                <w:b w:val="0"/>
+                <w:color w:val="334155"/>
                 <w:sz w:val="20"/>
               </w:rPr>
               <w:t>Investor Equity Dilution</w:t>
@@ -11127,7 +11773,7 @@
         </w:tc>
         <w:tc>
           <w:tcPr>
-            <w:tcW w:type="dxa" w:w="3312"/>
+            <w:tcW w:type="dxa" w:w="3168"/>
             <w:shd w:fill="FFFFFF"/>
             <w:tcMar>
               <w:top w:w="100" w:type="dxa"/>
@@ -11150,8 +11796,8 @@
             <w:r>
               <w:rPr>
                 <w:rFonts w:ascii="Calibri" w:hAnsi="Calibri"/>
-                <w:b/>
-                <w:color w:val="0F172A"/>
+                <w:b w:val="0"/>
+                <w:color w:val="334155"/>
                 <w:sz w:val="20"/>
               </w:rPr>
               <w:t>16.67% Preferred Equity</w:t>
@@ -11178,13 +11824,13 @@
           <w:p>
             <w:pPr>
               <w:spacing w:before="0" w:after="0"/>
-              <w:jc w:val="right"/>
+              <w:jc w:val="left"/>
             </w:pPr>
             <w:r>
               <w:rPr>
                 <w:rFonts w:ascii="Calibri" w:hAnsi="Calibri"/>
-                <w:b/>
-                <w:color w:val="0F172A"/>
+                <w:b w:val="0"/>
+                <w:color w:val="334155"/>
                 <w:sz w:val="20"/>
               </w:rPr>
               <w:t>Clean dilution preserving 83.33% founder incentives.</w:t>
@@ -11193,6 +11839,16 @@
         </w:tc>
       </w:tr>
     </w:tbl>
+    <w:p>
+      <w:pPr>
+        <w:spacing w:before="0" w:after="120"/>
+      </w:pPr>
+    </w:p>
+    <w:p>
+      <w:pPr>
+        <w:spacing w:before="120" w:after="120"/>
+      </w:pPr>
+    </w:p>
     <w:p>
       <w:pPr>
         <w:keepNext/>
@@ -11246,7 +11902,7 @@
       <w:tr>
         <w:tc>
           <w:tcPr>
-            <w:tcW w:type="dxa" w:w="3168"/>
+            <w:tcW w:type="dxa" w:w="2160"/>
             <w:shd w:fill="1E293B"/>
             <w:tcMar>
               <w:top w:w="120" w:type="dxa"/>
@@ -11273,7 +11929,7 @@
         </w:tc>
         <w:tc>
           <w:tcPr>
-            <w:tcW w:type="dxa" w:w="1584"/>
+            <w:tcW w:type="dxa" w:w="2304"/>
             <w:shd w:fill="1E293B"/>
             <w:tcMar>
               <w:top w:w="120" w:type="dxa"/>
@@ -11300,7 +11956,7 @@
         </w:tc>
         <w:tc>
           <w:tcPr>
-            <w:tcW w:type="dxa" w:w="1872"/>
+            <w:tcW w:type="dxa" w:w="2304"/>
             <w:shd w:fill="1E293B"/>
             <w:tcMar>
               <w:top w:w="120" w:type="dxa"/>
@@ -11327,7 +11983,7 @@
         </w:tc>
         <w:tc>
           <w:tcPr>
-            <w:tcW w:type="dxa" w:w="3168"/>
+            <w:tcW w:type="dxa" w:w="2592"/>
             <w:shd w:fill="1E293B"/>
             <w:tcMar>
               <w:top w:w="120" w:type="dxa"/>
@@ -11356,7 +12012,7 @@
       <w:tr>
         <w:tc>
           <w:tcPr>
-            <w:tcW w:type="dxa" w:w="3168"/>
+            <w:tcW w:type="dxa" w:w="2160"/>
             <w:shd w:fill="FFFFFF"/>
             <w:tcMar>
               <w:top w:w="100" w:type="dxa"/>
@@ -11389,7 +12045,7 @@
         </w:tc>
         <w:tc>
           <w:tcPr>
-            <w:tcW w:type="dxa" w:w="1584"/>
+            <w:tcW w:type="dxa" w:w="2304"/>
             <w:shd w:fill="FFFFFF"/>
             <w:tcMar>
               <w:top w:w="100" w:type="dxa"/>
@@ -11407,7 +12063,7 @@
           <w:p>
             <w:pPr>
               <w:spacing w:before="0" w:after="0"/>
-              <w:jc w:val="right"/>
+              <w:jc w:val="left"/>
             </w:pPr>
             <w:r>
               <w:rPr>
@@ -11422,7 +12078,7 @@
         </w:tc>
         <w:tc>
           <w:tcPr>
-            <w:tcW w:type="dxa" w:w="1872"/>
+            <w:tcW w:type="dxa" w:w="2304"/>
             <w:shd w:fill="FFFFFF"/>
             <w:tcMar>
               <w:top w:w="100" w:type="dxa"/>
@@ -11440,7 +12096,7 @@
           <w:p>
             <w:pPr>
               <w:spacing w:before="0" w:after="0"/>
-              <w:jc w:val="right"/>
+              <w:jc w:val="left"/>
             </w:pPr>
             <w:r>
               <w:rPr>
@@ -11455,7 +12111,7 @@
         </w:tc>
         <w:tc>
           <w:tcPr>
-            <w:tcW w:type="dxa" w:w="3168"/>
+            <w:tcW w:type="dxa" w:w="2592"/>
             <w:shd w:fill="FFFFFF"/>
             <w:tcMar>
               <w:top w:w="100" w:type="dxa"/>
@@ -11473,7 +12129,7 @@
           <w:p>
             <w:pPr>
               <w:spacing w:before="0" w:after="0"/>
-              <w:jc w:val="right"/>
+              <w:jc w:val="left"/>
             </w:pPr>
             <w:r>
               <w:rPr>
@@ -11490,7 +12146,7 @@
       <w:tr>
         <w:tc>
           <w:tcPr>
-            <w:tcW w:type="dxa" w:w="3168"/>
+            <w:tcW w:type="dxa" w:w="2160"/>
             <w:shd w:fill="F8FAFC"/>
             <w:tcMar>
               <w:top w:w="100" w:type="dxa"/>
@@ -11523,7 +12179,7 @@
         </w:tc>
         <w:tc>
           <w:tcPr>
-            <w:tcW w:type="dxa" w:w="1584"/>
+            <w:tcW w:type="dxa" w:w="2304"/>
             <w:shd w:fill="F8FAFC"/>
             <w:tcMar>
               <w:top w:w="100" w:type="dxa"/>
@@ -11541,7 +12197,7 @@
           <w:p>
             <w:pPr>
               <w:spacing w:before="0" w:after="0"/>
-              <w:jc w:val="right"/>
+              <w:jc w:val="left"/>
             </w:pPr>
             <w:r>
               <w:rPr>
@@ -11556,7 +12212,7 @@
         </w:tc>
         <w:tc>
           <w:tcPr>
-            <w:tcW w:type="dxa" w:w="1872"/>
+            <w:tcW w:type="dxa" w:w="2304"/>
             <w:shd w:fill="F8FAFC"/>
             <w:tcMar>
               <w:top w:w="100" w:type="dxa"/>
@@ -11574,7 +12230,7 @@
           <w:p>
             <w:pPr>
               <w:spacing w:before="0" w:after="0"/>
-              <w:jc w:val="right"/>
+              <w:jc w:val="left"/>
             </w:pPr>
             <w:r>
               <w:rPr>
@@ -11589,7 +12245,7 @@
         </w:tc>
         <w:tc>
           <w:tcPr>
-            <w:tcW w:type="dxa" w:w="3168"/>
+            <w:tcW w:type="dxa" w:w="2592"/>
             <w:shd w:fill="F8FAFC"/>
             <w:tcMar>
               <w:top w:w="100" w:type="dxa"/>
@@ -11607,7 +12263,7 @@
           <w:p>
             <w:pPr>
               <w:spacing w:before="0" w:after="0"/>
-              <w:jc w:val="right"/>
+              <w:jc w:val="left"/>
             </w:pPr>
             <w:r>
               <w:rPr>
@@ -11624,7 +12280,7 @@
       <w:tr>
         <w:tc>
           <w:tcPr>
-            <w:tcW w:type="dxa" w:w="3168"/>
+            <w:tcW w:type="dxa" w:w="2160"/>
             <w:shd w:fill="FFFFFF"/>
             <w:tcMar>
               <w:top w:w="100" w:type="dxa"/>
@@ -11657,7 +12313,7 @@
         </w:tc>
         <w:tc>
           <w:tcPr>
-            <w:tcW w:type="dxa" w:w="1584"/>
+            <w:tcW w:type="dxa" w:w="2304"/>
             <w:shd w:fill="FFFFFF"/>
             <w:tcMar>
               <w:top w:w="100" w:type="dxa"/>
@@ -11675,7 +12331,7 @@
           <w:p>
             <w:pPr>
               <w:spacing w:before="0" w:after="0"/>
-              <w:jc w:val="right"/>
+              <w:jc w:val="left"/>
             </w:pPr>
             <w:r>
               <w:rPr>
@@ -11690,7 +12346,7 @@
         </w:tc>
         <w:tc>
           <w:tcPr>
-            <w:tcW w:type="dxa" w:w="1872"/>
+            <w:tcW w:type="dxa" w:w="2304"/>
             <w:shd w:fill="FFFFFF"/>
             <w:tcMar>
               <w:top w:w="100" w:type="dxa"/>
@@ -11708,7 +12364,7 @@
           <w:p>
             <w:pPr>
               <w:spacing w:before="0" w:after="0"/>
-              <w:jc w:val="right"/>
+              <w:jc w:val="left"/>
             </w:pPr>
             <w:r>
               <w:rPr>
@@ -11723,7 +12379,7 @@
         </w:tc>
         <w:tc>
           <w:tcPr>
-            <w:tcW w:type="dxa" w:w="3168"/>
+            <w:tcW w:type="dxa" w:w="2592"/>
             <w:shd w:fill="FFFFFF"/>
             <w:tcMar>
               <w:top w:w="100" w:type="dxa"/>
@@ -11741,7 +12397,7 @@
           <w:p>
             <w:pPr>
               <w:spacing w:before="0" w:after="0"/>
-              <w:jc w:val="right"/>
+              <w:jc w:val="left"/>
             </w:pPr>
             <w:r>
               <w:rPr>
@@ -11758,7 +12414,7 @@
       <w:tr>
         <w:tc>
           <w:tcPr>
-            <w:tcW w:type="dxa" w:w="3168"/>
+            <w:tcW w:type="dxa" w:w="2160"/>
             <w:shd w:fill="F8FAFC"/>
             <w:tcMar>
               <w:top w:w="100" w:type="dxa"/>
@@ -11791,7 +12447,7 @@
         </w:tc>
         <w:tc>
           <w:tcPr>
-            <w:tcW w:type="dxa" w:w="1584"/>
+            <w:tcW w:type="dxa" w:w="2304"/>
             <w:shd w:fill="F8FAFC"/>
             <w:tcMar>
               <w:top w:w="100" w:type="dxa"/>
@@ -11809,7 +12465,7 @@
           <w:p>
             <w:pPr>
               <w:spacing w:before="0" w:after="0"/>
-              <w:jc w:val="right"/>
+              <w:jc w:val="left"/>
             </w:pPr>
             <w:r>
               <w:rPr>
@@ -11824,7 +12480,7 @@
         </w:tc>
         <w:tc>
           <w:tcPr>
-            <w:tcW w:type="dxa" w:w="1872"/>
+            <w:tcW w:type="dxa" w:w="2304"/>
             <w:shd w:fill="F8FAFC"/>
             <w:tcMar>
               <w:top w:w="100" w:type="dxa"/>
@@ -11842,7 +12498,7 @@
           <w:p>
             <w:pPr>
               <w:spacing w:before="0" w:after="0"/>
-              <w:jc w:val="right"/>
+              <w:jc w:val="left"/>
             </w:pPr>
             <w:r>
               <w:rPr>
@@ -11857,7 +12513,7 @@
         </w:tc>
         <w:tc>
           <w:tcPr>
-            <w:tcW w:type="dxa" w:w="3168"/>
+            <w:tcW w:type="dxa" w:w="2592"/>
             <w:shd w:fill="F8FAFC"/>
             <w:tcMar>
               <w:top w:w="100" w:type="dxa"/>
@@ -11875,7 +12531,7 @@
           <w:p>
             <w:pPr>
               <w:spacing w:before="0" w:after="0"/>
-              <w:jc w:val="right"/>
+              <w:jc w:val="left"/>
             </w:pPr>
             <w:r>
               <w:rPr>
@@ -11892,7 +12548,7 @@
       <w:tr>
         <w:tc>
           <w:tcPr>
-            <w:tcW w:type="dxa" w:w="3168"/>
+            <w:tcW w:type="dxa" w:w="2160"/>
             <w:shd w:fill="FFFFFF"/>
             <w:tcMar>
               <w:top w:w="100" w:type="dxa"/>
@@ -11915,8 +12571,8 @@
             <w:r>
               <w:rPr>
                 <w:rFonts w:ascii="Calibri" w:hAnsi="Calibri"/>
-                <w:b/>
-                <w:color w:val="0F172A"/>
+                <w:b w:val="0"/>
+                <w:color w:val="334155"/>
                 <w:sz w:val="20"/>
               </w:rPr>
               <w:t>TOTAL CAPITAL RAISE</w:t>
@@ -11925,7 +12581,7 @@
         </w:tc>
         <w:tc>
           <w:tcPr>
-            <w:tcW w:type="dxa" w:w="1584"/>
+            <w:tcW w:type="dxa" w:w="2304"/>
             <w:shd w:fill="FFFFFF"/>
             <w:tcMar>
               <w:top w:w="100" w:type="dxa"/>
@@ -11943,13 +12599,13 @@
           <w:p>
             <w:pPr>
               <w:spacing w:before="0" w:after="0"/>
-              <w:jc w:val="right"/>
+              <w:jc w:val="left"/>
             </w:pPr>
             <w:r>
               <w:rPr>
                 <w:rFonts w:ascii="Calibri" w:hAnsi="Calibri"/>
-                <w:b/>
-                <w:color w:val="0F172A"/>
+                <w:b w:val="0"/>
+                <w:color w:val="334155"/>
                 <w:sz w:val="20"/>
               </w:rPr>
               <w:t>100.0%</w:t>
@@ -11958,7 +12614,7 @@
         </w:tc>
         <w:tc>
           <w:tcPr>
-            <w:tcW w:type="dxa" w:w="1872"/>
+            <w:tcW w:type="dxa" w:w="2304"/>
             <w:shd w:fill="FFFFFF"/>
             <w:tcMar>
               <w:top w:w="100" w:type="dxa"/>
@@ -11976,13 +12632,13 @@
           <w:p>
             <w:pPr>
               <w:spacing w:before="0" w:after="0"/>
-              <w:jc w:val="right"/>
+              <w:jc w:val="left"/>
             </w:pPr>
             <w:r>
               <w:rPr>
                 <w:rFonts w:ascii="Calibri" w:hAnsi="Calibri"/>
-                <w:b/>
-                <w:color w:val="0F172A"/>
+                <w:b w:val="0"/>
+                <w:color w:val="334155"/>
                 <w:sz w:val="20"/>
               </w:rPr>
               <w:t>3,000,000</w:t>
@@ -11991,7 +12647,7 @@
         </w:tc>
         <w:tc>
           <w:tcPr>
-            <w:tcW w:type="dxa" w:w="3168"/>
+            <w:tcW w:type="dxa" w:w="2592"/>
             <w:shd w:fill="FFFFFF"/>
             <w:tcMar>
               <w:top w:w="100" w:type="dxa"/>
@@ -12009,13 +12665,13 @@
           <w:p>
             <w:pPr>
               <w:spacing w:before="0" w:after="0"/>
-              <w:jc w:val="right"/>
+              <w:jc w:val="left"/>
             </w:pPr>
             <w:r>
               <w:rPr>
                 <w:rFonts w:ascii="Calibri" w:hAnsi="Calibri"/>
-                <w:b/>
-                <w:color w:val="0F172A"/>
+                <w:b w:val="0"/>
+                <w:color w:val="334155"/>
                 <w:sz w:val="20"/>
               </w:rPr>
               <w:t>Fully funds 18-month runway to institutional Series A readiness.</w:t>
@@ -12024,6 +12680,16 @@
         </w:tc>
       </w:tr>
     </w:tbl>
+    <w:p>
+      <w:pPr>
+        <w:spacing w:before="0" w:after="120"/>
+      </w:pPr>
+    </w:p>
+    <w:p>
+      <w:pPr>
+        <w:spacing w:before="120" w:after="120"/>
+      </w:pPr>
+    </w:p>
     <w:p>
       <w:pPr>
         <w:keepNext/>
@@ -12169,7 +12835,7 @@
         </w:tc>
         <w:tc>
           <w:tcPr>
-            <w:tcW w:type="dxa" w:w="2160"/>
+            <w:tcW w:type="dxa" w:w="1152"/>
             <w:shd w:fill="1E293B"/>
             <w:tcMar>
               <w:top w:w="120" w:type="dxa"/>
@@ -12196,7 +12862,7 @@
         </w:tc>
         <w:tc>
           <w:tcPr>
-            <w:tcW w:type="dxa" w:w="1152"/>
+            <w:tcW w:type="dxa" w:w="1440"/>
             <w:shd w:fill="1E293B"/>
             <w:tcMar>
               <w:top w:w="120" w:type="dxa"/>
@@ -12223,7 +12889,7 @@
         </w:tc>
         <w:tc>
           <w:tcPr>
-            <w:tcW w:type="dxa" w:w="1296"/>
+            <w:tcW w:type="dxa" w:w="2016"/>
             <w:shd w:fill="1E293B"/>
             <w:tcMar>
               <w:top w:w="120" w:type="dxa"/>
@@ -12275,8 +12941,8 @@
             <w:r>
               <w:rPr>
                 <w:rFonts w:ascii="Calibri" w:hAnsi="Calibri"/>
-                <w:b/>
-                <w:color w:val="0F172A"/>
+                <w:b w:val="0"/>
+                <w:color w:val="334155"/>
                 <w:sz w:val="20"/>
               </w:rPr>
               <w:t>How does the platform enforce separation of duties?</w:t>
@@ -12308,17 +12974,17 @@
             <w:r>
               <w:rPr>
                 <w:rFonts w:ascii="Calibri" w:hAnsi="Calibri"/>
-                <w:b/>
-                <w:color w:val="0F172A"/>
-                <w:sz w:val="20"/>
-              </w:rPr>
-              <w:t>German Hybrid Governance Model (10 departments) with Sovereign Owner Authority.</w:t>
-            </w:r>
-          </w:p>
-        </w:tc>
-        <w:tc>
-          <w:tcPr>
-            <w:tcW w:type="dxa" w:w="2160"/>
+                <w:b w:val="0"/>
+                <w:color w:val="334155"/>
+                <w:sz w:val="20"/>
+              </w:rPr>
+              <w:t>Hierarchical Governance &amp; Multi-Level Control Model (10 departments) with Sovereign Owner Authority.</w:t>
+            </w:r>
+          </w:p>
+        </w:tc>
+        <w:tc>
+          <w:tcPr>
+            <w:tcW w:type="dxa" w:w="1152"/>
             <w:shd w:fill="FFFFFF"/>
             <w:tcMar>
               <w:top w:w="100" w:type="dxa"/>
@@ -12341,8 +13007,8 @@
             <w:r>
               <w:rPr>
                 <w:rFonts w:ascii="Calibri" w:hAnsi="Calibri"/>
-                <w:b/>
-                <w:color w:val="0F172A"/>
+                <w:b w:val="0"/>
+                <w:color w:val="334155"/>
                 <w:sz w:val="20"/>
               </w:rPr>
               <w:t>Corporate Navigation &amp; Hierarchy Engine</w:t>
@@ -12351,7 +13017,7 @@
         </w:tc>
         <w:tc>
           <w:tcPr>
-            <w:tcW w:type="dxa" w:w="1152"/>
+            <w:tcW w:type="dxa" w:w="1440"/>
             <w:shd w:fill="FFFFFF"/>
             <w:tcMar>
               <w:top w:w="100" w:type="dxa"/>
@@ -12369,13 +13035,13 @@
           <w:p>
             <w:pPr>
               <w:spacing w:before="0" w:after="0"/>
-              <w:jc w:val="right"/>
+              <w:jc w:val="left"/>
             </w:pPr>
             <w:r>
               <w:rPr>
                 <w:rFonts w:ascii="Calibri" w:hAnsi="Calibri"/>
-                <w:b/>
-                <w:color w:val="0F172A"/>
+                <w:b w:val="0"/>
+                <w:color w:val="334155"/>
                 <w:sz w:val="20"/>
               </w:rPr>
               <w:t>VERIFIED</w:t>
@@ -12384,7 +13050,7 @@
         </w:tc>
         <w:tc>
           <w:tcPr>
-            <w:tcW w:type="dxa" w:w="1296"/>
+            <w:tcW w:type="dxa" w:w="2016"/>
             <w:shd w:fill="FFFFFF"/>
             <w:tcMar>
               <w:top w:w="100" w:type="dxa"/>
@@ -12402,13 +13068,13 @@
           <w:p>
             <w:pPr>
               <w:spacing w:before="0" w:after="0"/>
-              <w:jc w:val="right"/>
+              <w:jc w:val="left"/>
             </w:pPr>
             <w:r>
               <w:rPr>
                 <w:rFonts w:ascii="Calibri" w:hAnsi="Calibri"/>
-                <w:b/>
-                <w:color w:val="0F172A"/>
+                <w:b w:val="0"/>
+                <w:color w:val="334155"/>
                 <w:sz w:val="20"/>
               </w:rPr>
               <w:t>Chief Enterprise Architect</w:t>
@@ -12485,7 +13151,7 @@
         </w:tc>
         <w:tc>
           <w:tcPr>
-            <w:tcW w:type="dxa" w:w="2160"/>
+            <w:tcW w:type="dxa" w:w="1152"/>
             <w:shd w:fill="F8FAFC"/>
             <w:tcMar>
               <w:top w:w="100" w:type="dxa"/>
@@ -12518,7 +13184,7 @@
         </w:tc>
         <w:tc>
           <w:tcPr>
-            <w:tcW w:type="dxa" w:w="1152"/>
+            <w:tcW w:type="dxa" w:w="1440"/>
             <w:shd w:fill="F8FAFC"/>
             <w:tcMar>
               <w:top w:w="100" w:type="dxa"/>
@@ -12536,7 +13202,7 @@
           <w:p>
             <w:pPr>
               <w:spacing w:before="0" w:after="0"/>
-              <w:jc w:val="right"/>
+              <w:jc w:val="left"/>
             </w:pPr>
             <w:r>
               <w:rPr>
@@ -12551,7 +13217,7 @@
         </w:tc>
         <w:tc>
           <w:tcPr>
-            <w:tcW w:type="dxa" w:w="1296"/>
+            <w:tcW w:type="dxa" w:w="2016"/>
             <w:shd w:fill="F8FAFC"/>
             <w:tcMar>
               <w:top w:w="100" w:type="dxa"/>
@@ -12569,7 +13235,7 @@
           <w:p>
             <w:pPr>
               <w:spacing w:before="0" w:after="0"/>
-              <w:jc w:val="right"/>
+              <w:jc w:val="left"/>
             </w:pPr>
             <w:r>
               <w:rPr>
@@ -12652,7 +13318,7 @@
         </w:tc>
         <w:tc>
           <w:tcPr>
-            <w:tcW w:type="dxa" w:w="2160"/>
+            <w:tcW w:type="dxa" w:w="1152"/>
             <w:shd w:fill="FFFFFF"/>
             <w:tcMar>
               <w:top w:w="100" w:type="dxa"/>
@@ -12685,7 +13351,7 @@
         </w:tc>
         <w:tc>
           <w:tcPr>
-            <w:tcW w:type="dxa" w:w="1152"/>
+            <w:tcW w:type="dxa" w:w="1440"/>
             <w:shd w:fill="FFFFFF"/>
             <w:tcMar>
               <w:top w:w="100" w:type="dxa"/>
@@ -12703,7 +13369,7 @@
           <w:p>
             <w:pPr>
               <w:spacing w:before="0" w:after="0"/>
-              <w:jc w:val="right"/>
+              <w:jc w:val="left"/>
             </w:pPr>
             <w:r>
               <w:rPr>
@@ -12718,7 +13384,7 @@
         </w:tc>
         <w:tc>
           <w:tcPr>
-            <w:tcW w:type="dxa" w:w="1296"/>
+            <w:tcW w:type="dxa" w:w="2016"/>
             <w:shd w:fill="FFFFFF"/>
             <w:tcMar>
               <w:top w:w="100" w:type="dxa"/>
@@ -12736,7 +13402,7 @@
           <w:p>
             <w:pPr>
               <w:spacing w:before="0" w:after="0"/>
-              <w:jc w:val="right"/>
+              <w:jc w:val="left"/>
             </w:pPr>
             <w:r>
               <w:rPr>
@@ -12819,7 +13485,7 @@
         </w:tc>
         <w:tc>
           <w:tcPr>
-            <w:tcW w:type="dxa" w:w="2160"/>
+            <w:tcW w:type="dxa" w:w="1152"/>
             <w:shd w:fill="F8FAFC"/>
             <w:tcMar>
               <w:top w:w="100" w:type="dxa"/>
@@ -12852,7 +13518,7 @@
         </w:tc>
         <w:tc>
           <w:tcPr>
-            <w:tcW w:type="dxa" w:w="1152"/>
+            <w:tcW w:type="dxa" w:w="1440"/>
             <w:shd w:fill="F8FAFC"/>
             <w:tcMar>
               <w:top w:w="100" w:type="dxa"/>
@@ -12870,7 +13536,7 @@
           <w:p>
             <w:pPr>
               <w:spacing w:before="0" w:after="0"/>
-              <w:jc w:val="right"/>
+              <w:jc w:val="left"/>
             </w:pPr>
             <w:r>
               <w:rPr>
@@ -12885,7 +13551,7 @@
         </w:tc>
         <w:tc>
           <w:tcPr>
-            <w:tcW w:type="dxa" w:w="1296"/>
+            <w:tcW w:type="dxa" w:w="2016"/>
             <w:shd w:fill="F8FAFC"/>
             <w:tcMar>
               <w:top w:w="100" w:type="dxa"/>
@@ -12903,7 +13569,7 @@
           <w:p>
             <w:pPr>
               <w:spacing w:before="0" w:after="0"/>
-              <w:jc w:val="right"/>
+              <w:jc w:val="left"/>
             </w:pPr>
             <w:r>
               <w:rPr>
@@ -12986,7 +13652,7 @@
         </w:tc>
         <w:tc>
           <w:tcPr>
-            <w:tcW w:type="dxa" w:w="2160"/>
+            <w:tcW w:type="dxa" w:w="1152"/>
             <w:shd w:fill="FFFFFF"/>
             <w:tcMar>
               <w:top w:w="100" w:type="dxa"/>
@@ -13019,7 +13685,7 @@
         </w:tc>
         <w:tc>
           <w:tcPr>
-            <w:tcW w:type="dxa" w:w="1152"/>
+            <w:tcW w:type="dxa" w:w="1440"/>
             <w:shd w:fill="FFFFFF"/>
             <w:tcMar>
               <w:top w:w="100" w:type="dxa"/>
@@ -13037,7 +13703,7 @@
           <w:p>
             <w:pPr>
               <w:spacing w:before="0" w:after="0"/>
-              <w:jc w:val="right"/>
+              <w:jc w:val="left"/>
             </w:pPr>
             <w:r>
               <w:rPr>
@@ -13052,7 +13718,7 @@
         </w:tc>
         <w:tc>
           <w:tcPr>
-            <w:tcW w:type="dxa" w:w="1296"/>
+            <w:tcW w:type="dxa" w:w="2016"/>
             <w:shd w:fill="FFFFFF"/>
             <w:tcMar>
               <w:top w:w="100" w:type="dxa"/>
@@ -13070,7 +13736,7 @@
           <w:p>
             <w:pPr>
               <w:spacing w:before="0" w:after="0"/>
-              <w:jc w:val="right"/>
+              <w:jc w:val="left"/>
             </w:pPr>
             <w:r>
               <w:rPr>
@@ -13153,7 +13819,7 @@
         </w:tc>
         <w:tc>
           <w:tcPr>
-            <w:tcW w:type="dxa" w:w="2160"/>
+            <w:tcW w:type="dxa" w:w="1152"/>
             <w:shd w:fill="F8FAFC"/>
             <w:tcMar>
               <w:top w:w="100" w:type="dxa"/>
@@ -13186,7 +13852,7 @@
         </w:tc>
         <w:tc>
           <w:tcPr>
-            <w:tcW w:type="dxa" w:w="1152"/>
+            <w:tcW w:type="dxa" w:w="1440"/>
             <w:shd w:fill="F8FAFC"/>
             <w:tcMar>
               <w:top w:w="100" w:type="dxa"/>
@@ -13204,7 +13870,7 @@
           <w:p>
             <w:pPr>
               <w:spacing w:before="0" w:after="0"/>
-              <w:jc w:val="right"/>
+              <w:jc w:val="left"/>
             </w:pPr>
             <w:r>
               <w:rPr>
@@ -13219,7 +13885,7 @@
         </w:tc>
         <w:tc>
           <w:tcPr>
-            <w:tcW w:type="dxa" w:w="1296"/>
+            <w:tcW w:type="dxa" w:w="2016"/>
             <w:shd w:fill="F8FAFC"/>
             <w:tcMar>
               <w:top w:w="100" w:type="dxa"/>
@@ -13237,7 +13903,7 @@
           <w:p>
             <w:pPr>
               <w:spacing w:before="0" w:after="0"/>
-              <w:jc w:val="right"/>
+              <w:jc w:val="left"/>
             </w:pPr>
             <w:r>
               <w:rPr>
@@ -13320,7 +13986,7 @@
         </w:tc>
         <w:tc>
           <w:tcPr>
-            <w:tcW w:type="dxa" w:w="2160"/>
+            <w:tcW w:type="dxa" w:w="1152"/>
             <w:shd w:fill="FFFFFF"/>
             <w:tcMar>
               <w:top w:w="100" w:type="dxa"/>
@@ -13353,7 +14019,7 @@
         </w:tc>
         <w:tc>
           <w:tcPr>
-            <w:tcW w:type="dxa" w:w="1152"/>
+            <w:tcW w:type="dxa" w:w="1440"/>
             <w:shd w:fill="FFFFFF"/>
             <w:tcMar>
               <w:top w:w="100" w:type="dxa"/>
@@ -13371,7 +14037,7 @@
           <w:p>
             <w:pPr>
               <w:spacing w:before="0" w:after="0"/>
-              <w:jc w:val="right"/>
+              <w:jc w:val="left"/>
             </w:pPr>
             <w:r>
               <w:rPr>
@@ -13386,7 +14052,7 @@
         </w:tc>
         <w:tc>
           <w:tcPr>
-            <w:tcW w:type="dxa" w:w="1296"/>
+            <w:tcW w:type="dxa" w:w="2016"/>
             <w:shd w:fill="FFFFFF"/>
             <w:tcMar>
               <w:top w:w="100" w:type="dxa"/>
@@ -13404,7 +14070,7 @@
           <w:p>
             <w:pPr>
               <w:spacing w:before="0" w:after="0"/>
-              <w:jc w:val="right"/>
+              <w:jc w:val="left"/>
             </w:pPr>
             <w:r>
               <w:rPr>
@@ -13487,7 +14153,7 @@
         </w:tc>
         <w:tc>
           <w:tcPr>
-            <w:tcW w:type="dxa" w:w="2160"/>
+            <w:tcW w:type="dxa" w:w="1152"/>
             <w:shd w:fill="F8FAFC"/>
             <w:tcMar>
               <w:top w:w="100" w:type="dxa"/>
@@ -13520,7 +14186,7 @@
         </w:tc>
         <w:tc>
           <w:tcPr>
-            <w:tcW w:type="dxa" w:w="1152"/>
+            <w:tcW w:type="dxa" w:w="1440"/>
             <w:shd w:fill="F8FAFC"/>
             <w:tcMar>
               <w:top w:w="100" w:type="dxa"/>
@@ -13538,7 +14204,7 @@
           <w:p>
             <w:pPr>
               <w:spacing w:before="0" w:after="0"/>
-              <w:jc w:val="right"/>
+              <w:jc w:val="left"/>
             </w:pPr>
             <w:r>
               <w:rPr>
@@ -13553,7 +14219,7 @@
         </w:tc>
         <w:tc>
           <w:tcPr>
-            <w:tcW w:type="dxa" w:w="1296"/>
+            <w:tcW w:type="dxa" w:w="2016"/>
             <w:shd w:fill="F8FAFC"/>
             <w:tcMar>
               <w:top w:w="100" w:type="dxa"/>
@@ -13571,7 +14237,7 @@
           <w:p>
             <w:pPr>
               <w:spacing w:before="0" w:after="0"/>
-              <w:jc w:val="right"/>
+              <w:jc w:val="left"/>
             </w:pPr>
             <w:r>
               <w:rPr>
@@ -13654,7 +14320,7 @@
         </w:tc>
         <w:tc>
           <w:tcPr>
-            <w:tcW w:type="dxa" w:w="2160"/>
+            <w:tcW w:type="dxa" w:w="1152"/>
             <w:shd w:fill="FFFFFF"/>
             <w:tcMar>
               <w:top w:w="100" w:type="dxa"/>
@@ -13687,7 +14353,7 @@
         </w:tc>
         <w:tc>
           <w:tcPr>
-            <w:tcW w:type="dxa" w:w="1152"/>
+            <w:tcW w:type="dxa" w:w="1440"/>
             <w:shd w:fill="FFFFFF"/>
             <w:tcMar>
               <w:top w:w="100" w:type="dxa"/>
@@ -13705,7 +14371,7 @@
           <w:p>
             <w:pPr>
               <w:spacing w:before="0" w:after="0"/>
-              <w:jc w:val="right"/>
+              <w:jc w:val="left"/>
             </w:pPr>
             <w:r>
               <w:rPr>
@@ -13720,7 +14386,7 @@
         </w:tc>
         <w:tc>
           <w:tcPr>
-            <w:tcW w:type="dxa" w:w="1296"/>
+            <w:tcW w:type="dxa" w:w="2016"/>
             <w:shd w:fill="FFFFFF"/>
             <w:tcMar>
               <w:top w:w="100" w:type="dxa"/>
@@ -13738,7 +14404,7 @@
           <w:p>
             <w:pPr>
               <w:spacing w:before="0" w:after="0"/>
-              <w:jc w:val="right"/>
+              <w:jc w:val="left"/>
             </w:pPr>
             <w:r>
               <w:rPr>
@@ -13821,7 +14487,7 @@
         </w:tc>
         <w:tc>
           <w:tcPr>
-            <w:tcW w:type="dxa" w:w="2160"/>
+            <w:tcW w:type="dxa" w:w="1152"/>
             <w:shd w:fill="F8FAFC"/>
             <w:tcMar>
               <w:top w:w="100" w:type="dxa"/>
@@ -13854,7 +14520,7 @@
         </w:tc>
         <w:tc>
           <w:tcPr>
-            <w:tcW w:type="dxa" w:w="1152"/>
+            <w:tcW w:type="dxa" w:w="1440"/>
             <w:shd w:fill="F8FAFC"/>
             <w:tcMar>
               <w:top w:w="100" w:type="dxa"/>
@@ -13872,7 +14538,7 @@
           <w:p>
             <w:pPr>
               <w:spacing w:before="0" w:after="0"/>
-              <w:jc w:val="right"/>
+              <w:jc w:val="left"/>
             </w:pPr>
             <w:r>
               <w:rPr>
@@ -13887,7 +14553,7 @@
         </w:tc>
         <w:tc>
           <w:tcPr>
-            <w:tcW w:type="dxa" w:w="1296"/>
+            <w:tcW w:type="dxa" w:w="2016"/>
             <w:shd w:fill="F8FAFC"/>
             <w:tcMar>
               <w:top w:w="100" w:type="dxa"/>
@@ -13905,7 +14571,7 @@
           <w:p>
             <w:pPr>
               <w:spacing w:before="0" w:after="0"/>
-              <w:jc w:val="right"/>
+              <w:jc w:val="left"/>
             </w:pPr>
             <w:r>
               <w:rPr>
@@ -13920,6 +14586,16 @@
         </w:tc>
       </w:tr>
     </w:tbl>
+    <w:p>
+      <w:pPr>
+        <w:spacing w:before="0" w:after="120"/>
+      </w:pPr>
+    </w:p>
+    <w:p>
+      <w:pPr>
+        <w:spacing w:before="120" w:after="120"/>
+      </w:pPr>
+    </w:p>
     <w:p>
       <w:pPr>
         <w:keepNext/>
@@ -14000,7 +14676,7 @@
         </w:tc>
         <w:tc>
           <w:tcPr>
-            <w:tcW w:type="dxa" w:w="1152"/>
+            <w:tcW w:type="dxa" w:w="2304"/>
             <w:shd w:fill="1E293B"/>
             <w:tcMar>
               <w:top w:w="120" w:type="dxa"/>
@@ -14027,7 +14703,7 @@
         </w:tc>
         <w:tc>
           <w:tcPr>
-            <w:tcW w:type="dxa" w:w="2592"/>
+            <w:tcW w:type="dxa" w:w="2304"/>
             <w:shd w:fill="1E293B"/>
             <w:tcMar>
               <w:top w:w="120" w:type="dxa"/>
@@ -14054,7 +14730,7 @@
         </w:tc>
         <w:tc>
           <w:tcPr>
-            <w:tcW w:type="dxa" w:w="3888"/>
+            <w:tcW w:type="dxa" w:w="2592"/>
             <w:shd w:fill="1E293B"/>
             <w:tcMar>
               <w:top w:w="120" w:type="dxa"/>
@@ -14106,8 +14782,8 @@
             <w:r>
               <w:rPr>
                 <w:rFonts w:ascii="Calibri" w:hAnsi="Calibri"/>
-                <w:b/>
-                <w:color w:val="0F172A"/>
+                <w:b w:val="0"/>
+                <w:color w:val="334155"/>
                 <w:sz w:val="20"/>
               </w:rPr>
               <w:t>1. Technical &amp; Scale Risk</w:t>
@@ -14116,7 +14792,7 @@
         </w:tc>
         <w:tc>
           <w:tcPr>
-            <w:tcW w:type="dxa" w:w="1152"/>
+            <w:tcW w:type="dxa" w:w="2304"/>
             <w:shd w:fill="FFFFFF"/>
             <w:tcMar>
               <w:top w:w="100" w:type="dxa"/>
@@ -14139,8 +14815,8 @@
             <w:r>
               <w:rPr>
                 <w:rFonts w:ascii="Calibri" w:hAnsi="Calibri"/>
-                <w:b/>
-                <w:color w:val="0F172A"/>
+                <w:b w:val="0"/>
+                <w:color w:val="334155"/>
                 <w:sz w:val="20"/>
               </w:rPr>
               <w:t>Medium</w:t>
@@ -14149,7 +14825,7 @@
         </w:tc>
         <w:tc>
           <w:tcPr>
-            <w:tcW w:type="dxa" w:w="2592"/>
+            <w:tcW w:type="dxa" w:w="2304"/>
             <w:shd w:fill="FFFFFF"/>
             <w:tcMar>
               <w:top w:w="100" w:type="dxa"/>
@@ -14172,8 +14848,8 @@
             <w:r>
               <w:rPr>
                 <w:rFonts w:ascii="Calibri" w:hAnsi="Calibri"/>
-                <w:b/>
-                <w:color w:val="0F172A"/>
+                <w:b w:val="0"/>
+                <w:color w:val="334155"/>
                 <w:sz w:val="20"/>
               </w:rPr>
               <w:t>Database concurrency bottlenecks or RLS query latency under high multi-tenant transaction loads.</w:t>
@@ -14182,7 +14858,7 @@
         </w:tc>
         <w:tc>
           <w:tcPr>
-            <w:tcW w:type="dxa" w:w="3888"/>
+            <w:tcW w:type="dxa" w:w="2592"/>
             <w:shd w:fill="FFFFFF"/>
             <w:tcMar>
               <w:top w:w="100" w:type="dxa"/>
@@ -14205,8 +14881,8 @@
             <w:r>
               <w:rPr>
                 <w:rFonts w:ascii="Calibri" w:hAnsi="Calibri"/>
-                <w:b/>
-                <w:color w:val="0F172A"/>
+                <w:b w:val="0"/>
+                <w:color w:val="334155"/>
                 <w:sz w:val="20"/>
               </w:rPr>
               <w:t>Supabase PostgreSQL 15 connection pooling, indexed `tenant_id` partitioning, TanStack Query caching, &amp; sub-50ms UI response times.</w:t>
@@ -14250,7 +14926,7 @@
         </w:tc>
         <w:tc>
           <w:tcPr>
-            <w:tcW w:type="dxa" w:w="1152"/>
+            <w:tcW w:type="dxa" w:w="2304"/>
             <w:shd w:fill="F8FAFC"/>
             <w:tcMar>
               <w:top w:w="100" w:type="dxa"/>
@@ -14283,7 +14959,7 @@
         </w:tc>
         <w:tc>
           <w:tcPr>
-            <w:tcW w:type="dxa" w:w="2592"/>
+            <w:tcW w:type="dxa" w:w="2304"/>
             <w:shd w:fill="F8FAFC"/>
             <w:tcMar>
               <w:top w:w="100" w:type="dxa"/>
@@ -14316,7 +14992,7 @@
         </w:tc>
         <w:tc>
           <w:tcPr>
-            <w:tcW w:type="dxa" w:w="3888"/>
+            <w:tcW w:type="dxa" w:w="2592"/>
             <w:shd w:fill="F8FAFC"/>
             <w:tcMar>
               <w:top w:w="100" w:type="dxa"/>
@@ -14343,7 +15019,7 @@
                 <w:color w:val="334155"/>
                 <w:sz w:val="20"/>
               </w:rPr>
-              <w:t>Touch Hyper-Automation without barcode scanning (`1-Click Fast Track Sorting Protocol`) enables 1-click execution; zero-emoji industrial Arabic UI.</w:t>
+              <w:t>1-Click Workstation Execution without barcode scanning (`1-Click Fast Track Sorting Protocol`) enables 1-click execution; zero-emoji industrial Arabic UI.</w:t>
             </w:r>
           </w:p>
         </w:tc>
@@ -14384,7 +15060,7 @@
         </w:tc>
         <w:tc>
           <w:tcPr>
-            <w:tcW w:type="dxa" w:w="1152"/>
+            <w:tcW w:type="dxa" w:w="2304"/>
             <w:shd w:fill="FFFFFF"/>
             <w:tcMar>
               <w:top w:w="100" w:type="dxa"/>
@@ -14417,7 +15093,7 @@
         </w:tc>
         <w:tc>
           <w:tcPr>
-            <w:tcW w:type="dxa" w:w="2592"/>
+            <w:tcW w:type="dxa" w:w="2304"/>
             <w:shd w:fill="FFFFFF"/>
             <w:tcMar>
               <w:top w:w="100" w:type="dxa"/>
@@ -14450,7 +15126,7 @@
         </w:tc>
         <w:tc>
           <w:tcPr>
-            <w:tcW w:type="dxa" w:w="3888"/>
+            <w:tcW w:type="dxa" w:w="2592"/>
             <w:shd w:fill="FFFFFF"/>
             <w:tcMar>
               <w:top w:w="100" w:type="dxa"/>
@@ -14518,7 +15194,7 @@
         </w:tc>
         <w:tc>
           <w:tcPr>
-            <w:tcW w:type="dxa" w:w="1152"/>
+            <w:tcW w:type="dxa" w:w="2304"/>
             <w:shd w:fill="F8FAFC"/>
             <w:tcMar>
               <w:top w:w="100" w:type="dxa"/>
@@ -14551,7 +15227,7 @@
         </w:tc>
         <w:tc>
           <w:tcPr>
-            <w:tcW w:type="dxa" w:w="2592"/>
+            <w:tcW w:type="dxa" w:w="2304"/>
             <w:shd w:fill="F8FAFC"/>
             <w:tcMar>
               <w:top w:w="100" w:type="dxa"/>
@@ -14584,7 +15260,7 @@
         </w:tc>
         <w:tc>
           <w:tcPr>
-            <w:tcW w:type="dxa" w:w="3888"/>
+            <w:tcW w:type="dxa" w:w="2592"/>
             <w:shd w:fill="F8FAFC"/>
             <w:tcMar>
               <w:top w:w="100" w:type="dxa"/>
@@ -14652,7 +15328,7 @@
         </w:tc>
         <w:tc>
           <w:tcPr>
-            <w:tcW w:type="dxa" w:w="1152"/>
+            <w:tcW w:type="dxa" w:w="2304"/>
             <w:shd w:fill="FFFFFF"/>
             <w:tcMar>
               <w:top w:w="100" w:type="dxa"/>
@@ -14685,7 +15361,7 @@
         </w:tc>
         <w:tc>
           <w:tcPr>
-            <w:tcW w:type="dxa" w:w="2592"/>
+            <w:tcW w:type="dxa" w:w="2304"/>
             <w:shd w:fill="FFFFFF"/>
             <w:tcMar>
               <w:top w:w="100" w:type="dxa"/>
@@ -14718,7 +15394,7 @@
         </w:tc>
         <w:tc>
           <w:tcPr>
-            <w:tcW w:type="dxa" w:w="3888"/>
+            <w:tcW w:type="dxa" w:w="2592"/>
             <w:shd w:fill="FFFFFF"/>
             <w:tcMar>
               <w:top w:w="100" w:type="dxa"/>
@@ -14786,7 +15462,7 @@
         </w:tc>
         <w:tc>
           <w:tcPr>
-            <w:tcW w:type="dxa" w:w="1152"/>
+            <w:tcW w:type="dxa" w:w="2304"/>
             <w:shd w:fill="F8FAFC"/>
             <w:tcMar>
               <w:top w:w="100" w:type="dxa"/>
@@ -14819,7 +15495,7 @@
         </w:tc>
         <w:tc>
           <w:tcPr>
-            <w:tcW w:type="dxa" w:w="2592"/>
+            <w:tcW w:type="dxa" w:w="2304"/>
             <w:shd w:fill="F8FAFC"/>
             <w:tcMar>
               <w:top w:w="100" w:type="dxa"/>
@@ -14852,7 +15528,7 @@
         </w:tc>
         <w:tc>
           <w:tcPr>
-            <w:tcW w:type="dxa" w:w="3888"/>
+            <w:tcW w:type="dxa" w:w="2592"/>
             <w:shd w:fill="F8FAFC"/>
             <w:tcMar>
               <w:top w:w="100" w:type="dxa"/>
@@ -14879,7 +15555,7 @@
                 <w:color w:val="334155"/>
                 <w:sz w:val="20"/>
               </w:rPr>
-              <w:t>German Hybrid Governance Model (10 departments) with Sovereign Owner Authority (`Sovereign Role-Based Access Control Module`) and kernel-level RLS isolation.</w:t>
+              <w:t>Hierarchical Governance &amp; Multi-Level Control Model (10 departments) with Sovereign Owner Authority (`Sovereign Role-Based Access Control Module`) and kernel-level RLS isolation.</w:t>
             </w:r>
           </w:p>
         </w:tc>
@@ -14920,7 +15596,7 @@
         </w:tc>
         <w:tc>
           <w:tcPr>
-            <w:tcW w:type="dxa" w:w="1152"/>
+            <w:tcW w:type="dxa" w:w="2304"/>
             <w:shd w:fill="FFFFFF"/>
             <w:tcMar>
               <w:top w:w="100" w:type="dxa"/>
@@ -14953,7 +15629,7 @@
         </w:tc>
         <w:tc>
           <w:tcPr>
-            <w:tcW w:type="dxa" w:w="2592"/>
+            <w:tcW w:type="dxa" w:w="2304"/>
             <w:shd w:fill="FFFFFF"/>
             <w:tcMar>
               <w:top w:w="100" w:type="dxa"/>
@@ -14986,7 +15662,7 @@
         </w:tc>
         <w:tc>
           <w:tcPr>
-            <w:tcW w:type="dxa" w:w="3888"/>
+            <w:tcW w:type="dxa" w:w="2592"/>
             <w:shd w:fill="FFFFFF"/>
             <w:tcMar>
               <w:top w:w="100" w:type="dxa"/>
@@ -15054,7 +15730,7 @@
         </w:tc>
         <w:tc>
           <w:tcPr>
-            <w:tcW w:type="dxa" w:w="1152"/>
+            <w:tcW w:type="dxa" w:w="2304"/>
             <w:shd w:fill="F8FAFC"/>
             <w:tcMar>
               <w:top w:w="100" w:type="dxa"/>
@@ -15087,7 +15763,7 @@
         </w:tc>
         <w:tc>
           <w:tcPr>
-            <w:tcW w:type="dxa" w:w="2592"/>
+            <w:tcW w:type="dxa" w:w="2304"/>
             <w:shd w:fill="F8FAFC"/>
             <w:tcMar>
               <w:top w:w="100" w:type="dxa"/>
@@ -15120,7 +15796,7 @@
         </w:tc>
         <w:tc>
           <w:tcPr>
-            <w:tcW w:type="dxa" w:w="3888"/>
+            <w:tcW w:type="dxa" w:w="2592"/>
             <w:shd w:fill="F8FAFC"/>
             <w:tcMar>
               <w:top w:w="100" w:type="dxa"/>
@@ -15188,7 +15864,7 @@
         </w:tc>
         <w:tc>
           <w:tcPr>
-            <w:tcW w:type="dxa" w:w="1152"/>
+            <w:tcW w:type="dxa" w:w="2304"/>
             <w:shd w:fill="FFFFFF"/>
             <w:tcMar>
               <w:top w:w="100" w:type="dxa"/>
@@ -15221,7 +15897,7 @@
         </w:tc>
         <w:tc>
           <w:tcPr>
-            <w:tcW w:type="dxa" w:w="2592"/>
+            <w:tcW w:type="dxa" w:w="2304"/>
             <w:shd w:fill="FFFFFF"/>
             <w:tcMar>
               <w:top w:w="100" w:type="dxa"/>
@@ -15254,7 +15930,7 @@
         </w:tc>
         <w:tc>
           <w:tcPr>
-            <w:tcW w:type="dxa" w:w="3888"/>
+            <w:tcW w:type="dxa" w:w="2592"/>
             <w:shd w:fill="FFFFFF"/>
             <w:tcMar>
               <w:top w:w="100" w:type="dxa"/>
@@ -15322,7 +15998,7 @@
         </w:tc>
         <w:tc>
           <w:tcPr>
-            <w:tcW w:type="dxa" w:w="1152"/>
+            <w:tcW w:type="dxa" w:w="2304"/>
             <w:shd w:fill="F8FAFC"/>
             <w:tcMar>
               <w:top w:w="100" w:type="dxa"/>
@@ -15355,7 +16031,7 @@
         </w:tc>
         <w:tc>
           <w:tcPr>
-            <w:tcW w:type="dxa" w:w="2592"/>
+            <w:tcW w:type="dxa" w:w="2304"/>
             <w:shd w:fill="F8FAFC"/>
             <w:tcMar>
               <w:top w:w="100" w:type="dxa"/>
@@ -15388,7 +16064,7 @@
         </w:tc>
         <w:tc>
           <w:tcPr>
-            <w:tcW w:type="dxa" w:w="3888"/>
+            <w:tcW w:type="dxa" w:w="2592"/>
             <w:shd w:fill="F8FAFC"/>
             <w:tcMar>
               <w:top w:w="100" w:type="dxa"/>
@@ -15421,6 +16097,16 @@
         </w:tc>
       </w:tr>
     </w:tbl>
+    <w:p>
+      <w:pPr>
+        <w:spacing w:before="0" w:after="120"/>
+      </w:pPr>
+    </w:p>
+    <w:p>
+      <w:pPr>
+        <w:spacing w:before="120" w:after="120"/>
+      </w:pPr>
+    </w:p>
     <w:p>
       <w:pPr>
         <w:keepNext/>
@@ -15516,7 +16202,7 @@
         </w:tc>
         <w:tc>
           <w:tcPr>
-            <w:tcW w:type="dxa" w:w="2160"/>
+            <w:tcW w:type="dxa" w:w="2304"/>
             <w:shd w:fill="1E293B"/>
             <w:tcMar>
               <w:top w:w="120" w:type="dxa"/>
@@ -15543,7 +16229,7 @@
         </w:tc>
         <w:tc>
           <w:tcPr>
-            <w:tcW w:type="dxa" w:w="2160"/>
+            <w:tcW w:type="dxa" w:w="2304"/>
             <w:shd w:fill="1E293B"/>
             <w:tcMar>
               <w:top w:w="120" w:type="dxa"/>
@@ -15570,7 +16256,7 @@
         </w:tc>
         <w:tc>
           <w:tcPr>
-            <w:tcW w:type="dxa" w:w="2880"/>
+            <w:tcW w:type="dxa" w:w="2592"/>
             <w:shd w:fill="1E293B"/>
             <w:tcMar>
               <w:top w:w="120" w:type="dxa"/>
@@ -15622,8 +16308,8 @@
             <w:r>
               <w:rPr>
                 <w:rFonts w:ascii="Calibri" w:hAnsi="Calibri"/>
-                <w:b/>
-                <w:color w:val="0F172A"/>
+                <w:b w:val="0"/>
+                <w:color w:val="334155"/>
                 <w:sz w:val="20"/>
               </w:rPr>
               <w:t>1. Reception Workstation Interface</w:t>
@@ -15632,7 +16318,7 @@
         </w:tc>
         <w:tc>
           <w:tcPr>
-            <w:tcW w:type="dxa" w:w="2160"/>
+            <w:tcW w:type="dxa" w:w="2304"/>
             <w:shd w:fill="FFFFFF"/>
             <w:tcMar>
               <w:top w:w="100" w:type="dxa"/>
@@ -15655,8 +16341,8 @@
             <w:r>
               <w:rPr>
                 <w:rFonts w:ascii="Calibri" w:hAnsi="Calibri"/>
-                <w:b/>
-                <w:color w:val="0F172A"/>
+                <w:b w:val="0"/>
+                <w:color w:val="334155"/>
                 <w:sz w:val="20"/>
               </w:rPr>
               <w:t>New Customer Intake Order.</w:t>
@@ -15665,7 +16351,7 @@
         </w:tc>
         <w:tc>
           <w:tcPr>
-            <w:tcW w:type="dxa" w:w="2160"/>
+            <w:tcW w:type="dxa" w:w="2304"/>
             <w:shd w:fill="FFFFFF"/>
             <w:tcMar>
               <w:top w:w="100" w:type="dxa"/>
@@ -15688,8 +16374,8 @@
             <w:r>
               <w:rPr>
                 <w:rFonts w:ascii="Calibri" w:hAnsi="Calibri"/>
-                <w:b/>
-                <w:color w:val="0F172A"/>
+                <w:b w:val="0"/>
+                <w:color w:val="334155"/>
                 <w:sz w:val="20"/>
               </w:rPr>
               <w:t>Verify physical count against customer invoice; issue touch labels.</w:t>
@@ -15698,7 +16384,7 @@
         </w:tc>
         <w:tc>
           <w:tcPr>
-            <w:tcW w:type="dxa" w:w="2880"/>
+            <w:tcW w:type="dxa" w:w="2592"/>
             <w:shd w:fill="FFFFFF"/>
             <w:tcMar>
               <w:top w:w="100" w:type="dxa"/>
@@ -15716,16 +16402,16 @@
           <w:p>
             <w:pPr>
               <w:spacing w:before="0" w:after="0"/>
-              <w:jc w:val="right"/>
+              <w:jc w:val="left"/>
             </w:pPr>
             <w:r>
               <w:rPr>
                 <w:rFonts w:ascii="Calibri" w:hAnsi="Calibri"/>
-                <w:b/>
-                <w:color w:val="0F172A"/>
-                <w:sz w:val="20"/>
-              </w:rPr>
-              <w:t>`status: received` | Ledger: Revenue recognition debit/credit.</w:t>
+                <w:b w:val="0"/>
+                <w:color w:val="334155"/>
+                <w:sz w:val="20"/>
+              </w:rPr>
+              <w:t>`status: received`</w:t>
             </w:r>
           </w:p>
         </w:tc>
@@ -15766,7 +16452,7 @@
         </w:tc>
         <w:tc>
           <w:tcPr>
-            <w:tcW w:type="dxa" w:w="2160"/>
+            <w:tcW w:type="dxa" w:w="2304"/>
             <w:shd w:fill="F8FAFC"/>
             <w:tcMar>
               <w:top w:w="100" w:type="dxa"/>
@@ -15799,7 +16485,7 @@
         </w:tc>
         <w:tc>
           <w:tcPr>
-            <w:tcW w:type="dxa" w:w="2160"/>
+            <w:tcW w:type="dxa" w:w="2304"/>
             <w:shd w:fill="F8FAFC"/>
             <w:tcMar>
               <w:top w:w="100" w:type="dxa"/>
@@ -15832,7 +16518,7 @@
         </w:tc>
         <w:tc>
           <w:tcPr>
-            <w:tcW w:type="dxa" w:w="2880"/>
+            <w:tcW w:type="dxa" w:w="2592"/>
             <w:shd w:fill="F8FAFC"/>
             <w:tcMar>
               <w:top w:w="100" w:type="dxa"/>
@@ -15850,7 +16536,7 @@
           <w:p>
             <w:pPr>
               <w:spacing w:before="0" w:after="0"/>
-              <w:jc w:val="right"/>
+              <w:jc w:val="left"/>
             </w:pPr>
             <w:r>
               <w:rPr>
@@ -15900,7 +16586,7 @@
         </w:tc>
         <w:tc>
           <w:tcPr>
-            <w:tcW w:type="dxa" w:w="2160"/>
+            <w:tcW w:type="dxa" w:w="2304"/>
             <w:shd w:fill="FFFFFF"/>
             <w:tcMar>
               <w:top w:w="100" w:type="dxa"/>
@@ -15933,7 +16619,7 @@
         </w:tc>
         <w:tc>
           <w:tcPr>
-            <w:tcW w:type="dxa" w:w="2160"/>
+            <w:tcW w:type="dxa" w:w="2304"/>
             <w:shd w:fill="FFFFFF"/>
             <w:tcMar>
               <w:top w:w="100" w:type="dxa"/>
@@ -15966,7 +16652,7 @@
         </w:tc>
         <w:tc>
           <w:tcPr>
-            <w:tcW w:type="dxa" w:w="2880"/>
+            <w:tcW w:type="dxa" w:w="2592"/>
             <w:shd w:fill="FFFFFF"/>
             <w:tcMar>
               <w:top w:w="100" w:type="dxa"/>
@@ -15984,7 +16670,7 @@
           <w:p>
             <w:pPr>
               <w:spacing w:before="0" w:after="0"/>
-              <w:jc w:val="right"/>
+              <w:jc w:val="left"/>
             </w:pPr>
             <w:r>
               <w:rPr>
@@ -15993,7 +16679,7 @@
                 <w:color w:val="334155"/>
                 <w:sz w:val="20"/>
               </w:rPr>
-              <w:t>`current_stage: drying_assembly` | Sorter Return exception log.</w:t>
+              <w:t>`current_stage: drying_assembly`</w:t>
             </w:r>
           </w:p>
         </w:tc>
@@ -16034,7 +16720,7 @@
         </w:tc>
         <w:tc>
           <w:tcPr>
-            <w:tcW w:type="dxa" w:w="2160"/>
+            <w:tcW w:type="dxa" w:w="2304"/>
             <w:shd w:fill="F8FAFC"/>
             <w:tcMar>
               <w:top w:w="100" w:type="dxa"/>
@@ -16067,7 +16753,7 @@
         </w:tc>
         <w:tc>
           <w:tcPr>
-            <w:tcW w:type="dxa" w:w="2160"/>
+            <w:tcW w:type="dxa" w:w="2304"/>
             <w:shd w:fill="F8FAFC"/>
             <w:tcMar>
               <w:top w:w="100" w:type="dxa"/>
@@ -16100,7 +16786,7 @@
         </w:tc>
         <w:tc>
           <w:tcPr>
-            <w:tcW w:type="dxa" w:w="2880"/>
+            <w:tcW w:type="dxa" w:w="2592"/>
             <w:shd w:fill="F8FAFC"/>
             <w:tcMar>
               <w:top w:w="100" w:type="dxa"/>
@@ -16118,7 +16804,7 @@
           <w:p>
             <w:pPr>
               <w:spacing w:before="0" w:after="0"/>
-              <w:jc w:val="right"/>
+              <w:jc w:val="left"/>
             </w:pPr>
             <w:r>
               <w:rPr>
@@ -16168,7 +16854,7 @@
         </w:tc>
         <w:tc>
           <w:tcPr>
-            <w:tcW w:type="dxa" w:w="2160"/>
+            <w:tcW w:type="dxa" w:w="2304"/>
             <w:shd w:fill="FFFFFF"/>
             <w:tcMar>
               <w:top w:w="100" w:type="dxa"/>
@@ -16201,7 +16887,7 @@
         </w:tc>
         <w:tc>
           <w:tcPr>
-            <w:tcW w:type="dxa" w:w="2160"/>
+            <w:tcW w:type="dxa" w:w="2304"/>
             <w:shd w:fill="FFFFFF"/>
             <w:tcMar>
               <w:top w:w="100" w:type="dxa"/>
@@ -16234,7 +16920,7 @@
         </w:tc>
         <w:tc>
           <w:tcPr>
-            <w:tcW w:type="dxa" w:w="2880"/>
+            <w:tcW w:type="dxa" w:w="2592"/>
             <w:shd w:fill="FFFFFF"/>
             <w:tcMar>
               <w:top w:w="100" w:type="dxa"/>
@@ -16252,7 +16938,7 @@
           <w:p>
             <w:pPr>
               <w:spacing w:before="0" w:after="0"/>
-              <w:jc w:val="right"/>
+              <w:jc w:val="left"/>
             </w:pPr>
             <w:r>
               <w:rPr>
@@ -16261,7 +16947,7 @@
                 <w:color w:val="334155"/>
                 <w:sz w:val="20"/>
               </w:rPr>
-              <w:t>`current_stage: ironing_done` | Wage payroll credit journal.</w:t>
+              <w:t>`current_stage: ironing_done`</w:t>
             </w:r>
           </w:p>
         </w:tc>
@@ -16302,7 +16988,7 @@
         </w:tc>
         <w:tc>
           <w:tcPr>
-            <w:tcW w:type="dxa" w:w="2160"/>
+            <w:tcW w:type="dxa" w:w="2304"/>
             <w:shd w:fill="F8FAFC"/>
             <w:tcMar>
               <w:top w:w="100" w:type="dxa"/>
@@ -16335,7 +17021,7 @@
         </w:tc>
         <w:tc>
           <w:tcPr>
-            <w:tcW w:type="dxa" w:w="2160"/>
+            <w:tcW w:type="dxa" w:w="2304"/>
             <w:shd w:fill="F8FAFC"/>
             <w:tcMar>
               <w:top w:w="100" w:type="dxa"/>
@@ -16368,7 +17054,7 @@
         </w:tc>
         <w:tc>
           <w:tcPr>
-            <w:tcW w:type="dxa" w:w="2880"/>
+            <w:tcW w:type="dxa" w:w="2592"/>
             <w:shd w:fill="F8FAFC"/>
             <w:tcMar>
               <w:top w:w="100" w:type="dxa"/>
@@ -16386,7 +17072,7 @@
           <w:p>
             <w:pPr>
               <w:spacing w:before="0" w:after="0"/>
-              <w:jc w:val="right"/>
+              <w:jc w:val="left"/>
             </w:pPr>
             <w:r>
               <w:rPr>
@@ -16395,12 +17081,22 @@
                 <w:color w:val="334155"/>
                 <w:sz w:val="20"/>
               </w:rPr>
-              <w:t>`status: ready` | Order staged for courier GPS auto-dispatch.</w:t>
+              <w:t>`status: ready`</w:t>
             </w:r>
           </w:p>
         </w:tc>
       </w:tr>
     </w:tbl>
+    <w:p>
+      <w:pPr>
+        <w:spacing w:before="0" w:after="120"/>
+      </w:pPr>
+    </w:p>
+    <w:p>
+      <w:pPr>
+        <w:spacing w:before="120" w:after="120"/>
+      </w:pPr>
+    </w:p>
     <w:p>
       <w:pPr>
         <w:keepNext/>
@@ -16453,7 +17149,7 @@
       <w:tr>
         <w:tc>
           <w:tcPr>
-            <w:tcW w:type="dxa" w:w="2592"/>
+            <w:tcW w:type="dxa" w:w="2880"/>
             <w:shd w:fill="1E293B"/>
             <w:tcMar>
               <w:top w:w="120" w:type="dxa"/>
@@ -16507,7 +17203,7 @@
         </w:tc>
         <w:tc>
           <w:tcPr>
-            <w:tcW w:type="dxa" w:w="3600"/>
+            <w:tcW w:type="dxa" w:w="3312"/>
             <w:shd w:fill="1E293B"/>
             <w:tcMar>
               <w:top w:w="120" w:type="dxa"/>
@@ -16536,7 +17232,7 @@
       <w:tr>
         <w:tc>
           <w:tcPr>
-            <w:tcW w:type="dxa" w:w="2592"/>
+            <w:tcW w:type="dxa" w:w="2880"/>
             <w:shd w:fill="FFFFFF"/>
             <w:tcMar>
               <w:top w:w="100" w:type="dxa"/>
@@ -16559,8 +17255,8 @@
             <w:r>
               <w:rPr>
                 <w:rFonts w:ascii="Calibri" w:hAnsi="Calibri"/>
-                <w:b/>
-                <w:color w:val="0F172A"/>
+                <w:b w:val="0"/>
+                <w:color w:val="334155"/>
                 <w:sz w:val="20"/>
               </w:rPr>
               <w:t>`owner` (Sovereign Owner)</w:t>
@@ -16592,17 +17288,17 @@
             <w:r>
               <w:rPr>
                 <w:rFonts w:ascii="Calibri" w:hAnsi="Calibri"/>
-                <w:b/>
-                <w:color w:val="0F172A"/>
-                <w:sz w:val="20"/>
-              </w:rPr>
-              <w:t>Vorstand (C-Suite Board)</w:t>
-            </w:r>
-          </w:p>
-        </w:tc>
-        <w:tc>
-          <w:tcPr>
-            <w:tcW w:type="dxa" w:w="3600"/>
+                <w:b w:val="0"/>
+                <w:color w:val="334155"/>
+                <w:sz w:val="20"/>
+              </w:rPr>
+              <w:t>Executive Board</w:t>
+            </w:r>
+          </w:p>
+        </w:tc>
+        <w:tc>
+          <w:tcPr>
+            <w:tcW w:type="dxa" w:w="3312"/>
             <w:shd w:fill="FFFFFF"/>
             <w:tcMar>
               <w:top w:w="100" w:type="dxa"/>
@@ -16620,13 +17316,13 @@
           <w:p>
             <w:pPr>
               <w:spacing w:before="0" w:after="0"/>
-              <w:jc w:val="right"/>
+              <w:jc w:val="left"/>
             </w:pPr>
             <w:r>
               <w:rPr>
                 <w:rFonts w:ascii="Calibri" w:hAnsi="Calibri"/>
-                <w:b/>
-                <w:color w:val="0F172A"/>
+                <w:b w:val="0"/>
+                <w:color w:val="334155"/>
                 <w:sz w:val="20"/>
               </w:rPr>
               <w:t>Unconditional modification authority across all 10 corporate departments.</w:t>
@@ -16637,7 +17333,7 @@
       <w:tr>
         <w:tc>
           <w:tcPr>
-            <w:tcW w:type="dxa" w:w="2592"/>
+            <w:tcW w:type="dxa" w:w="2880"/>
             <w:shd w:fill="F8FAFC"/>
             <w:tcMar>
               <w:top w:w="100" w:type="dxa"/>
@@ -16697,13 +17393,13 @@
                 <w:color w:val="334155"/>
                 <w:sz w:val="20"/>
               </w:rPr>
-              <w:t>Finanzwesen (Finance &amp; Treasury)</w:t>
-            </w:r>
-          </w:p>
-        </w:tc>
-        <w:tc>
-          <w:tcPr>
-            <w:tcW w:type="dxa" w:w="3600"/>
+              <w:t>Corporate Treasury &amp; Accounting</w:t>
+            </w:r>
+          </w:p>
+        </w:tc>
+        <w:tc>
+          <w:tcPr>
+            <w:tcW w:type="dxa" w:w="3312"/>
             <w:shd w:fill="F8FAFC"/>
             <w:tcMar>
               <w:top w:w="100" w:type="dxa"/>
@@ -16721,7 +17417,7 @@
           <w:p>
             <w:pPr>
               <w:spacing w:before="0" w:after="0"/>
-              <w:jc w:val="right"/>
+              <w:jc w:val="left"/>
             </w:pPr>
             <w:r>
               <w:rPr>
@@ -16738,7 +17434,7 @@
       <w:tr>
         <w:tc>
           <w:tcPr>
-            <w:tcW w:type="dxa" w:w="2592"/>
+            <w:tcW w:type="dxa" w:w="2880"/>
             <w:shd w:fill="FFFFFF"/>
             <w:tcMar>
               <w:top w:w="100" w:type="dxa"/>
@@ -16798,13 +17494,13 @@
                 <w:color w:val="334155"/>
                 <w:sz w:val="20"/>
               </w:rPr>
-              <w:t>Betriebsleitung (Production)</w:t>
-            </w:r>
-          </w:p>
-        </w:tc>
-        <w:tc>
-          <w:tcPr>
-            <w:tcW w:type="dxa" w:w="3600"/>
+              <w:t>Production &amp; Operations</w:t>
+            </w:r>
+          </w:p>
+        </w:tc>
+        <w:tc>
+          <w:tcPr>
+            <w:tcW w:type="dxa" w:w="3312"/>
             <w:shd w:fill="FFFFFF"/>
             <w:tcMar>
               <w:top w:w="100" w:type="dxa"/>
@@ -16822,7 +17518,7 @@
           <w:p>
             <w:pPr>
               <w:spacing w:before="0" w:after="0"/>
-              <w:jc w:val="right"/>
+              <w:jc w:val="left"/>
             </w:pPr>
             <w:r>
               <w:rPr>
@@ -16839,7 +17535,7 @@
       <w:tr>
         <w:tc>
           <w:tcPr>
-            <w:tcW w:type="dxa" w:w="2592"/>
+            <w:tcW w:type="dxa" w:w="2880"/>
             <w:shd w:fill="F8FAFC"/>
             <w:tcMar>
               <w:top w:w="100" w:type="dxa"/>
@@ -16899,13 +17595,13 @@
                 <w:color w:val="334155"/>
                 <w:sz w:val="20"/>
               </w:rPr>
-              <w:t>Rechtsabteilung (Legal Vault)</w:t>
-            </w:r>
-          </w:p>
-        </w:tc>
-        <w:tc>
-          <w:tcPr>
-            <w:tcW w:type="dxa" w:w="3600"/>
+              <w:t>Corporate Legal Vault</w:t>
+            </w:r>
+          </w:p>
+        </w:tc>
+        <w:tc>
+          <w:tcPr>
+            <w:tcW w:type="dxa" w:w="3312"/>
             <w:shd w:fill="F8FAFC"/>
             <w:tcMar>
               <w:top w:w="100" w:type="dxa"/>
@@ -16923,7 +17619,7 @@
           <w:p>
             <w:pPr>
               <w:spacing w:before="0" w:after="0"/>
-              <w:jc w:val="right"/>
+              <w:jc w:val="left"/>
             </w:pPr>
             <w:r>
               <w:rPr>
@@ -16940,7 +17636,7 @@
       <w:tr>
         <w:tc>
           <w:tcPr>
-            <w:tcW w:type="dxa" w:w="2592"/>
+            <w:tcW w:type="dxa" w:w="2880"/>
             <w:shd w:fill="FFFFFF"/>
             <w:tcMar>
               <w:top w:w="100" w:type="dxa"/>
@@ -17000,13 +17696,13 @@
                 <w:color w:val="334155"/>
                 <w:sz w:val="20"/>
               </w:rPr>
-              <w:t>Personalwesen (Workforce)</w:t>
-            </w:r>
-          </w:p>
-        </w:tc>
-        <w:tc>
-          <w:tcPr>
-            <w:tcW w:type="dxa" w:w="3600"/>
+              <w:t>Workforce Governance &amp; HR</w:t>
+            </w:r>
+          </w:p>
+        </w:tc>
+        <w:tc>
+          <w:tcPr>
+            <w:tcW w:type="dxa" w:w="3312"/>
             <w:shd w:fill="FFFFFF"/>
             <w:tcMar>
               <w:top w:w="100" w:type="dxa"/>
@@ -17024,7 +17720,7 @@
           <w:p>
             <w:pPr>
               <w:spacing w:before="0" w:after="0"/>
-              <w:jc w:val="right"/>
+              <w:jc w:val="left"/>
             </w:pPr>
             <w:r>
               <w:rPr>
@@ -17041,7 +17737,7 @@
       <w:tr>
         <w:tc>
           <w:tcPr>
-            <w:tcW w:type="dxa" w:w="2592"/>
+            <w:tcW w:type="dxa" w:w="2880"/>
             <w:shd w:fill="F8FAFC"/>
             <w:tcMar>
               <w:top w:w="100" w:type="dxa"/>
@@ -17101,13 +17797,13 @@
                 <w:color w:val="334155"/>
                 <w:sz w:val="20"/>
               </w:rPr>
-              <w:t>Kundenservice (Customer Care)</w:t>
-            </w:r>
-          </w:p>
-        </w:tc>
-        <w:tc>
-          <w:tcPr>
-            <w:tcW w:type="dxa" w:w="3600"/>
+              <w:t>Customer Care &amp; SLA Governance (Customer Care)</w:t>
+            </w:r>
+          </w:p>
+        </w:tc>
+        <w:tc>
+          <w:tcPr>
+            <w:tcW w:type="dxa" w:w="3312"/>
             <w:shd w:fill="F8FAFC"/>
             <w:tcMar>
               <w:top w:w="100" w:type="dxa"/>
@@ -17125,7 +17821,7 @@
           <w:p>
             <w:pPr>
               <w:spacing w:before="0" w:after="0"/>
-              <w:jc w:val="right"/>
+              <w:jc w:val="left"/>
             </w:pPr>
             <w:r>
               <w:rPr>
@@ -17142,7 +17838,7 @@
       <w:tr>
         <w:tc>
           <w:tcPr>
-            <w:tcW w:type="dxa" w:w="2592"/>
+            <w:tcW w:type="dxa" w:w="2880"/>
             <w:shd w:fill="FFFFFF"/>
             <w:tcMar>
               <w:top w:w="100" w:type="dxa"/>
@@ -17202,13 +17898,13 @@
                 <w:color w:val="334155"/>
                 <w:sz w:val="20"/>
               </w:rPr>
-              <w:t>Betriebsleitung (Workstations)</w:t>
-            </w:r>
-          </w:p>
-        </w:tc>
-        <w:tc>
-          <w:tcPr>
-            <w:tcW w:type="dxa" w:w="3600"/>
+              <w:t>Production &amp; Operations (Workstations)</w:t>
+            </w:r>
+          </w:p>
+        </w:tc>
+        <w:tc>
+          <w:tcPr>
+            <w:tcW w:type="dxa" w:w="3312"/>
             <w:shd w:fill="FFFFFF"/>
             <w:tcMar>
               <w:top w:w="100" w:type="dxa"/>
@@ -17226,7 +17922,7 @@
           <w:p>
             <w:pPr>
               <w:spacing w:before="0" w:after="0"/>
-              <w:jc w:val="right"/>
+              <w:jc w:val="left"/>
             </w:pPr>
             <w:r>
               <w:rPr>
@@ -17243,7 +17939,7 @@
       <w:tr>
         <w:tc>
           <w:tcPr>
-            <w:tcW w:type="dxa" w:w="2592"/>
+            <w:tcW w:type="dxa" w:w="2880"/>
             <w:shd w:fill="F8FAFC"/>
             <w:tcMar>
               <w:top w:w="100" w:type="dxa"/>
@@ -17303,13 +17999,13 @@
                 <w:color w:val="334155"/>
                 <w:sz w:val="20"/>
               </w:rPr>
-              <w:t>Logistik &amp; Fuhrpark (Fleet)</w:t>
-            </w:r>
-          </w:p>
-        </w:tc>
-        <w:tc>
-          <w:tcPr>
-            <w:tcW w:type="dxa" w:w="3600"/>
+              <w:t>Logistics &amp; Fleet Management (Fleet)</w:t>
+            </w:r>
+          </w:p>
+        </w:tc>
+        <w:tc>
+          <w:tcPr>
+            <w:tcW w:type="dxa" w:w="3312"/>
             <w:shd w:fill="F8FAFC"/>
             <w:tcMar>
               <w:top w:w="100" w:type="dxa"/>
@@ -17327,7 +18023,7 @@
           <w:p>
             <w:pPr>
               <w:spacing w:before="0" w:after="0"/>
-              <w:jc w:val="right"/>
+              <w:jc w:val="left"/>
             </w:pPr>
             <w:r>
               <w:rPr>
@@ -17342,6 +18038,16 @@
         </w:tc>
       </w:tr>
     </w:tbl>
+    <w:p>
+      <w:pPr>
+        <w:spacing w:before="0" w:after="120"/>
+      </w:pPr>
+    </w:p>
+    <w:p>
+      <w:pPr>
+        <w:spacing w:before="120" w:after="120"/>
+      </w:pPr>
+    </w:p>
     <w:p>
       <w:pPr>
         <w:keepNext/>
@@ -17396,7 +18102,8 @@
     </w:p>
     <w:p>
       <w:pPr>
-        <w:spacing w:before="0" w:after="120" w:line="276" w:lineRule="auto"/>
+        <w:spacing w:before="40" w:after="80"/>
+        <w:ind w:left="360"/>
       </w:pPr>
       <w:r>
         <w:rPr>
@@ -17413,12 +18120,13 @@
           <w:color w:val="334155"/>
           <w:sz w:val="22"/>
         </w:rPr>
-        <w:t>An active cloud-native software architecture that digitizes, governs, measures, and optimizes physical operational execution across multi-station businesses.</w:t>
+        <w:t xml:space="preserve"> An active cloud-native software architecture that digitizes, governs, measures, and optimizes physical operational execution across multi-station businesses.</w:t>
       </w:r>
     </w:p>
     <w:p>
       <w:pPr>
-        <w:spacing w:before="0" w:after="120" w:line="276" w:lineRule="auto"/>
+        <w:spacing w:before="40" w:after="80"/>
+        <w:ind w:left="360"/>
       </w:pPr>
       <w:r>
         <w:rPr>
@@ -17435,12 +18143,13 @@
           <w:color w:val="334155"/>
           <w:sz w:val="22"/>
         </w:rPr>
-        <w:t>The proprietary 4-stage state machine (Actor -&gt; Process -&gt; Data -&gt; Output) guaranteeing data integrity and audit compliance across plant workflows.</w:t>
+        <w:t xml:space="preserve"> The proprietary 4-stage state machine (Actor -&gt; Process -&gt; Data -&gt; Output) guaranteeing data integrity and audit compliance across plant workflows.</w:t>
       </w:r>
     </w:p>
     <w:p>
       <w:pPr>
-        <w:spacing w:before="0" w:after="120" w:line="276" w:lineRule="auto"/>
+        <w:spacing w:before="40" w:after="80"/>
+        <w:ind w:left="360"/>
       </w:pPr>
       <w:r>
         <w:rPr>
@@ -17449,7 +18158,7 @@
           <w:color w:val="0F172A"/>
           <w:sz w:val="22"/>
         </w:rPr>
-        <w:t xml:space="preserve">• German Hybrid Governance Model: </w:t>
+        <w:t xml:space="preserve">• Hierarchical Governance &amp; Multi-Level Control Model: </w:t>
       </w:r>
       <w:r>
         <w:rPr>
@@ -17457,12 +18166,13 @@
           <w:color w:val="334155"/>
           <w:sz w:val="22"/>
         </w:rPr>
-        <w:t>An organizational structure (Version 2.6 Hybrid) separating decentralized branch operational execution from strict centralized corporate financial treasury control across 10 departments.</w:t>
+        <w:t xml:space="preserve"> An organizational structure (Version 2.6 Hybrid) separating decentralized branch operational execution from strict centralized corporate financial treasury control across 10 departments.</w:t>
       </w:r>
     </w:p>
     <w:p>
       <w:pPr>
-        <w:spacing w:before="0" w:after="120" w:line="276" w:lineRule="auto"/>
+        <w:spacing w:before="40" w:after="80"/>
+        <w:ind w:left="360"/>
       </w:pPr>
       <w:r>
         <w:rPr>
@@ -17479,12 +18189,13 @@
           <w:color w:val="334155"/>
           <w:sz w:val="22"/>
         </w:rPr>
-        <w:t>Security architecture enforcing granular permissions across 15 professional roles, granting absolute modification authority exclusively to Sovereign Owners (`owner` or `isSuperAdmin`).</w:t>
+        <w:t xml:space="preserve"> Security architecture enforcing granular permissions across 15 professional roles, granting absolute modification authority exclusively to Sovereign Owners (`owner` or `isSuperAdmin`).</w:t>
       </w:r>
     </w:p>
     <w:p>
       <w:pPr>
-        <w:spacing w:before="0" w:after="120" w:line="276" w:lineRule="auto"/>
+        <w:spacing w:before="40" w:after="80"/>
+        <w:ind w:left="360"/>
       </w:pPr>
       <w:r>
         <w:rPr>
@@ -17501,12 +18212,13 @@
           <w:color w:val="334155"/>
           <w:sz w:val="22"/>
         </w:rPr>
-        <w:t>PostgreSQL database kernel security mechanism isolating tenant data (`tenant_id`) to prevent unauthorized cross-tenant data access.</w:t>
+        <w:t xml:space="preserve"> PostgreSQL database kernel security mechanism isolating tenant data (`tenant_id`) to prevent unauthorized cross-tenant data access.</w:t>
       </w:r>
     </w:p>
     <w:p>
       <w:pPr>
-        <w:spacing w:before="0" w:after="120" w:line="276" w:lineRule="auto"/>
+        <w:spacing w:before="40" w:after="80"/>
+        <w:ind w:left="360"/>
       </w:pPr>
       <w:r>
         <w:rPr>
@@ -17515,7 +18227,7 @@
           <w:color w:val="0F172A"/>
           <w:sz w:val="22"/>
         </w:rPr>
-        <w:t xml:space="preserve">• Touch Hyper-Automation: </w:t>
+        <w:t xml:space="preserve">• 1-Click Workstation Execution: </w:t>
       </w:r>
       <w:r>
         <w:rPr>
@@ -17523,12 +18235,13 @@
           <w:color w:val="334155"/>
           <w:sz w:val="22"/>
         </w:rPr>
-        <w:t>1-click workstation execution (`1-Click Fast Track Sorting Protocol`, `1-Click Fast Track Packing Protocol`) enabling rapid batch processing and GPS dispatch without handheld barcode scanners.</w:t>
+        <w:t xml:space="preserve"> 1-click workstation execution (`1-Click Fast Track Sorting Protocol`, `1-Click Fast Track Packing Protocol`) enabling rapid batch processing and GPS dispatch without handheld barcode scanners.</w:t>
       </w:r>
     </w:p>
     <w:p>
       <w:pPr>
-        <w:spacing w:before="0" w:after="120" w:line="276" w:lineRule="auto"/>
+        <w:spacing w:before="40" w:after="80"/>
+        <w:ind w:left="360"/>
       </w:pPr>
       <w:r>
         <w:rPr>
@@ -17545,12 +18258,13 @@
           <w:color w:val="334155"/>
           <w:sz w:val="22"/>
         </w:rPr>
-        <w:t>Dynamic capacity load balancing algorithm that caps booking slots and applies Express Surcharge pricing during peak intake hours (10:00 AM–12:00 PM).</w:t>
+        <w:t xml:space="preserve"> Dynamic capacity load balancing algorithm that caps booking slots and applies Express Surcharge pricing during peak intake hours (10:00 AM–12:00 PM).</w:t>
       </w:r>
     </w:p>
     <w:p>
       <w:pPr>
-        <w:spacing w:before="0" w:after="120" w:line="276" w:lineRule="auto"/>
+        <w:spacing w:before="40" w:after="80"/>
+        <w:ind w:left="360"/>
       </w:pPr>
       <w:r>
         <w:rPr>
@@ -17567,12 +18281,13 @@
           <w:color w:val="334155"/>
           <w:sz w:val="22"/>
         </w:rPr>
-        <w:t>Automated bookkeeping system recording balanced debit and credit journal entries for every operational event, incorporating Tip Liability Separation and cash safe closing.</w:t>
+        <w:t xml:space="preserve"> Automated bookkeeping system recording balanced debit and credit journal entries for every operational event, incorporating Tip Liability Separation and cash safe closing.</w:t>
       </w:r>
     </w:p>
     <w:p>
       <w:pPr>
-        <w:spacing w:before="0" w:after="120" w:line="276" w:lineRule="auto"/>
+        <w:spacing w:before="40" w:after="80"/>
+        <w:ind w:left="360"/>
       </w:pPr>
       <w:r>
         <w:rPr>
@@ -17589,12 +18304,13 @@
           <w:color w:val="334155"/>
           <w:sz w:val="22"/>
         </w:rPr>
-        <w:t>European and US data privacy compliance toggle (`GDPR / CCPA PII Encryption Protocol` in `Marketing Telemetry &amp; BI Dashboard`) that encrypts personal customer PII on analytical dashboards.</w:t>
+        <w:t xml:space="preserve"> European and US data privacy compliance toggle (`GDPR / CCPA PII Encryption Protocol` in `Marketing Telemetry &amp; BI Dashboard`) that encrypts personal customer PII on analytical dashboards.</w:t>
       </w:r>
     </w:p>
     <w:p>
       <w:pPr>
-        <w:spacing w:before="0" w:after="120" w:line="276" w:lineRule="auto"/>
+        <w:spacing w:before="40" w:after="80"/>
+        <w:ind w:left="360"/>
       </w:pPr>
       <w:r>
         <w:rPr>
@@ -17611,12 +18327,13 @@
           <w:color w:val="334155"/>
           <w:sz w:val="22"/>
         </w:rPr>
-        <w:t>Total Addressable Market (EGP 45B MENA), Serviceable Addressable Market (EGP 12B), and Serviceable Obtainable Market (EGP 1.8B 3-year target).</w:t>
+        <w:t xml:space="preserve"> Total Addressable Market (EGP 45B MENA), Serviceable Addressable Market (EGP 12B), and Serviceable Obtainable Market (EGP 1.8B 3-year target).</w:t>
       </w:r>
     </w:p>
     <w:p>
       <w:pPr>
-        <w:spacing w:before="0" w:after="120" w:line="276" w:lineRule="auto"/>
+        <w:spacing w:before="40" w:after="80"/>
+        <w:ind w:left="360"/>
       </w:pPr>
       <w:r>
         <w:rPr>
@@ -17633,12 +18350,13 @@
           <w:color w:val="334155"/>
           <w:sz w:val="22"/>
         </w:rPr>
-        <w:t>SaaS metric measuring recurring revenue growth from existing customers including upgrades and multi-branch expansions (MJRH benchmark: 118%).</w:t>
+        <w:t xml:space="preserve"> SaaS metric measuring recurring revenue growth from existing customers including upgrades and multi-branch expansions (MJRH benchmark: 118%).</w:t>
       </w:r>
     </w:p>
     <w:p>
       <w:pPr>
-        <w:spacing w:before="0" w:after="120" w:line="276" w:lineRule="auto"/>
+        <w:spacing w:before="40" w:after="80"/>
+        <w:ind w:left="360"/>
       </w:pPr>
       <w:r>
         <w:rPr>
@@ -17655,12 +18373,13 @@
           <w:color w:val="334155"/>
           <w:sz w:val="22"/>
         </w:rPr>
-        <w:t>Institutional software benchmark where combined annual revenue growth rate % and EBITDA profit margin % exceed 40% (MJRH benchmark: 58%).</w:t>
+        <w:t xml:space="preserve"> Institutional software benchmark where combined annual revenue growth rate % and EBITDA profit margin % exceed 40% (MJRH benchmark: 58%).</w:t>
       </w:r>
     </w:p>
     <w:p>
       <w:pPr>
-        <w:spacing w:before="0" w:after="120" w:line="276" w:lineRule="auto"/>
+        <w:spacing w:before="40" w:after="80"/>
+        <w:ind w:left="360"/>
       </w:pPr>
       <w:r>
         <w:rPr>
@@ -17677,8 +18396,13 @@
           <w:color w:val="334155"/>
           <w:sz w:val="22"/>
         </w:rPr>
-        <w:t>Office Open XML modern Microsoft Word document standard required for clean in-app rendering and institutional due diligence.</w:t>
+        <w:t xml:space="preserve"> Office Open XML modern Microsoft Word document standard required for clean in-app rendering and institutional due diligence.</w:t>
       </w:r>
+    </w:p>
+    <w:p>
+      <w:pPr>
+        <w:spacing w:before="120" w:after="120"/>
+      </w:pPr>
     </w:p>
     <w:p>
       <w:pPr>
@@ -17714,7 +18438,7 @@
           <w:color w:val="334155"/>
           <w:sz w:val="22"/>
         </w:rPr>
-        <w:t>MJRH INDUSTRIAL REVOLUTION represents a rare convergence of Category-Defining Enterprise Software Architecture, Deep Physical Industry Expertise, and Extraordinary Verified Asset Backing. By establishing the Operational Intelligence Platform (OIP) category, enforcing the German Hybrid Governance Architecture, and automating complex physical service workflows without scanning hardware, MJRH is uniquely positioned to dominate the EGP 45 Billion MENA commercial laundry sector and scale globally into industrial service operating systems. We invite institutional investors to review our comprehensive Data Room and schedule a formal investment committee presentation.</w:t>
+        <w:t>MJRH INDUSTRIAL REVOLUTION represents a rare convergence of Category-Defining Enterprise Software Architecture, Deep Physical Industry Expertise, and Extraordinary Verified Asset Backing. By establishing the Operational Intelligence Platform (OIP) category, enforcing the Hierarchical Governance &amp; Delegated Authority Architecture, and automating complex physical service workflows without scanning hardware, MJRH is uniquely positioned to dominate the EGP 45 Billion MENA commercial laundry sector and scale globally into industrial service operating systems. We invite institutional investors to review our comprehensive Data Room and schedule a formal investment committee presentation.</w:t>
       </w:r>
     </w:p>
     <w:tbl>
@@ -17747,7 +18471,7 @@
           </w:tcPr>
           <w:p>
             <w:pPr>
-              <w:spacing w:before="80" w:after="120"/>
+              <w:spacing w:before="40" w:after="80"/>
             </w:pPr>
             <w:r>
               <w:rPr>
@@ -17756,16 +18480,21 @@
                 <w:color w:val="0F172A"/>
                 <w:sz w:val="22"/>
               </w:rPr>
-              <w:t>■ OFFICIAL CORPORATE CONTACT &amp; DUE DILIGENCE ACCESS</w:t>
-              <w:br/>
-            </w:r>
+              <w:t>OFFICIAL CORPORATE CONTACT &amp; DUE DILIGENCE ACCESS</w:t>
+            </w:r>
+          </w:p>
+          <w:p>
+            <w:pPr>
+              <w:spacing w:before="40" w:after="80"/>
+            </w:pPr>
             <w:r>
               <w:rPr>
                 <w:rFonts w:ascii="Calibri" w:hAnsi="Calibri"/>
+                <w:b w:val="0"/>
                 <w:color w:val="334155"/>
                 <w:sz w:val="21"/>
               </w:rPr>
-              <w:t>• Authoring Executive: Mohamed Riyad — Founder &amp; Chief Executive Officer</w:t>
+              <w:t>• Authoring Executive:** Mohamed Riyad — Founder &amp; Chief Executive Officer</w:t>
             </w:r>
           </w:p>
           <w:p>
@@ -17775,10 +18504,11 @@
             <w:r>
               <w:rPr>
                 <w:rFonts w:ascii="Calibri" w:hAnsi="Calibri"/>
+                <w:b w:val="0"/>
                 <w:color w:val="334155"/>
                 <w:sz w:val="21"/>
               </w:rPr>
-              <w:t>• Corporate Headquarters: Cairo, Egypt | Operating Headquarters for MENA, EU, &amp; US Expansion</w:t>
+              <w:t>• Corporate Headquarters:** Cairo, Egypt | Operating Headquarters for MENA, EU, &amp; US Expansion</w:t>
             </w:r>
           </w:p>
           <w:p>
@@ -17788,10 +18518,11 @@
             <w:r>
               <w:rPr>
                 <w:rFonts w:ascii="Calibri" w:hAnsi="Calibri"/>
+                <w:b w:val="0"/>
                 <w:color w:val="334155"/>
                 <w:sz w:val="21"/>
               </w:rPr>
-              <w:t>• Official Institutional Email: mohamedriyad1408@gmail.com</w:t>
+              <w:t>• Official Institutional Email:** `mohamedriyad1408@gmail.com`</w:t>
             </w:r>
           </w:p>
           <w:p>
@@ -17801,10 +18532,11 @@
             <w:r>
               <w:rPr>
                 <w:rFonts w:ascii="Calibri" w:hAnsi="Calibri"/>
+                <w:b w:val="0"/>
                 <w:color w:val="334155"/>
                 <w:sz w:val="21"/>
               </w:rPr>
-              <w:t>• Live Platform Production Repository: https://mjrh.vercel.app/</w:t>
+              <w:t>• Live Platform Production Repository:** `https://mjrh.vercel.app/`</w:t>
             </w:r>
           </w:p>
           <w:p>
@@ -17814,10 +18546,11 @@
             <w:r>
               <w:rPr>
                 <w:rFonts w:ascii="Calibri" w:hAnsi="Calibri"/>
+                <w:b w:val="0"/>
                 <w:color w:val="334155"/>
                 <w:sz w:val="21"/>
               </w:rPr>
-              <w:t>• Data Room Access Protocol: Institutional investors may request cryptographic access credentials to the 12-section Data Room by submitting a formal verification request to the official email above.</w:t>
+              <w:t>• Data Room Access Protocol:** Institutional investors may request cryptographic access credentials to the 12-section Data Room by submitting a formal verification request to the official email above.</w:t>
             </w:r>
           </w:p>
         </w:tc>
@@ -17872,7 +18605,7 @@
         <w:color w:val="94A3B8"/>
         <w:sz w:val="17"/>
       </w:rPr>
-      <w:t>MJRH INDUSTRIAL REVOLUTION | DEFINITIVE 15-SECTION MASTER PLAN v3.0</w:t>
+      <w:t>MJRH INDUSTRIAL REVOLUTION | DOCUMENTATION MASTER PLAN v3.0</w:t>
     </w:r>
   </w:p>
 </w:hdr>
